--- a/klagomål/A 57473-2024 FSC-klagomål.docx
+++ b/klagomål/A 57473-2024 FSC-klagomål.docx
@@ -1082,7 +1082,7 @@
     <w:r>
       <w:tab/>
       <w:tab/>
-      <w:t>2026-06-15</w:t>
+      <w:t>2026-06-16</w:t>
       <w:br/>
       <w:br/>
     </w:r>

--- a/klagomål/A 57473-2024 FSC-klagomål.docx
+++ b/klagomål/A 57473-2024 FSC-klagomål.docx
@@ -1082,7 +1082,7 @@
     <w:r>
       <w:tab/>
       <w:tab/>
-      <w:t>2026-06-16</w:t>
+      <w:t>2026-06-17</w:t>
       <w:br/>
       <w:br/>
     </w:r>

--- a/klagomål/A 57473-2024 FSC-klagomål.docx
+++ b/klagomål/A 57473-2024 FSC-klagomål.docx
@@ -1,6 +1,6 @@
 
 <file path=word/document.xml><?xml version="1.0" encoding="utf-8"?>
-<w:document xmlns:wpc="http://schemas.microsoft.com/office/word/2010/wordprocessingCanvas" xmlns:cx="http://schemas.microsoft.com/office/drawing/2014/chartex" xmlns:cx1="http://schemas.microsoft.com/office/drawing/2015/9/8/chartex" xmlns:cx2="http://schemas.microsoft.com/office/drawing/2015/10/21/chartex" xmlns:cx3="http://schemas.microsoft.com/office/drawing/2016/5/9/chartex" xmlns:cx4="http://schemas.microsoft.com/office/drawing/2016/5/10/chartex" xmlns:cx5="http://schemas.microsoft.com/office/drawing/2016/5/11/chartex" xmlns:cx6="http://schemas.microsoft.com/office/drawing/2016/5/12/chartex" xmlns:cx7="http://schemas.microsoft.com/office/drawing/2016/5/13/chartex" xmlns:cx8="http://schemas.microsoft.com/office/drawing/2016/5/14/chartex" xmlns:mc="http://schemas.openxmlformats.org/markup-compatibility/2006" xmlns:aink="http://schemas.microsoft.com/office/drawing/2016/ink" xmlns:am3d="http://schemas.microsoft.com/office/drawing/2017/model3d" xmlns:o="urn:schemas-microsoft-com:office:office" xmlns:oel="http://schemas.microsoft.com/office/2019/extlst" xmlns:r="http://schemas.openxmlformats.org/officeDocument/2006/relationships" xmlns:m="http://schemas.openxmlformats.org/officeDocument/2006/math" xmlns:v="urn:schemas-microsoft-com:vml" xmlns:wp14="http://schemas.microsoft.com/office/word/2010/wordprocessingDrawing" xmlns:wp="http://schemas.openxmlformats.org/drawingml/2006/wordprocessingDrawing" xmlns:w10="urn:schemas-microsoft-com:office:word" xmlns:w="http://schemas.openxmlformats.org/wordprocessingml/2006/main" xmlns:w14="http://schemas.microsoft.com/office/word/2010/wordml" xmlns:w15="http://schemas.microsoft.com/office/word/2012/wordml" xmlns:w16cex="http://schemas.microsoft.com/office/word/2018/wordml/cex" xmlns:w16cid="http://schemas.microsoft.com/office/word/2016/wordml/cid" xmlns:w16="http://schemas.microsoft.com/office/word/2018/wordml" xmlns:w16sdtdh="http://schemas.microsoft.com/office/word/2020/wordml/sdtdatahash" xmlns:w16se="http://schemas.microsoft.com/office/word/2015/wordml/symex" xmlns:wpg="http://schemas.microsoft.com/office/word/2010/wordprocessingGroup" xmlns:wpi="http://schemas.microsoft.com/office/word/2010/wordprocessingInk" xmlns:wne="http://schemas.microsoft.com/office/word/2006/wordml" xmlns:wps="http://schemas.microsoft.com/office/word/2010/wordprocessingShape" mc:Ignorable="w14 w15 w16se w16cid w16 w16cex w16sdtdh wp14">
+<w:document xmlns:wpc="http://schemas.microsoft.com/office/word/2010/wordprocessingCanvas" xmlns:cx="http://schemas.microsoft.com/office/drawing/2014/chartex" xmlns:cx1="http://schemas.microsoft.com/office/drawing/2015/9/8/chartex" xmlns:cx2="http://schemas.microsoft.com/office/drawing/2015/10/21/chartex" xmlns:cx3="http://schemas.microsoft.com/office/drawing/2016/5/9/chartex" xmlns:cx4="http://schemas.microsoft.com/office/drawing/2016/5/10/chartex" xmlns:cx5="http://schemas.microsoft.com/office/drawing/2016/5/11/chartex" xmlns:cx6="http://schemas.microsoft.com/office/drawing/2016/5/12/chartex" xmlns:cx7="http://schemas.microsoft.com/office/drawing/2016/5/13/chartex" xmlns:cx8="http://schemas.microsoft.com/office/drawing/2016/5/14/chartex" xmlns:mc="http://schemas.openxmlformats.org/markup-compatibility/2006" xmlns:aink="http://schemas.microsoft.com/office/drawing/2016/ink" xmlns:am3d="http://schemas.microsoft.com/office/drawing/2017/model3d" xmlns:o="urn:schemas-microsoft-com:office:office" xmlns:oel="http://schemas.microsoft.com/office/2019/extlst" xmlns:r="http://schemas.openxmlformats.org/officeDocument/2006/relationships" xmlns:m="http://schemas.openxmlformats.org/officeDocument/2006/math" xmlns:v="urn:schemas-microsoft-com:vml" xmlns:wp14="http://schemas.microsoft.com/office/word/2010/wordprocessingDrawing" xmlns:wp="http://schemas.openxmlformats.org/drawingml/2006/wordprocessingDrawing" xmlns:w10="urn:schemas-microsoft-com:office:word" xmlns:w="http://schemas.openxmlformats.org/wordprocessingml/2006/main" xmlns:w14="http://schemas.microsoft.com/office/word/2010/wordml" xmlns:w15="http://schemas.microsoft.com/office/word/2012/wordml" xmlns:w16cex="http://schemas.microsoft.com/office/word/2018/wordml/cex" xmlns:w16cid="http://schemas.microsoft.com/office/word/2016/wordml/cid" xmlns:w16="http://schemas.microsoft.com/office/word/2018/wordml" xmlns:w16du="http://schemas.microsoft.com/office/word/2023/wordml/word16du" xmlns:w16sdtdh="http://schemas.microsoft.com/office/word/2020/wordml/sdtdatahash" xmlns:w16sdtfl="http://schemas.microsoft.com/office/word/2024/wordml/sdtformatlock" xmlns:w16se="http://schemas.microsoft.com/office/word/2015/wordml/symex" xmlns:wpg="http://schemas.microsoft.com/office/word/2010/wordprocessingGroup" xmlns:wpi="http://schemas.microsoft.com/office/word/2010/wordprocessingInk" xmlns:wne="http://schemas.microsoft.com/office/word/2006/wordml" xmlns:wps="http://schemas.microsoft.com/office/word/2010/wordprocessingShape" mc:Ignorable="w14 w15 w16se w16cid w16 w16cex w16sdtdh w16sdtfl w16du wp14">
   <w:body>
     <w:p>
       <w:r>
@@ -168,12 +168,12 @@
     </w:p>
     <w:p>
       <w:r>
-        <w:t>Detta dokument behandlar höga naturvärden i avverkningsanmälan A 57473-2024 i Bräcke kommun. Denna avverkningsanmälan inkom 2024-12-04 08:15:55 och omfattar 0,8 ha.</w:t>
+        <w:t>Detta dokument behandlar höga naturvärden i avverkningsanmälan A 57473-2024 i Bräcke kommun som inkom 2024-12-04 och omfattar 0,8 ha.</w:t>
       </w:r>
     </w:p>
     <w:p>
       <w:r>
-        <w:t>Nedan presenteras fynd av naturvårdsarter och fridlysta arter som gjorts i det avverkningsanmälda området, samt relevanta utdrag ur standarderna för FSC, Chain of Custody, Controlled Wood och PEFC. I BILAGA 1 finns artfakta om fridlysta arter.</w:t>
+        <w:t>Nedan presenteras fynd av naturvårdsarter och fridlysta arter som gjorts i det avverkningsanmälda området, samt relevanta utdrag ur standarderna för FSC, Chain of Custody, Controlled Wood och PEFC. I BILAGA 1 finns artfakta om fridlysta och rödlistade arter.</w:t>
       </w:r>
     </w:p>
     <w:p>
@@ -191,12 +191,15 @@
     </w:p>
     <w:p>
       <w:r>
-        <w:t>I avverkningsanmälan har följande 2 naturvårdsarter hittats: garnlav (NT) och ullticka (NT). Av dessa är 2 rödlistade. För rödlistade arter har rödlistekategorin angivits inom parentes.</w:t>
+        <w:t>I och inom 22 meter från avverkningsanmälan har följande 4 naturvårdsarter hittats: garnlav (VU, T), lunglav (NT, T), tretåig hackspett (NT, T, §4) och ullticka (NT, T). Av dessa är 4 rödlistade. För rödlistade arter har rödlistekategorin angivits inom parentes. Typiska arter inom Natura 2000 som är kopplade till skogsekosystem har markerats med (T). För fridlysta arter anges även paragrafen i Artskyddsförordningen som arten är fridlyst enligt.</w:t>
       </w:r>
     </w:p>
     <w:p>
       <w:r>
-        <w:t>De påträffade naturvårdsarterna är ett tydligt kvitto på att detta rör sig om en skog med höga naturvärden. I Figur 1 visas en karta över det avverkningsanmälda området, där samtliga fyndplatser för naturvårdsarter som finns registrerade på Artportalen har markerats.</w:t>
+        <w:t>De påträffade naturvårdsarterna är ett tydligt kvitto på att det rör sig om en skog med höga naturvärden.</w:t>
+      </w:r>
+      <w:r>
+        <w:t xml:space="preserve"> I Figur 1 visas fyndplatser för naturvårdsarter i området, som finns registrerade på Artportalen.</w:t>
       </w:r>
     </w:p>
     <w:p>
@@ -206,7 +209,7 @@
       <w:r>
         <w:drawing>
           <wp:inline xmlns:a="http://schemas.openxmlformats.org/drawingml/2006/main" xmlns:pic="http://schemas.openxmlformats.org/drawingml/2006/picture">
-            <wp:extent cx="5486400" cy="6535901"/>
+            <wp:extent cx="5179794" cy="5688000"/>
             <wp:docPr id="1" name="Picture 1"/>
             <wp:cNvGraphicFramePr>
               <a:graphicFrameLocks noChangeAspect="1"/>
@@ -227,7 +230,7 @@
                   <pic:spPr>
                     <a:xfrm>
                       <a:off x="0" y="0"/>
-                      <a:ext cx="5486400" cy="6535901"/>
+                      <a:ext cx="5179794" cy="5688000"/>
                     </a:xfrm>
                     <a:prstGeom prst="rect"/>
                   </pic:spPr>
@@ -241,20 +244,48 @@
     <w:p>
       <w:pPr>
         <w:pStyle w:val="Caption"/>
+        <w:spacing w:after="240"/>
       </w:pPr>
       <w:r>
-        <w:t>Figur 1. Fyndplatser för naturvårdsarter i det avverkningsanmälda området (röd linje). Markörer utan svart kant är placerade på fyndplatsen. Markörer med svart kant är placerade vid sidan av fyndplatsen och har ett svart streck som visar fyndplatsens exakta position. Kartans mittpunktskoordinat är N 6991214, E 511680 i SWEREF 99 TM.</w:t>
+        <w:t>Figur 1. Fyndplatser för naturvårdsarter i och inom 22 meter från avverkningsanmälan (röd linje). Markörer utan svart kant är placerade på fyndplatsen. Markörer med svart kant är placerade vid sidan av fyndplatsen och har ett svart streck som visar fyndplatsens exakta position. Kartans mittpunktskoordinat är N 6991214, E 511680 i SWEREF 99 TM.</w:t>
       </w:r>
     </w:p>
     <w:p>
+      <w:pPr>
+        <w:pStyle w:val="Heading2"/>
+      </w:pPr>
+      <w:r>
+        <w:t>Fridlysta arter</w:t>
+      </w:r>
+    </w:p>
+    <w:p>
+      <w:r>
+        <w:t>Följande fridlysta arter har sina livsmiljöer och växtplatser i den avverkningsanmälda skogen: tretåig hackspett (NT, T, §4).</w:t>
+      </w:r>
+    </w:p>
+    <w:p>
+      <w:r>
+        <w:t xml:space="preserve">Observera att medlemsländerna är skyldiga att agera i enlighet med EU:s fågeldirektiv där det uttryckligen står att direktivet gäller för fåglar samt för deras ägg, bon och </w:t>
+      </w:r>
       <w:r>
         <w:rPr>
           <w:b/>
         </w:rPr>
-        <w:t>Garnlav (VU)</w:t>
-      </w:r>
-      <w:r>
-        <w:t xml:space="preserve"> är en utpräglad barrskogsart som ibland kan drapera träden i norrländska grannaturskogar med hög luftfuktighet. Den förekommer även i talldominerade bestånd där den, förutom i trädens grenverk, påträffas hängande över ojämnheter i tallbarken. Arten har minskat starkt i södra och mellersta Sverige och den minskar även i sitt nordliga utbredningsområde. Minskningstakten uppgår till 30 (20–50) % inom 50 år och överstiger gränsvärdet för Sårbar (VU). Orsaken till tillbakagången beror främst på slutavverkningar av naturskogsartade skogar. Bestånd med riklig förekomst bör regelmässigt sparas, vilket även gynnar flera andra sällsynta och rödlistade arter. Garnlav är värdväxt för den mycket sällsynta och akut hotade fjärilen barrskogslavfly (CR) som hör hemma i boreala barrskogar med riklig förekomst av värdväxten. Tidigare kunde arten konstateras årligen på flera platser vid Dala-Floda i Dalarna innan lokalerna kalavverkades. Senaste fyndet i landet av barrskogslavfly är från år 2000 då den påträffades vid Högberget i Sollefteå kommun. Garnlav är typisk art för </w:t>
+        <w:t xml:space="preserve">livsmiljöer </w:t>
+      </w:r>
+      <w:r>
+        <w:t>(artikel 1). Vidare att de åtgärder som vidtas inte får leda till en försämring av den nuvarande situationen beträffande bevarandet av de fågelarter som avses i artikel 1 (artikel 13). Fågeldirektivet är styrande för tillsynsansvariga myndigheters ärendehantering, ställningstaganden och beslutsfattande.</w:t>
+      </w:r>
+    </w:p>
+    <w:p>
+      <w:r>
+        <w:rPr>
+          <w:b/>
+        </w:rPr>
+        <w:t>Knärot (VU, §8)</w:t>
+      </w:r>
+      <w:r>
+        <w:t xml:space="preserve"> är typisk art för </w:t>
       </w:r>
       <w:r>
         <w:rPr>
@@ -269,108 +300,10 @@
         <w:rPr>
           <w:i/>
         </w:rPr>
-        <w:t xml:space="preserve"> 9070 Trädklädd betesmark</w:t>
-      </w:r>
-      <w:r>
-        <w:t xml:space="preserve"> (SLU Artdatabanken, 2026).</w:t>
-      </w:r>
-    </w:p>
-    <w:p>
-      <w:r>
-        <w:rPr>
-          <w:b/>
-        </w:rPr>
-        <w:t>Ullticka (NT)</w:t>
-      </w:r>
-      <w:r>
-        <w:t xml:space="preserve"> är knuten till restbestånd av barrnaturskog och förekommer med ett tydligt optimum i orörda eller måttligt påverkade gamla granskogar där det föreligger viss kontinuitet av grov död ved. Ullticka är en bra signalart inom hela sitt utbredningsområde och i södra Sverige är den sällsynt och en god signalart för skyddsvärda granskogsmiljöer. Den hotas av avverkning och fragmentering av naturskog och äldre granskog med lång trädkontinuitet. På ullticka kan ibland ulltickeporing (VU) påträffas - det är en sällsynt ticka som nyligen delats upp i de tre olika arterna ulltickeporing </w:t>
-      </w:r>
-      <w:r>
-        <w:rPr>
-          <w:i/>
-        </w:rPr>
-        <w:t xml:space="preserve">Skeletocutis brevispora </w:t>
-      </w:r>
-      <w:r>
-        <w:t>(VU)</w:t>
-      </w:r>
-      <w:r>
-        <w:rPr>
-          <w:i/>
-        </w:rPr>
-        <w:t>, Skeletocutis delicata</w:t>
-      </w:r>
-      <w:r>
-        <w:t xml:space="preserve"> (VU)</w:t>
-      </w:r>
-      <w:r>
-        <w:rPr>
-          <w:i/>
-        </w:rPr>
-        <w:t xml:space="preserve"> och Skeletocutis exilis</w:t>
-      </w:r>
-      <w:r>
-        <w:t xml:space="preserve"> (NT). Ullticka är typisk art för </w:t>
-      </w:r>
-      <w:r>
-        <w:rPr>
-          <w:i/>
-        </w:rPr>
-        <w:t xml:space="preserve">9010 Taiga, 9050 Näringsrik granskog </w:t>
-      </w:r>
-      <w:r>
-        <w:t xml:space="preserve">och </w:t>
-      </w:r>
-      <w:r>
-        <w:rPr>
-          <w:i/>
-        </w:rPr>
-        <w:t>9030 Landhöjningsskog</w:t>
-      </w:r>
-      <w:r>
-        <w:t xml:space="preserve"> (SLU Artdatabanken, 2026; Nitare &amp; Skogsstyrelsen, 2019; Miettinen &amp; Niemelä, 2018).</w:t>
-      </w:r>
-    </w:p>
-    <w:p>
-      <w:pPr>
-        <w:pStyle w:val="Heading1"/>
-      </w:pPr>
-      <w:r>
-        <w:t>Fridlysta arter</w:t>
-      </w:r>
-    </w:p>
-    <w:p>
-      <w:r>
-        <w:t>Följande fridlysta arter har sina livsmiljöer och växtplatser i den avverkningsanmälda skogen: .</w:t>
-      </w:r>
-    </w:p>
-    <w:p>
-      <w:r>
-        <w:rPr>
-          <w:b/>
-        </w:rPr>
-        <w:t>Knärot (VU, §8)</w:t>
-      </w:r>
-      <w:r>
-        <w:t xml:space="preserve"> är typisk art för </w:t>
-      </w:r>
-      <w:r>
-        <w:rPr>
-          <w:i/>
-        </w:rPr>
-        <w:t xml:space="preserve">9010 Taiga </w:t>
-      </w:r>
-      <w:r>
-        <w:t>och</w:t>
-      </w:r>
-      <w:r>
-        <w:rPr>
-          <w:i/>
-        </w:rPr>
         <w:t xml:space="preserve"> 9050 Näringsrik granskog</w:t>
       </w:r>
       <w:r>
-        <w:t xml:space="preserve">, rödlistad som sårbar och fridlyst enligt 8§ artskyddsförordningen. En nyligen genomförd analys av 79 floraväktarlokaler indikerar att det behövs någonstans mellan 100 och 150 meters skyddszon för att en knärotspopulation inte ska dö ut på lång sikt (Sebestyén &amp; Sundberg, 2025). Detta ligger väl i linje med tidigare genomförda studier som visar att det krävs väl tilltagna buffertzoner för att knäroten inte ska ta skada av skogsbruksåtgärder i intilliggande skog (Johnson, 2014; Koelmeijer m.fl., 2022; Skogsstyrelsen, 2022). Arten är även känslig för gallring vilket framgår av Skogsstyrelsens egen vägledning för hänsyn till knärot (Skogsstyrelsen, 2022). För rika förekomster av knärot är reservatsbildning eller biotopskydd lämpliga åtgärder för att skydda den. På knärot kan den sällsynta rostsvampen </w:t>
+        <w:t xml:space="preserve">, rödlistad som sårbar och fridlyst enligt 8§ artskyddsförordningen. En nyligen genomförd analys av 79 floraväktarlokaler indikerar att det behövs någonstans mellan 100 och 150 meters skyddszon för att en knärotspopulation inte ska dö ut på lång sikt (Sebestyén &amp; Sundberg, 2025). Detta ligger väl i linje med tidigare genomförda studier som visar att det krävs väl tilltagna buffertzoner för att knäroten inte ska ta skada av skogsbruksåtgärder i intilliggande skog (Johnson, 2014; Koelmeijer m.fl., 2022; Skogsstyrelsen, 2022). Arten är även känslig för gallring vilket framgår av Skogsstyrelsens egen vägledning för hänsyn till knärot (Skogsstyrelsen, 2022). Ytterligare en studie visar på den starka korrelationen mellan minskande arealer kontinuitetsskog och lokal utdöenderisk. Knäroten uppvisade en mycket låg koloniseringsgrad (0,7 % över 10 år) i kombination med hög lokal utrotningsrisk (75,2 %), där utrotningssannolikheten ökade kraftigt när arealen kontinuitetsskog minskade mellan undersökningar, t.ex. på grund av kalhyggesbruk (Johansson et al., 2026). För rika förekomster av knärot är reservatsbildning eller biotopskydd lämpliga åtgärder för att skydda den. På knärot kan den sällsynta rostsvampen </w:t>
       </w:r>
       <w:r>
         <w:rPr>
@@ -403,7 +336,7 @@
       <w:r>
         <w:drawing>
           <wp:inline xmlns:a="http://schemas.openxmlformats.org/drawingml/2006/main" xmlns:pic="http://schemas.openxmlformats.org/drawingml/2006/picture">
-            <wp:extent cx="5486400" cy="8439196"/>
+            <wp:extent cx="5486400" cy="8442847"/>
             <wp:docPr id="2" name="Picture 2"/>
             <wp:cNvGraphicFramePr>
               <a:graphicFrameLocks noChangeAspect="1"/>
@@ -424,7 +357,7 @@
                   <pic:spPr>
                     <a:xfrm>
                       <a:off x="0" y="0"/>
-                      <a:ext cx="5486400" cy="8439196"/>
+                      <a:ext cx="5486400" cy="8442847"/>
                     </a:xfrm>
                     <a:prstGeom prst="rect"/>
                   </pic:spPr>
@@ -438,19 +371,193 @@
     <w:p>
       <w:pPr>
         <w:pStyle w:val="Caption"/>
+        <w:spacing w:after="240"/>
       </w:pPr>
       <w:r>
         <w:t>Figur 2. Fyndplatser och buffertzoner för knärot i det avverkningsanmälda området. Endast fyndplatser vars buffertzoner överlappar med det avverkningsanmälda området har tagits med i visualiseringen. Kartans mittpunktskoordinat är N 6991214, E 511680 i SWEREF 99 TM.</w:t>
+      </w:r>
+    </w:p>
+    <w:p>
+      <w:r>
+        <w:rPr>
+          <w:b/>
+        </w:rPr>
+        <w:t>Tretåig hackspett (NT, §4)</w:t>
+      </w:r>
+      <w:r>
+        <w:t xml:space="preserve"> är rödlistad som nära hotad och ingår i bilaga 1 i EU:s fågeldirektiv. Tretåig hackspett är för sin överlevnad beroende av kontinuerlig tillförsel av äldre döende och död ved, som sker genom naturliga självgallringsprocesser i äldre grannaturskogar och barrblandade naturskogar. Om en skog genom skogsbruk gallras eller glesas ur så upphör och uteblir i stort sett den naturliga självgallringsprocessen för mycket lång tid framöver vilket omöjliggör upprätthållandet av den kontinuerliga ekologiska funktionen i ett område. Det finns studier som visar att naturskogens självgallringsprocess som den tretåiga hackspetten är beroende av, inte kan ersättas med efterlämnad hänsyn i skogsbruket (Imbeau &amp; Desrochers, 2002). Storleken på häckningsreviret varierar med skogstypen, förekomsten av död ved och graden av fragmentering, men är i allmänhet i storleksordningen 25–100 hektar. Vintertid krävs ofta betydligt större områden och det finns studier som antyder att arten behöver minst 100 hektar äldre skog. I områden med låg bonitet kan det behövas över 200 hektar lämpligt habitat för att ett par ska kunna reproducera sig. Områden med dokumenterad permanent förekomst i naturskogsmiljöer har vanligen så stora naturvärden att skogsbruk är olämpligt. Tretåig hackspett är typisk art för </w:t>
+      </w:r>
+      <w:r>
+        <w:rPr>
+          <w:i/>
+        </w:rPr>
+        <w:t xml:space="preserve">9010 Taiga, 9740 Skogsbevuxen myr, 9030 Landhöjningsskog </w:t>
+      </w:r>
+      <w:r>
+        <w:t xml:space="preserve">och </w:t>
+      </w:r>
+      <w:r>
+        <w:rPr>
+          <w:i/>
+        </w:rPr>
+        <w:t>9040 Fjällbjörkskog</w:t>
+      </w:r>
+      <w:r>
+        <w:t xml:space="preserve"> (Skogsstyrelsen, 2016; SLU Artdatabanken, 2024).</w:t>
+      </w:r>
+    </w:p>
+    <w:p>
+      <w:r>
+        <w:t>I BILAGA 1 finns mer detaljerad information om ekologi samt krav på livsmiljö hos fridlysta arter.</w:t>
       </w:r>
     </w:p>
     <w:p>
       <w:pPr>
-        <w:pStyle w:val="Caption"/>
+        <w:pStyle w:val="Heading2"/>
       </w:pPr>
+      <w:r>
+        <w:t>Övriga naturvårdsarter</w:t>
+      </w:r>
     </w:p>
     <w:p>
       <w:r>
-        <w:t>I BILAGA 1 finns mer detaljerad information om ekologi samt krav på livsmiljö hos fridlysta arter.</w:t>
+        <w:rPr>
+          <w:b/>
+        </w:rPr>
+        <w:t>Garnlav (VU)</w:t>
+      </w:r>
+      <w:r>
+        <w:t xml:space="preserve"> är en utpräglad barrskogsart som ibland kan drapera träden i norrländska grannaturskogar med hög luftfuktighet. Den förekommer även i talldominerade bestånd där den, förutom i trädens grenverk, påträffas hängande över ojämnheter i tallbarken. Arten har minskat starkt i södra och mellersta Sverige och den minskar även i sitt nordliga utbredningsområde. Minskningstakten uppgår till 30 (20–50) % inom 50 år och överstiger gränsvärdet för Sårbar (VU). Orsaken till tillbakagången beror främst på slutavverkningar av naturskogsartade skogar. Bestånd med riklig förekomst bör regelmässigt sparas, vilket även gynnar flera andra sällsynta och rödlistade arter. Garnlav är värdväxt för den mycket sällsynta och akut hotade fjärilen barrskogslavfly (CR) som hör hemma i boreala barrskogar med riklig förekomst av värdväxten. Tidigare kunde arten konstateras årligen på flera platser vid Dala-Floda i Dalarna innan lokalerna kalavverkades. Senaste fyndet i landet av barrskogslavfly är från år 2000 då den påträffades vid Högberget i Sollefteå kommun. Garnlav är typisk art för </w:t>
+      </w:r>
+      <w:r>
+        <w:rPr>
+          <w:i/>
+        </w:rPr>
+        <w:t xml:space="preserve">9010 Taiga </w:t>
+      </w:r>
+      <w:r>
+        <w:t>och</w:t>
+      </w:r>
+      <w:r>
+        <w:rPr>
+          <w:i/>
+        </w:rPr>
+        <w:t xml:space="preserve"> 9070 Trädklädd betesmark</w:t>
+      </w:r>
+      <w:r>
+        <w:t xml:space="preserve"> (SLU Artdatabanken, 2026).</w:t>
+      </w:r>
+    </w:p>
+    <w:p>
+      <w:r>
+        <w:rPr>
+          <w:b/>
+        </w:rPr>
+        <w:t>Lunglav (NT)</w:t>
+      </w:r>
+      <w:r>
+        <w:t xml:space="preserve"> är en av vårt lands främsta signalarter som överallt indikerar gamla lövträd, skogsbestånd med höga naturvärden och ekosystem med långskoglig kontinuitet. Lokalt kan förekomsten vara mycket riklig men den hittas nästan enbart i gamla och ej slutavverkade skogar. Artens samtliga förekomster bör uppmärksammas från naturvårdssynpunkt, då många lokaler även hyser andra ovanliga och rödlistade arter. Rikliga förekomster bör skyddas med biotopskydd, frivilliga avsättningar eller reservat. På lunglav kan de sällsynta lavparasiterna lunglavshårprick (CR), </w:t>
+      </w:r>
+      <w:r>
+        <w:rPr>
+          <w:i/>
+        </w:rPr>
+        <w:t>Abrothallus diederichii</w:t>
+      </w:r>
+      <w:r>
+        <w:t xml:space="preserve"> (VU), </w:t>
+      </w:r>
+      <w:r>
+        <w:rPr>
+          <w:i/>
+        </w:rPr>
+        <w:t>Abrothallus lobariae</w:t>
+      </w:r>
+      <w:r>
+        <w:t xml:space="preserve"> (VU), </w:t>
+      </w:r>
+      <w:r>
+        <w:rPr>
+          <w:i/>
+        </w:rPr>
+        <w:t>Calycina lobariae</w:t>
+      </w:r>
+      <w:r>
+        <w:t xml:space="preserve"> (VU), lunglavsknapp (VU) och skrovelmössing (VU) påträffas. Lunglav är typisk art för </w:t>
+      </w:r>
+      <w:r>
+        <w:rPr>
+          <w:i/>
+        </w:rPr>
+        <w:t>9010 Taiga, 9020 Nordlig ädellövskog, 9110 Näringsfattig bokskog, 9130 Näringsrik bokskog, 9160 Näringsrik ekskog, 9180 Ädellövskog i branter, 9190 Näringsfattig ekskog, 9070 Trädklädd betesmark, 9040 Fjällbjörkskog</w:t>
+      </w:r>
+      <w:r>
+        <w:t xml:space="preserve"> och</w:t>
+      </w:r>
+      <w:r>
+        <w:rPr>
+          <w:i/>
+        </w:rPr>
+        <w:t xml:space="preserve"> 6530 Lövängar</w:t>
+      </w:r>
+      <w:r>
+        <w:t xml:space="preserve"> (SLU Artdatabanken, 2026; Nitare &amp; Skogsstyrelsen, 2019).</w:t>
+      </w:r>
+    </w:p>
+    <w:p>
+      <w:r>
+        <w:rPr>
+          <w:b/>
+        </w:rPr>
+        <w:t>Ullticka (NT)</w:t>
+      </w:r>
+      <w:r>
+        <w:t xml:space="preserve"> är knuten till restbestånd av barrnaturskog och förekommer med ett tydligt optimum i orörda eller måttligt påverkade gamla granskogar där det föreligger viss kontinuitet av grov död ved. Ullticka är en bra signalart inom hela sitt utbredningsområde och i södra Sverige är den sällsynt och en god signalart för skyddsvärda granskogsmiljöer. Den hotas av avverkning och fragmentering av naturskog och äldre granskog med lång trädkontinuitet. På ullticka kan ibland ulltickeporing (VU) påträffas - det är en sällsynt ticka som nyligen delats upp i de tre olika arterna ulltickeporing </w:t>
+      </w:r>
+      <w:r>
+        <w:rPr>
+          <w:i/>
+        </w:rPr>
+        <w:t xml:space="preserve">Skeletocutis brevispora </w:t>
+      </w:r>
+      <w:r>
+        <w:t>(VU)</w:t>
+      </w:r>
+      <w:r>
+        <w:rPr>
+          <w:i/>
+        </w:rPr>
+        <w:t>, Skeletocutis delicata</w:t>
+      </w:r>
+      <w:r>
+        <w:t xml:space="preserve"> (VU)</w:t>
+      </w:r>
+      <w:r>
+        <w:rPr>
+          <w:i/>
+        </w:rPr>
+        <w:t xml:space="preserve"> och Skeletocutis exilis</w:t>
+      </w:r>
+      <w:r>
+        <w:t xml:space="preserve"> (NT). Ullticka är typisk art för </w:t>
+      </w:r>
+      <w:r>
+        <w:rPr>
+          <w:i/>
+        </w:rPr>
+        <w:t xml:space="preserve">9010 Taiga, 9050 Näringsrik granskog </w:t>
+      </w:r>
+      <w:r>
+        <w:t xml:space="preserve">och </w:t>
+      </w:r>
+      <w:r>
+        <w:rPr>
+          <w:i/>
+        </w:rPr>
+        <w:t>9030 Landhöjningsskog</w:t>
+      </w:r>
+      <w:r>
+        <w:t xml:space="preserve"> (SLU Artdatabanken, 2026; Nitare &amp; Skogsstyrelsen, 2019; Miettinen &amp; Niemelä, 2018).</w:t>
       </w:r>
     </w:p>
     <w:p>
@@ -505,6 +612,22 @@
       <w:r>
         <w:t>I den avverkningsanmälda skogen har fridlysta arter sina livsmiljöer och växtplatser. Att skada de fridlysta arternas livsmiljöer, växtplatser eller ekologiska funktion är inte tillåtet enligt artskyddsförordningen.</w:t>
       </w:r>
+      <w:r>
+        <w:rPr>
+          <w:i/>
+        </w:rPr>
+        <w:t xml:space="preserve"> EU:s medlemsländer och skogsbolag är skyldiga att agera i enlighet med EU:s fågeldirektiv där det uttryckligen står att direktivet gäller för fåglar samt för deras ägg, bon och </w:t>
+      </w:r>
+      <w:r>
+        <w:rPr>
+          <w:b/>
+          <w:i/>
+        </w:rPr>
+        <w:t xml:space="preserve">livsmiljöer </w:t>
+      </w:r>
+      <w:r>
+        <w:t>(artikel 1). Vidare att de åtgärder som vidtas inte får leda till en försämring av den nuvarande situationen beträffande bevarandet av de fågelarter som avses i artikel 1 (artikel 13).</w:t>
+      </w:r>
     </w:p>
     <w:p>
       <w:r>
@@ -543,7 +666,7 @@
         <w:rPr>
           <w:i/>
         </w:rPr>
-        <w:t>I det avverkningsanmälda skogsområdet har 2 naturvårdsarter varav 2 rödlistade arter sina livsmiljöer och växtplatser.</w:t>
+        <w:t>I det avverkningsanmälda skogsområdet har 4 naturvårdsarter varav 4 rödlistade arter sina livsmiljöer och växtplatser.</w:t>
       </w:r>
     </w:p>
     <w:p>
@@ -740,7 +863,9 @@
         <w:pStyle w:val="Title"/>
       </w:pPr>
       <w:r>
-        <w:t>BILAGA 1 – Fridlysta arter</w:t>
+        <w:t>BILAGA 1 –</w:t>
+        <w:br/>
+        <w:t>Fridlysta och rödlistade arter</w:t>
       </w:r>
     </w:p>
     <w:p>
@@ -776,7 +901,7 @@
     </w:p>
     <w:p>
       <w:r>
-        <w:t>En analys av 79 floraväktarlokaler åren 1990–2015 vilka återbesökts under 2020–2024 visade på en tydlig negativ påverkan på knärotsförekomster från större hyggen i närområdet (inom 150–200 m) vilket indikerar att kanteffekter har en stor påverkan på populationerna. Resultaten bekräftar knärotens känslighet för kanteffekter och visar vikten av att skydda större skogsbestånd för att bevara arten. Om det blir höga andelar (&gt;30%) hyggen inom 200 meter från en knärotsförekomst så ökar risken för att en knärotspopulation dör ut och det verkar det behövas någonstans mellan 100 och 150 meters skyddszon för att bevara arten på lång sikt (Sebestyén &amp; Sundberg, 2025).</w:t>
+        <w:t>En analys av 79 floraväktarlokaler åren 1990–2015 vilka återbesökts under 2020–2024 visade på en tydlig negativ påverkan på knärotsförekomster från större hyggen i närområdet (inom 150–200 m) vilket indikerar att kanteffekter har en stor påverkan på populationerna. Resultaten bekräftar knärotens känslighet för kanteffekter och visar vikten av att skydda större skogsbestånd för att bevara arten. Om det blir höga andelar (&gt;30%) hyggen inom 200 meter från en knärotsförekomst så ökar risken för att en knärotspopulation dör ut och det verkar det behövas någonstans mellan 100 och 150 meters skyddszon för att bevara arten på lång sikt (Sebestyén &amp; Sundberg, 2025). Detta stöds även av en studie (Johansson et al, 2026) baserad på data från Riksskogstaxeringen som visar att knäroten minskat med 66 % under perioden 1993–2022 samt att det finns en stark korrelation mellan minskande arealer kontinuitetsskog och lokal utdöenderisk. Knäroten uppvisade en mycket låg koloniseringsgrad (0,7 % över 10 år) i kombination med hög lokal utrotningsrisk (75,2 %), där utrotningssannolikheten ökade kraftigt när arealen kontinuitetsskog minskade mellan undersökningar, t.ex. på grund av kalhyggesbruk (Johansson et al., 2026).</w:t>
       </w:r>
     </w:p>
     <w:p>
@@ -821,7 +946,7 @@
     </w:p>
     <w:p>
       <w:r>
-        <w:t>En nyligen publicerad vetenskaplig uppsats av Koelmeijer m.fl. (2022) inkluderar orkidén knärots skyddsbehov. I uppsatsen berörs problemet med uttorkning för växter, bl.a. för knärot, ett problem som blivit accentuerat på grund av den pågående klimatförändringen och torra somrar, t.ex. den exceptionellt torra sommaren 2018. I uppsatsen undersöks områden med tre olika avstånd från kalhyggeskant med avseende på skydd bl.a. för knärot. Det första området har avstånd upp till 20 m från hyggeskant (Strong edge effect), det andra 20–40 m från hyggeskant (Weak edge effect) och det tredje avser större avstånd från hyggeskant, där kanteffekten anses vara försumbar (Interior). Ett resultat var att man fann stor eller mycket stor uttorkningseffekt på känsliga och rödlistade skogsarter vid de kortare avstånden till hyggeskant, medan effekt av uttorkning inte konstaterades på större avstånd (Interior). För orkidén knärot fann man en rik förekomst (upp till 0,06 dm2/m2) på stort avstånd från hyggeskant (Interior), medan förekomsten var liten eller närmast försumbar i de områden som klassificerades som Weak edge effect respektive Strong edge effect. Arbetet påpekar att de allt oftare förekommande torra somrarna ger ytterligare skäl att utöka skyddsavståndet från hyggen till den fuktkrävande arten knärot (Koelmeijer m.fl., 2022).</w:t>
+        <w:t>Ytterligare en studie (Koelmeijer m.fl., 2022) inkluderar knärotens skyddsbehov. I uppsatsen berörs problemet med uttorkning för växter, bl.a. för knärot, ett problem som blivit accentuerat på grund av den pågående klimatförändringen och torra somrar, t.ex. den exceptionellt torra sommaren 2018. I uppsatsen undersöks områden med tre olika avstånd från kalhyggeskant med avseende på skydd bl.a. för knärot. Det första området har avstånd upp till 20 m från hyggeskant (Strong edge effect), det andra 20–40 m från hyggeskant (Weak edge effect) och det tredje avser större avstånd från hyggeskant, där kanteffekten anses vara försumbar (Interior). Ett resultat var att man fann stor eller mycket stor uttorkningseffekt på känsliga och rödlistade skogsarter vid de kortare avstånden till hyggeskant, medan effekt av uttorkning inte konstaterades på större avstånd (Interior). För orkidén knärot fann man en rik förekomst (upp till 0,06 dm2/m2) på stort avstånd från hyggeskant (Interior), medan förekomsten var liten eller närmast försumbar i de områden som klassificerades som Weak edge effect respektive Strong edge effect. Arbetet påpekar att de allt oftare förekommande torra somrarna ger ytterligare skäl att utöka skyddsavståndet från hyggen till den fuktkrävande arten knärot (Koelmeijer m.fl., 2022).</w:t>
       </w:r>
     </w:p>
     <w:p>
@@ -853,7 +978,7 @@
         <w:t xml:space="preserve">Short-term response of the herbaceous layer within leave patches after harvest. </w:t>
       </w:r>
       <w:r>
-        <w:t>Forest Ecology and Management 257, 1014–1025</w:t>
+        <w:t>Forest Ecology and Management 257, 1014–1025.</w:t>
       </w:r>
     </w:p>
     <w:p>
@@ -867,7 +992,30 @@
         <w:t xml:space="preserve">Level and pattern of overstory retention interact to shape long-term responses of understories to timber harvest. </w:t>
       </w:r>
       <w:r>
-        <w:t>Ecological Applications, 22, 2049–2064</w:t>
+        <w:t>Ecological Applications, 22, 2049–2064.</w:t>
+      </w:r>
+    </w:p>
+    <w:p>
+      <w:r>
+        <w:t>Johansson, V., Jansson, M. och Bergman, K-O</w:t>
+      </w:r>
+      <w:r>
+        <w:rPr>
+          <w:i/>
+        </w:rPr>
+        <w:t>.</w:t>
+      </w:r>
+      <w:r>
+        <w:t>, 2026.</w:t>
+      </w:r>
+      <w:r>
+        <w:rPr>
+          <w:i/>
+        </w:rPr>
+        <w:t xml:space="preserve"> A 30-year population decline of a threatened forest orchid associated with old growth forests</w:t>
+      </w:r>
+      <w:r>
+        <w:t>. Department of Physics, Chemistry and Biology (IFM), Linköping University.</w:t>
       </w:r>
     </w:p>
     <w:p>
@@ -881,7 +1029,7 @@
         <w:t>Retention Forestry as a Conservation Measure for Boreal Forest Ground Vegetation</w:t>
       </w:r>
       <w:r>
-        <w:t>. Doktorsavhandling, SLU, Uppsala</w:t>
+        <w:t>. Doktorsavhandling, SLU, Uppsala.</w:t>
       </w:r>
     </w:p>
     <w:p>
@@ -895,7 +1043,7 @@
         <w:t xml:space="preserve">Interactive effects of drought and edge exposure on old-growth forest understory species. </w:t>
       </w:r>
       <w:r>
-        <w:t>Landscape Ecology, 37, sid 1839–1853</w:t>
+        <w:t>Landscape Ecology, 37, sid 1839–1853.</w:t>
       </w:r>
     </w:p>
     <w:p>
@@ -923,7 +1071,7 @@
         <w:t>Påverkan på knärotslokaler från hyggen i närheten.</w:t>
       </w:r>
       <w:r>
-        <w:t xml:space="preserve"> DAPHNE 36:1 2025. Botaniska Sällskapet i Stockholm</w:t>
+        <w:t xml:space="preserve"> DAPHNE 36:1 2025. Botaniska Sällskapet i Stockholm.</w:t>
       </w:r>
     </w:p>
     <w:p>
@@ -937,7 +1085,7 @@
         <w:t xml:space="preserve">Vägledning för hänsyn till knärot. </w:t>
       </w:r>
       <w:r>
-        <w:t>https://www.skogsstyrelsen.se/lag-och-tillsyn/artskydd/vagledningar-och-kunskapsstod-artskydd/vagledning-for-hansyn-till-knarot/</w:t>
+        <w:t>https://www.skogsstyrelsen.se/lag-och-tillsyn/artskydd/vagledningar-och-kunskapsstod-artskydd/vagledning-for-hansyn-till-knarot/.</w:t>
       </w:r>
     </w:p>
     <w:p>
@@ -951,7 +1099,307 @@
         <w:t xml:space="preserve">Artfaktablad. Naturvård – artfakta. </w:t>
       </w:r>
       <w:r>
-        <w:t>SLU Artdatabanken, Uppsala</w:t>
+        <w:t>SLU Artdatabanken, Uppsala.</w:t>
+      </w:r>
+    </w:p>
+    <w:p>
+      <w:pPr>
+        <w:pStyle w:val="Heading1"/>
+      </w:pPr>
+      <w:r>
+        <w:t>Lunglav – ekologi samt krav på livsmiljön</w:t>
+      </w:r>
+    </w:p>
+    <w:p>
+      <w:r>
+        <w:t xml:space="preserve">Lunglav (NT) är en av vårt lands främsta signalarter som överallt indikerar gamla lövträd, skogsbestånd med höga naturvärden och ekosystem med lång skoglig kontinuitet. Lokalt kan förekomsten vara mycket riklig men den hittas nästan enbart i gamla och ej slutavverkade skogar. Artens samtliga förekomster bör uppmärksammas från naturvårdssynpunkt, då många lokaler även hyser andra ovanliga och rödlistade arter, däribland de sällsynta lavparasiterna lunglavshårprick (CR), </w:t>
+      </w:r>
+      <w:r>
+        <w:rPr>
+          <w:i/>
+        </w:rPr>
+        <w:t>Abrothallus diederichii</w:t>
+      </w:r>
+      <w:r>
+        <w:t xml:space="preserve"> (VU), </w:t>
+      </w:r>
+      <w:r>
+        <w:rPr>
+          <w:i/>
+        </w:rPr>
+        <w:t>Abrothallus lobariae</w:t>
+      </w:r>
+      <w:r>
+        <w:t xml:space="preserve"> (VU), </w:t>
+      </w:r>
+      <w:r>
+        <w:rPr>
+          <w:i/>
+        </w:rPr>
+        <w:t>Calycina lobariae</w:t>
+      </w:r>
+      <w:r>
+        <w:t xml:space="preserve"> (VU), lunglavsknapp (VU) och skrovelmössing (VU), som växer på lunglav. Rikliga förekomster med lunglav bör skyddas med biotopskydd, frivilliga avsättningar eller reservat (SLU Artdatabanken, 2026; Nitare &amp; Skogsstyrelsen, 2019).</w:t>
+      </w:r>
+    </w:p>
+    <w:p>
+      <w:r>
+        <w:t xml:space="preserve">Lunglav är typisk art för </w:t>
+      </w:r>
+      <w:r>
+        <w:rPr>
+          <w:i/>
+        </w:rPr>
+        <w:t>9010 Taiga, 9020 Nordlig ädellövskog, 9110 Näringsfattig bokskog, 9130 Näringsrik bokskog, 9160 Näringsrik ekskog, 9180 Ädellövskog i branter, 9190 Näringsfattig ekskog, 9070 Trädklädd betesmark, 9040 Fjällbjörkskog</w:t>
+      </w:r>
+      <w:r>
+        <w:t xml:space="preserve"> och</w:t>
+      </w:r>
+      <w:r>
+        <w:rPr>
+          <w:i/>
+        </w:rPr>
+        <w:t xml:space="preserve"> 6530 Lövängar</w:t>
+      </w:r>
+      <w:r>
+        <w:t xml:space="preserve"> (SLU Artdatabanken, 2026).</w:t>
+      </w:r>
+    </w:p>
+    <w:p>
+      <w:pPr>
+        <w:pStyle w:val="Heading2"/>
+      </w:pPr>
+      <w:r>
+        <w:t>Referenser – lunglav</w:t>
+      </w:r>
+    </w:p>
+    <w:p>
+      <w:r>
+        <w:t xml:space="preserve">Nitare, J. och Skogsstyrelsen, 2019. </w:t>
+      </w:r>
+      <w:r>
+        <w:rPr>
+          <w:i/>
+        </w:rPr>
+        <w:t xml:space="preserve">Skyddsvärd skog – Naturvårdsarter och andra kriterier för naturvärdesbedömning. </w:t>
+      </w:r>
+      <w:r>
+        <w:t>Skogsstyrelsen.</w:t>
+      </w:r>
+    </w:p>
+    <w:p>
+      <w:r>
+        <w:t xml:space="preserve">SLU Artdatabanken, 2026. </w:t>
+      </w:r>
+      <w:r>
+        <w:rPr>
+          <w:i/>
+        </w:rPr>
+        <w:t xml:space="preserve">Artfaktablad. Naturvård – artfakta. </w:t>
+      </w:r>
+      <w:r>
+        <w:t>SLU Artdatabanken, Uppsala.</w:t>
+      </w:r>
+    </w:p>
+    <w:p>
+      <w:pPr>
+        <w:pStyle w:val="Heading1"/>
+      </w:pPr>
+      <w:r>
+        <w:t>Tretåig hackspett – ekologi samt krav på livsmiljön</w:t>
+      </w:r>
+    </w:p>
+    <w:p>
+      <w:r>
+        <w:t xml:space="preserve">Tretåig hackspett (NT) är fridlyst enligt §4 Artskyddsförordningen och finns med som prioriterad art i Skogsstyrelsen vägledning för skogsbruket (bilaga 4 till SVL). I vägledningen står bland annat att: </w:t>
+      </w:r>
+      <w:r>
+        <w:rPr>
+          <w:i/>
+        </w:rPr>
+        <w:t xml:space="preserve">“Tretåig hackspett har stora arealkrav och höga krav på sin livsmiljö. Omdaningen av naturskogar till kulturskogar medför en förlust av viktiga miljöer, något som förstärks av ökad fragmentering till följd av avverkningar.” </w:t>
+      </w:r>
+      <w:r>
+        <w:t xml:space="preserve">Vidare att: </w:t>
+      </w:r>
+      <w:r>
+        <w:rPr>
+          <w:i/>
+        </w:rPr>
+        <w:t>“Områden med dokumenterad permanent förekomst i naturskogsmiljöer har vanligen så stora naturvärden att skogsbruk är olämpligt”</w:t>
+      </w:r>
+      <w:r>
+        <w:t xml:space="preserve"> (SLU Artdatabanken, 2024; Skogsstyrelsen, 2016)</w:t>
+      </w:r>
+      <w:r>
+        <w:rPr>
+          <w:i/>
+        </w:rPr>
+        <w:t>.</w:t>
+      </w:r>
+    </w:p>
+    <w:p>
+      <w:r>
+        <w:t>Tretåig hackspett är beroende av större sammanhängande naturskogar med kontinuerlig tillgång och nybildning av död ved och fragmentering av livsmiljöerna utgör ett stort hot mot arten (se exempelvis Stachura-Skierczynska et al., 2009; Wesolowski et al., 2005; Butler et al., 2004; Pakkala et al., 2002; Amcoff et al., 1996; Virkkala, 1991). Det finns studier som visar att naturskogens självgallringsprocess som den tretåiga hackspetten är beroende av, inte kan ersättas med efterlämnad hänsyn i skogsbruket (Imbeau &amp; Desrochers, 2002).</w:t>
+      </w:r>
+    </w:p>
+    <w:p>
+      <w:r>
+        <w:t>Permanenta revir av tretåig hackspett karaktäriseras ofta av artens typiska ringformigt ordnade hackmärken på framför allt gamla granar. För att säkerställa att inte revir av tretåig hackspett drabbas av avverkningsplanerna bör en inventering göras i området både under häckningstid och under vintern, då arten utnyttjar betydligt större områden än under sommarens häckningsrevir. Storleken på häckningsreviret varierar med skogstypen, förekomsten av död ved och graden av fragmentering, men är i allmänhet i storleksordningen 25–100 hektar (SLU Artdatabanken, 2024; Skogsstyrelsen, 2016).</w:t>
+      </w:r>
+    </w:p>
+    <w:p>
+      <w:r>
+        <w:t xml:space="preserve">Förutom fridlysning enligt §4 Artskyddsförordningen är tretåig hackspett även förtecknad i EU:s fågeldirektiv bilaga 1. Den är typisk art för </w:t>
+      </w:r>
+      <w:r>
+        <w:rPr>
+          <w:i/>
+        </w:rPr>
+        <w:t xml:space="preserve">9010 Taiga, 9740 Skogsbevuxen myr, 9030 Landhöjningsskog </w:t>
+      </w:r>
+      <w:r>
+        <w:t xml:space="preserve">och </w:t>
+      </w:r>
+      <w:r>
+        <w:rPr>
+          <w:i/>
+        </w:rPr>
+        <w:t>9040 Fjällbjörkskog</w:t>
+      </w:r>
+      <w:r>
+        <w:t xml:space="preserve"> samt ingår i Natura 2000 och är förtecknad i Bernkonventionen bilaga II (strikt skyddade djurarter) (SLU Artdatabanken, 2024; Skogsstyrelsen, 2016).</w:t>
+      </w:r>
+    </w:p>
+    <w:p>
+      <w:pPr>
+        <w:pStyle w:val="Heading2"/>
+      </w:pPr>
+      <w:r>
+        <w:t>Referenser – tretåig hackspett</w:t>
+      </w:r>
+    </w:p>
+    <w:p>
+      <w:r>
+        <w:t xml:space="preserve">Amcoff, M. &amp; Eriksson, P. 1996. </w:t>
+      </w:r>
+      <w:r>
+        <w:rPr>
+          <w:i/>
+        </w:rPr>
+        <w:t xml:space="preserve">Förekomst av tretåig hackspett Picoides tridactylus på bestånds- och landskapsnivå. </w:t>
+      </w:r>
+      <w:r>
+        <w:t>Ornis Svecica 6: 107–119.</w:t>
+      </w:r>
+    </w:p>
+    <w:p>
+      <w:r>
+        <w:t xml:space="preserve">Butler, R., Angelstam, P., Ekelund, P. &amp; Schlaeffer, R. 2004. </w:t>
+      </w:r>
+      <w:r>
+        <w:rPr>
+          <w:i/>
+        </w:rPr>
+        <w:t xml:space="preserve">Dead wood threshold values for the three-toed woodpecker presence in boreal and sub-Alpine forest. </w:t>
+      </w:r>
+      <w:r>
+        <w:t>Biological conservation 119(3): 305–318.</w:t>
+      </w:r>
+    </w:p>
+    <w:p>
+      <w:r>
+        <w:t xml:space="preserve">Imbeau, L. &amp; Desrochers, A. 2002. </w:t>
+      </w:r>
+      <w:r>
+        <w:rPr>
+          <w:i/>
+        </w:rPr>
+        <w:t xml:space="preserve">Foraging Ecology and Use of Drumming Trees by Three-Toed Woodpeckers. </w:t>
+      </w:r>
+      <w:r>
+        <w:t>The Journal of Wildlife Management. Vol. 66, No. 1 (Jan., 2002), pp. 222–231.</w:t>
+      </w:r>
+    </w:p>
+    <w:p>
+      <w:r>
+        <w:t xml:space="preserve">Pakkala, T., Hanski, I. &amp; Tomppo, E. 2002. </w:t>
+      </w:r>
+      <w:r>
+        <w:rPr>
+          <w:i/>
+        </w:rPr>
+        <w:t xml:space="preserve">Spatial ecology of the three-toed woodpecker in managed forest landscapes. </w:t>
+      </w:r>
+      <w:r>
+        <w:t>Silva Fennica 36(1): 279–288.</w:t>
+      </w:r>
+    </w:p>
+    <w:p>
+      <w:r>
+        <w:t xml:space="preserve">Skogsstyrelsen, 2016. </w:t>
+      </w:r>
+      <w:r>
+        <w:rPr>
+          <w:i/>
+        </w:rPr>
+        <w:t>Vägledning för hänsyn till fåglar – Tretåig hackspett.</w:t>
+      </w:r>
+    </w:p>
+    <w:p>
+      <w:r>
+        <w:t xml:space="preserve">SLU Artdatabanken, 2024. </w:t>
+      </w:r>
+      <w:r>
+        <w:rPr>
+          <w:i/>
+        </w:rPr>
+        <w:t xml:space="preserve">Artfaktablad. Naturvård – artfakta. </w:t>
+      </w:r>
+      <w:r>
+        <w:t>SLU Artdatabanken, Uppsala.</w:t>
+      </w:r>
+    </w:p>
+    <w:p>
+      <w:r>
+        <w:t xml:space="preserve">Stachura-Skierczynska, K., Tumiel, T. &amp; Skierczynski, M. 2009. </w:t>
+      </w:r>
+      <w:r>
+        <w:rPr>
+          <w:i/>
+        </w:rPr>
+        <w:t xml:space="preserve">Habitat prediction model for three-toed woodpecker and its implications for the conservation of biologically valuable forests. </w:t>
+      </w:r>
+      <w:r>
+        <w:t>Forest Ecology and Management 258(5): 697–703.</w:t>
+      </w:r>
+    </w:p>
+    <w:p>
+      <w:r>
+        <w:t xml:space="preserve">Virkkala, R. 1991. </w:t>
+      </w:r>
+      <w:r>
+        <w:rPr>
+          <w:i/>
+        </w:rPr>
+        <w:t xml:space="preserve">Population trends of forest birds in a Finnish Lapland landscape of large habitat blocks – Consequences of stochastic environmental variation or regional habitat alteration. </w:t>
+      </w:r>
+      <w:r>
+        <w:t>Biological conservation 56(2): 223–240.</w:t>
+      </w:r>
+    </w:p>
+    <w:p>
+      <w:r>
+        <w:t xml:space="preserve">Wesolowski, T., Czeszczewik, D. &amp; Rowinski, P. 2005. </w:t>
+      </w:r>
+      <w:r>
+        <w:rPr>
+          <w:i/>
+        </w:rPr>
+        <w:t xml:space="preserve">Effects of forest management on Three-toed Woodpecker Picoides tridactylus distribution in the Bialowieza Forest (NE Poland): conservation implications. </w:t>
+      </w:r>
+      <w:r>
+        <w:t>Acta Ornithologica 40(1): 53–60.</w:t>
       </w:r>
     </w:p>
     <w:sectPr>
@@ -972,7 +1420,7 @@
 </file>
 
 <file path=word/endnotes.xml><?xml version="1.0" encoding="utf-8"?>
-<w:endnotes xmlns:wpc="http://schemas.microsoft.com/office/word/2010/wordprocessingCanvas" xmlns:cx="http://schemas.microsoft.com/office/drawing/2014/chartex" xmlns:cx1="http://schemas.microsoft.com/office/drawing/2015/9/8/chartex" xmlns:cx2="http://schemas.microsoft.com/office/drawing/2015/10/21/chartex" xmlns:cx3="http://schemas.microsoft.com/office/drawing/2016/5/9/chartex" xmlns:cx4="http://schemas.microsoft.com/office/drawing/2016/5/10/chartex" xmlns:cx5="http://schemas.microsoft.com/office/drawing/2016/5/11/chartex" xmlns:cx6="http://schemas.microsoft.com/office/drawing/2016/5/12/chartex" xmlns:cx7="http://schemas.microsoft.com/office/drawing/2016/5/13/chartex" xmlns:cx8="http://schemas.microsoft.com/office/drawing/2016/5/14/chartex" xmlns:mc="http://schemas.openxmlformats.org/markup-compatibility/2006" xmlns:aink="http://schemas.microsoft.com/office/drawing/2016/ink" xmlns:am3d="http://schemas.microsoft.com/office/drawing/2017/model3d" xmlns:o="urn:schemas-microsoft-com:office:office" xmlns:oel="http://schemas.microsoft.com/office/2019/extlst" xmlns:r="http://schemas.openxmlformats.org/officeDocument/2006/relationships" xmlns:m="http://schemas.openxmlformats.org/officeDocument/2006/math" xmlns:v="urn:schemas-microsoft-com:vml" xmlns:wp14="http://schemas.microsoft.com/office/word/2010/wordprocessingDrawing" xmlns:wp="http://schemas.openxmlformats.org/drawingml/2006/wordprocessingDrawing" xmlns:w10="urn:schemas-microsoft-com:office:word" xmlns:w="http://schemas.openxmlformats.org/wordprocessingml/2006/main" xmlns:w14="http://schemas.microsoft.com/office/word/2010/wordml" xmlns:w15="http://schemas.microsoft.com/office/word/2012/wordml" xmlns:w16cex="http://schemas.microsoft.com/office/word/2018/wordml/cex" xmlns:w16cid="http://schemas.microsoft.com/office/word/2016/wordml/cid" xmlns:w16="http://schemas.microsoft.com/office/word/2018/wordml" xmlns:w16sdtdh="http://schemas.microsoft.com/office/word/2020/wordml/sdtdatahash" xmlns:w16se="http://schemas.microsoft.com/office/word/2015/wordml/symex" xmlns:wpg="http://schemas.microsoft.com/office/word/2010/wordprocessingGroup" xmlns:wpi="http://schemas.microsoft.com/office/word/2010/wordprocessingInk" xmlns:wne="http://schemas.microsoft.com/office/word/2006/wordml" xmlns:wps="http://schemas.microsoft.com/office/word/2010/wordprocessingShape" mc:Ignorable="w14 w15 w16se w16cid w16 w16cex w16sdtdh wp14">
+<w:endnotes xmlns:wpc="http://schemas.microsoft.com/office/word/2010/wordprocessingCanvas" xmlns:cx="http://schemas.microsoft.com/office/drawing/2014/chartex" xmlns:cx1="http://schemas.microsoft.com/office/drawing/2015/9/8/chartex" xmlns:cx2="http://schemas.microsoft.com/office/drawing/2015/10/21/chartex" xmlns:cx3="http://schemas.microsoft.com/office/drawing/2016/5/9/chartex" xmlns:cx4="http://schemas.microsoft.com/office/drawing/2016/5/10/chartex" xmlns:cx5="http://schemas.microsoft.com/office/drawing/2016/5/11/chartex" xmlns:cx6="http://schemas.microsoft.com/office/drawing/2016/5/12/chartex" xmlns:cx7="http://schemas.microsoft.com/office/drawing/2016/5/13/chartex" xmlns:cx8="http://schemas.microsoft.com/office/drawing/2016/5/14/chartex" xmlns:mc="http://schemas.openxmlformats.org/markup-compatibility/2006" xmlns:aink="http://schemas.microsoft.com/office/drawing/2016/ink" xmlns:am3d="http://schemas.microsoft.com/office/drawing/2017/model3d" xmlns:o="urn:schemas-microsoft-com:office:office" xmlns:oel="http://schemas.microsoft.com/office/2019/extlst" xmlns:r="http://schemas.openxmlformats.org/officeDocument/2006/relationships" xmlns:m="http://schemas.openxmlformats.org/officeDocument/2006/math" xmlns:v="urn:schemas-microsoft-com:vml" xmlns:wp14="http://schemas.microsoft.com/office/word/2010/wordprocessingDrawing" xmlns:wp="http://schemas.openxmlformats.org/drawingml/2006/wordprocessingDrawing" xmlns:w10="urn:schemas-microsoft-com:office:word" xmlns:w="http://schemas.openxmlformats.org/wordprocessingml/2006/main" xmlns:w14="http://schemas.microsoft.com/office/word/2010/wordml" xmlns:w15="http://schemas.microsoft.com/office/word/2012/wordml" xmlns:w16cex="http://schemas.microsoft.com/office/word/2018/wordml/cex" xmlns:w16cid="http://schemas.microsoft.com/office/word/2016/wordml/cid" xmlns:w16="http://schemas.microsoft.com/office/word/2018/wordml" xmlns:w16du="http://schemas.microsoft.com/office/word/2023/wordml/word16du" xmlns:w16sdtdh="http://schemas.microsoft.com/office/word/2020/wordml/sdtdatahash" xmlns:w16sdtfl="http://schemas.microsoft.com/office/word/2024/wordml/sdtformatlock" xmlns:w16se="http://schemas.microsoft.com/office/word/2015/wordml/symex" xmlns:wpg="http://schemas.microsoft.com/office/word/2010/wordprocessingGroup" xmlns:wpi="http://schemas.microsoft.com/office/word/2010/wordprocessingInk" xmlns:wne="http://schemas.microsoft.com/office/word/2006/wordml" xmlns:wps="http://schemas.microsoft.com/office/word/2010/wordprocessingShape" mc:Ignorable="w14 w15 w16se w16cid w16 w16cex w16sdtdh w16sdtfl w16du wp14">
   <w:endnote w:type="separator" w:id="-1">
     <w:p>
       <w:pPr>
@@ -997,7 +1445,7 @@
 </file>
 
 <file path=word/footer1.xml><?xml version="1.0" encoding="utf-8"?>
-<w:ftr xmlns:wpc="http://schemas.microsoft.com/office/word/2010/wordprocessingCanvas" xmlns:cx="http://schemas.microsoft.com/office/drawing/2014/chartex" xmlns:cx1="http://schemas.microsoft.com/office/drawing/2015/9/8/chartex" xmlns:cx2="http://schemas.microsoft.com/office/drawing/2015/10/21/chartex" xmlns:cx3="http://schemas.microsoft.com/office/drawing/2016/5/9/chartex" xmlns:cx4="http://schemas.microsoft.com/office/drawing/2016/5/10/chartex" xmlns:cx5="http://schemas.microsoft.com/office/drawing/2016/5/11/chartex" xmlns:cx6="http://schemas.microsoft.com/office/drawing/2016/5/12/chartex" xmlns:cx7="http://schemas.microsoft.com/office/drawing/2016/5/13/chartex" xmlns:cx8="http://schemas.microsoft.com/office/drawing/2016/5/14/chartex" xmlns:mc="http://schemas.openxmlformats.org/markup-compatibility/2006" xmlns:aink="http://schemas.microsoft.com/office/drawing/2016/ink" xmlns:am3d="http://schemas.microsoft.com/office/drawing/2017/model3d" xmlns:o="urn:schemas-microsoft-com:office:office" xmlns:oel="http://schemas.microsoft.com/office/2019/extlst" xmlns:r="http://schemas.openxmlformats.org/officeDocument/2006/relationships" xmlns:m="http://schemas.openxmlformats.org/officeDocument/2006/math" xmlns:v="urn:schemas-microsoft-com:vml" xmlns:wp14="http://schemas.microsoft.com/office/word/2010/wordprocessingDrawing" xmlns:wp="http://schemas.openxmlformats.org/drawingml/2006/wordprocessingDrawing" xmlns:w10="urn:schemas-microsoft-com:office:word" xmlns:w="http://schemas.openxmlformats.org/wordprocessingml/2006/main" xmlns:w14="http://schemas.microsoft.com/office/word/2010/wordml" xmlns:w15="http://schemas.microsoft.com/office/word/2012/wordml" xmlns:w16cex="http://schemas.microsoft.com/office/word/2018/wordml/cex" xmlns:w16cid="http://schemas.microsoft.com/office/word/2016/wordml/cid" xmlns:w16="http://schemas.microsoft.com/office/word/2018/wordml" xmlns:w16sdtdh="http://schemas.microsoft.com/office/word/2020/wordml/sdtdatahash" xmlns:w16se="http://schemas.microsoft.com/office/word/2015/wordml/symex" xmlns:wpg="http://schemas.microsoft.com/office/word/2010/wordprocessingGroup" xmlns:wpi="http://schemas.microsoft.com/office/word/2010/wordprocessingInk" xmlns:wne="http://schemas.microsoft.com/office/word/2006/wordml" xmlns:wps="http://schemas.microsoft.com/office/word/2010/wordprocessingShape" mc:Ignorable="w14 w15 w16se w16cid w16 w16cex w16sdtdh wp14">
+<w:ftr xmlns:wpc="http://schemas.microsoft.com/office/word/2010/wordprocessingCanvas" xmlns:cx="http://schemas.microsoft.com/office/drawing/2014/chartex" xmlns:cx1="http://schemas.microsoft.com/office/drawing/2015/9/8/chartex" xmlns:cx2="http://schemas.microsoft.com/office/drawing/2015/10/21/chartex" xmlns:cx3="http://schemas.microsoft.com/office/drawing/2016/5/9/chartex" xmlns:cx4="http://schemas.microsoft.com/office/drawing/2016/5/10/chartex" xmlns:cx5="http://schemas.microsoft.com/office/drawing/2016/5/11/chartex" xmlns:cx6="http://schemas.microsoft.com/office/drawing/2016/5/12/chartex" xmlns:cx7="http://schemas.microsoft.com/office/drawing/2016/5/13/chartex" xmlns:cx8="http://schemas.microsoft.com/office/drawing/2016/5/14/chartex" xmlns:mc="http://schemas.openxmlformats.org/markup-compatibility/2006" xmlns:aink="http://schemas.microsoft.com/office/drawing/2016/ink" xmlns:am3d="http://schemas.microsoft.com/office/drawing/2017/model3d" xmlns:o="urn:schemas-microsoft-com:office:office" xmlns:oel="http://schemas.microsoft.com/office/2019/extlst" xmlns:r="http://schemas.openxmlformats.org/officeDocument/2006/relationships" xmlns:m="http://schemas.openxmlformats.org/officeDocument/2006/math" xmlns:v="urn:schemas-microsoft-com:vml" xmlns:wp14="http://schemas.microsoft.com/office/word/2010/wordprocessingDrawing" xmlns:wp="http://schemas.openxmlformats.org/drawingml/2006/wordprocessingDrawing" xmlns:w10="urn:schemas-microsoft-com:office:word" xmlns:w="http://schemas.openxmlformats.org/wordprocessingml/2006/main" xmlns:w14="http://schemas.microsoft.com/office/word/2010/wordml" xmlns:w15="http://schemas.microsoft.com/office/word/2012/wordml" xmlns:w16cex="http://schemas.microsoft.com/office/word/2018/wordml/cex" xmlns:w16cid="http://schemas.microsoft.com/office/word/2016/wordml/cid" xmlns:w16="http://schemas.microsoft.com/office/word/2018/wordml" xmlns:w16du="http://schemas.microsoft.com/office/word/2023/wordml/word16du" xmlns:w16sdtdh="http://schemas.microsoft.com/office/word/2020/wordml/sdtdatahash" xmlns:w16sdtfl="http://schemas.microsoft.com/office/word/2024/wordml/sdtformatlock" xmlns:w16se="http://schemas.microsoft.com/office/word/2015/wordml/symex" xmlns:wpg="http://schemas.microsoft.com/office/word/2010/wordprocessingGroup" xmlns:wpi="http://schemas.microsoft.com/office/word/2010/wordprocessingInk" xmlns:wne="http://schemas.microsoft.com/office/word/2006/wordml" xmlns:wps="http://schemas.microsoft.com/office/word/2010/wordprocessingShape" mc:Ignorable="w14 w15 w16se w16cid w16 w16cex w16sdtdh w16sdtfl w16du wp14">
   <w:p>
     <w:pPr>
       <w:pStyle w:val="Footer"/>
@@ -1007,7 +1455,7 @@
 </file>
 
 <file path=word/footer2.xml><?xml version="1.0" encoding="utf-8"?>
-<w:ftr xmlns:wpc="http://schemas.microsoft.com/office/word/2010/wordprocessingCanvas" xmlns:cx="http://schemas.microsoft.com/office/drawing/2014/chartex" xmlns:cx1="http://schemas.microsoft.com/office/drawing/2015/9/8/chartex" xmlns:cx2="http://schemas.microsoft.com/office/drawing/2015/10/21/chartex" xmlns:cx3="http://schemas.microsoft.com/office/drawing/2016/5/9/chartex" xmlns:cx4="http://schemas.microsoft.com/office/drawing/2016/5/10/chartex" xmlns:cx5="http://schemas.microsoft.com/office/drawing/2016/5/11/chartex" xmlns:cx6="http://schemas.microsoft.com/office/drawing/2016/5/12/chartex" xmlns:cx7="http://schemas.microsoft.com/office/drawing/2016/5/13/chartex" xmlns:cx8="http://schemas.microsoft.com/office/drawing/2016/5/14/chartex" xmlns:mc="http://schemas.openxmlformats.org/markup-compatibility/2006" xmlns:aink="http://schemas.microsoft.com/office/drawing/2016/ink" xmlns:am3d="http://schemas.microsoft.com/office/drawing/2017/model3d" xmlns:o="urn:schemas-microsoft-com:office:office" xmlns:oel="http://schemas.microsoft.com/office/2019/extlst" xmlns:r="http://schemas.openxmlformats.org/officeDocument/2006/relationships" xmlns:m="http://schemas.openxmlformats.org/officeDocument/2006/math" xmlns:v="urn:schemas-microsoft-com:vml" xmlns:wp14="http://schemas.microsoft.com/office/word/2010/wordprocessingDrawing" xmlns:wp="http://schemas.openxmlformats.org/drawingml/2006/wordprocessingDrawing" xmlns:w10="urn:schemas-microsoft-com:office:word" xmlns:w="http://schemas.openxmlformats.org/wordprocessingml/2006/main" xmlns:w14="http://schemas.microsoft.com/office/word/2010/wordml" xmlns:w15="http://schemas.microsoft.com/office/word/2012/wordml" xmlns:w16cex="http://schemas.microsoft.com/office/word/2018/wordml/cex" xmlns:w16cid="http://schemas.microsoft.com/office/word/2016/wordml/cid" xmlns:w16="http://schemas.microsoft.com/office/word/2018/wordml" xmlns:w16sdtdh="http://schemas.microsoft.com/office/word/2020/wordml/sdtdatahash" xmlns:w16se="http://schemas.microsoft.com/office/word/2015/wordml/symex" xmlns:wpg="http://schemas.microsoft.com/office/word/2010/wordprocessingGroup" xmlns:wpi="http://schemas.microsoft.com/office/word/2010/wordprocessingInk" xmlns:wne="http://schemas.microsoft.com/office/word/2006/wordml" xmlns:wps="http://schemas.microsoft.com/office/word/2010/wordprocessingShape" mc:Ignorable="w14 w15 w16se w16cid w16 w16cex w16sdtdh wp14">
+<w:ftr xmlns:wpc="http://schemas.microsoft.com/office/word/2010/wordprocessingCanvas" xmlns:cx="http://schemas.microsoft.com/office/drawing/2014/chartex" xmlns:cx1="http://schemas.microsoft.com/office/drawing/2015/9/8/chartex" xmlns:cx2="http://schemas.microsoft.com/office/drawing/2015/10/21/chartex" xmlns:cx3="http://schemas.microsoft.com/office/drawing/2016/5/9/chartex" xmlns:cx4="http://schemas.microsoft.com/office/drawing/2016/5/10/chartex" xmlns:cx5="http://schemas.microsoft.com/office/drawing/2016/5/11/chartex" xmlns:cx6="http://schemas.microsoft.com/office/drawing/2016/5/12/chartex" xmlns:cx7="http://schemas.microsoft.com/office/drawing/2016/5/13/chartex" xmlns:cx8="http://schemas.microsoft.com/office/drawing/2016/5/14/chartex" xmlns:mc="http://schemas.openxmlformats.org/markup-compatibility/2006" xmlns:aink="http://schemas.microsoft.com/office/drawing/2016/ink" xmlns:am3d="http://schemas.microsoft.com/office/drawing/2017/model3d" xmlns:o="urn:schemas-microsoft-com:office:office" xmlns:oel="http://schemas.microsoft.com/office/2019/extlst" xmlns:r="http://schemas.openxmlformats.org/officeDocument/2006/relationships" xmlns:m="http://schemas.openxmlformats.org/officeDocument/2006/math" xmlns:v="urn:schemas-microsoft-com:vml" xmlns:wp14="http://schemas.microsoft.com/office/word/2010/wordprocessingDrawing" xmlns:wp="http://schemas.openxmlformats.org/drawingml/2006/wordprocessingDrawing" xmlns:w10="urn:schemas-microsoft-com:office:word" xmlns:w="http://schemas.openxmlformats.org/wordprocessingml/2006/main" xmlns:w14="http://schemas.microsoft.com/office/word/2010/wordml" xmlns:w15="http://schemas.microsoft.com/office/word/2012/wordml" xmlns:w16cex="http://schemas.microsoft.com/office/word/2018/wordml/cex" xmlns:w16cid="http://schemas.microsoft.com/office/word/2016/wordml/cid" xmlns:w16="http://schemas.microsoft.com/office/word/2018/wordml" xmlns:w16du="http://schemas.microsoft.com/office/word/2023/wordml/word16du" xmlns:w16sdtdh="http://schemas.microsoft.com/office/word/2020/wordml/sdtdatahash" xmlns:w16sdtfl="http://schemas.microsoft.com/office/word/2024/wordml/sdtformatlock" xmlns:w16se="http://schemas.microsoft.com/office/word/2015/wordml/symex" xmlns:wpg="http://schemas.microsoft.com/office/word/2010/wordprocessingGroup" xmlns:wpi="http://schemas.microsoft.com/office/word/2010/wordprocessingInk" xmlns:wne="http://schemas.microsoft.com/office/word/2006/wordml" xmlns:wps="http://schemas.microsoft.com/office/word/2010/wordprocessingShape" mc:Ignorable="w14 w15 w16se w16cid w16 w16cex w16sdtdh w16sdtfl w16du wp14">
   <w:p>
     <w:pPr>
       <w:pStyle w:val="Footer"/>
@@ -1017,7 +1465,7 @@
 </file>
 
 <file path=word/footer3.xml><?xml version="1.0" encoding="utf-8"?>
-<w:ftr xmlns:wpc="http://schemas.microsoft.com/office/word/2010/wordprocessingCanvas" xmlns:cx="http://schemas.microsoft.com/office/drawing/2014/chartex" xmlns:cx1="http://schemas.microsoft.com/office/drawing/2015/9/8/chartex" xmlns:cx2="http://schemas.microsoft.com/office/drawing/2015/10/21/chartex" xmlns:cx3="http://schemas.microsoft.com/office/drawing/2016/5/9/chartex" xmlns:cx4="http://schemas.microsoft.com/office/drawing/2016/5/10/chartex" xmlns:cx5="http://schemas.microsoft.com/office/drawing/2016/5/11/chartex" xmlns:cx6="http://schemas.microsoft.com/office/drawing/2016/5/12/chartex" xmlns:cx7="http://schemas.microsoft.com/office/drawing/2016/5/13/chartex" xmlns:cx8="http://schemas.microsoft.com/office/drawing/2016/5/14/chartex" xmlns:mc="http://schemas.openxmlformats.org/markup-compatibility/2006" xmlns:aink="http://schemas.microsoft.com/office/drawing/2016/ink" xmlns:am3d="http://schemas.microsoft.com/office/drawing/2017/model3d" xmlns:o="urn:schemas-microsoft-com:office:office" xmlns:oel="http://schemas.microsoft.com/office/2019/extlst" xmlns:r="http://schemas.openxmlformats.org/officeDocument/2006/relationships" xmlns:m="http://schemas.openxmlformats.org/officeDocument/2006/math" xmlns:v="urn:schemas-microsoft-com:vml" xmlns:wp14="http://schemas.microsoft.com/office/word/2010/wordprocessingDrawing" xmlns:wp="http://schemas.openxmlformats.org/drawingml/2006/wordprocessingDrawing" xmlns:w10="urn:schemas-microsoft-com:office:word" xmlns:w="http://schemas.openxmlformats.org/wordprocessingml/2006/main" xmlns:w14="http://schemas.microsoft.com/office/word/2010/wordml" xmlns:w15="http://schemas.microsoft.com/office/word/2012/wordml" xmlns:w16cex="http://schemas.microsoft.com/office/word/2018/wordml/cex" xmlns:w16cid="http://schemas.microsoft.com/office/word/2016/wordml/cid" xmlns:w16="http://schemas.microsoft.com/office/word/2018/wordml" xmlns:w16sdtdh="http://schemas.microsoft.com/office/word/2020/wordml/sdtdatahash" xmlns:w16se="http://schemas.microsoft.com/office/word/2015/wordml/symex" xmlns:wpg="http://schemas.microsoft.com/office/word/2010/wordprocessingGroup" xmlns:wpi="http://schemas.microsoft.com/office/word/2010/wordprocessingInk" xmlns:wne="http://schemas.microsoft.com/office/word/2006/wordml" xmlns:wps="http://schemas.microsoft.com/office/word/2010/wordprocessingShape" mc:Ignorable="w14 w15 w16se w16cid w16 w16cex w16sdtdh wp14">
+<w:ftr xmlns:wpc="http://schemas.microsoft.com/office/word/2010/wordprocessingCanvas" xmlns:cx="http://schemas.microsoft.com/office/drawing/2014/chartex" xmlns:cx1="http://schemas.microsoft.com/office/drawing/2015/9/8/chartex" xmlns:cx2="http://schemas.microsoft.com/office/drawing/2015/10/21/chartex" xmlns:cx3="http://schemas.microsoft.com/office/drawing/2016/5/9/chartex" xmlns:cx4="http://schemas.microsoft.com/office/drawing/2016/5/10/chartex" xmlns:cx5="http://schemas.microsoft.com/office/drawing/2016/5/11/chartex" xmlns:cx6="http://schemas.microsoft.com/office/drawing/2016/5/12/chartex" xmlns:cx7="http://schemas.microsoft.com/office/drawing/2016/5/13/chartex" xmlns:cx8="http://schemas.microsoft.com/office/drawing/2016/5/14/chartex" xmlns:mc="http://schemas.openxmlformats.org/markup-compatibility/2006" xmlns:aink="http://schemas.microsoft.com/office/drawing/2016/ink" xmlns:am3d="http://schemas.microsoft.com/office/drawing/2017/model3d" xmlns:o="urn:schemas-microsoft-com:office:office" xmlns:oel="http://schemas.microsoft.com/office/2019/extlst" xmlns:r="http://schemas.openxmlformats.org/officeDocument/2006/relationships" xmlns:m="http://schemas.openxmlformats.org/officeDocument/2006/math" xmlns:v="urn:schemas-microsoft-com:vml" xmlns:wp14="http://schemas.microsoft.com/office/word/2010/wordprocessingDrawing" xmlns:wp="http://schemas.openxmlformats.org/drawingml/2006/wordprocessingDrawing" xmlns:w10="urn:schemas-microsoft-com:office:word" xmlns:w="http://schemas.openxmlformats.org/wordprocessingml/2006/main" xmlns:w14="http://schemas.microsoft.com/office/word/2010/wordml" xmlns:w15="http://schemas.microsoft.com/office/word/2012/wordml" xmlns:w16cex="http://schemas.microsoft.com/office/word/2018/wordml/cex" xmlns:w16cid="http://schemas.microsoft.com/office/word/2016/wordml/cid" xmlns:w16="http://schemas.microsoft.com/office/word/2018/wordml" xmlns:w16du="http://schemas.microsoft.com/office/word/2023/wordml/word16du" xmlns:w16sdtdh="http://schemas.microsoft.com/office/word/2020/wordml/sdtdatahash" xmlns:w16sdtfl="http://schemas.microsoft.com/office/word/2024/wordml/sdtformatlock" xmlns:w16se="http://schemas.microsoft.com/office/word/2015/wordml/symex" xmlns:wpg="http://schemas.microsoft.com/office/word/2010/wordprocessingGroup" xmlns:wpi="http://schemas.microsoft.com/office/word/2010/wordprocessingInk" xmlns:wne="http://schemas.microsoft.com/office/word/2006/wordml" xmlns:wps="http://schemas.microsoft.com/office/word/2010/wordprocessingShape" mc:Ignorable="w14 w15 w16se w16cid w16 w16cex w16sdtdh w16sdtfl w16du wp14">
   <w:p>
     <w:pPr>
       <w:pStyle w:val="Footer"/>
@@ -1027,7 +1475,7 @@
 </file>
 
 <file path=word/footnotes.xml><?xml version="1.0" encoding="utf-8"?>
-<w:footnotes xmlns:wpc="http://schemas.microsoft.com/office/word/2010/wordprocessingCanvas" xmlns:cx="http://schemas.microsoft.com/office/drawing/2014/chartex" xmlns:cx1="http://schemas.microsoft.com/office/drawing/2015/9/8/chartex" xmlns:cx2="http://schemas.microsoft.com/office/drawing/2015/10/21/chartex" xmlns:cx3="http://schemas.microsoft.com/office/drawing/2016/5/9/chartex" xmlns:cx4="http://schemas.microsoft.com/office/drawing/2016/5/10/chartex" xmlns:cx5="http://schemas.microsoft.com/office/drawing/2016/5/11/chartex" xmlns:cx6="http://schemas.microsoft.com/office/drawing/2016/5/12/chartex" xmlns:cx7="http://schemas.microsoft.com/office/drawing/2016/5/13/chartex" xmlns:cx8="http://schemas.microsoft.com/office/drawing/2016/5/14/chartex" xmlns:mc="http://schemas.openxmlformats.org/markup-compatibility/2006" xmlns:aink="http://schemas.microsoft.com/office/drawing/2016/ink" xmlns:am3d="http://schemas.microsoft.com/office/drawing/2017/model3d" xmlns:o="urn:schemas-microsoft-com:office:office" xmlns:oel="http://schemas.microsoft.com/office/2019/extlst" xmlns:r="http://schemas.openxmlformats.org/officeDocument/2006/relationships" xmlns:m="http://schemas.openxmlformats.org/officeDocument/2006/math" xmlns:v="urn:schemas-microsoft-com:vml" xmlns:wp14="http://schemas.microsoft.com/office/word/2010/wordprocessingDrawing" xmlns:wp="http://schemas.openxmlformats.org/drawingml/2006/wordprocessingDrawing" xmlns:w10="urn:schemas-microsoft-com:office:word" xmlns:w="http://schemas.openxmlformats.org/wordprocessingml/2006/main" xmlns:w14="http://schemas.microsoft.com/office/word/2010/wordml" xmlns:w15="http://schemas.microsoft.com/office/word/2012/wordml" xmlns:w16cex="http://schemas.microsoft.com/office/word/2018/wordml/cex" xmlns:w16cid="http://schemas.microsoft.com/office/word/2016/wordml/cid" xmlns:w16="http://schemas.microsoft.com/office/word/2018/wordml" xmlns:w16sdtdh="http://schemas.microsoft.com/office/word/2020/wordml/sdtdatahash" xmlns:w16se="http://schemas.microsoft.com/office/word/2015/wordml/symex" xmlns:wpg="http://schemas.microsoft.com/office/word/2010/wordprocessingGroup" xmlns:wpi="http://schemas.microsoft.com/office/word/2010/wordprocessingInk" xmlns:wne="http://schemas.microsoft.com/office/word/2006/wordml" xmlns:wps="http://schemas.microsoft.com/office/word/2010/wordprocessingShape" mc:Ignorable="w14 w15 w16se w16cid w16 w16cex w16sdtdh wp14">
+<w:footnotes xmlns:wpc="http://schemas.microsoft.com/office/word/2010/wordprocessingCanvas" xmlns:cx="http://schemas.microsoft.com/office/drawing/2014/chartex" xmlns:cx1="http://schemas.microsoft.com/office/drawing/2015/9/8/chartex" xmlns:cx2="http://schemas.microsoft.com/office/drawing/2015/10/21/chartex" xmlns:cx3="http://schemas.microsoft.com/office/drawing/2016/5/9/chartex" xmlns:cx4="http://schemas.microsoft.com/office/drawing/2016/5/10/chartex" xmlns:cx5="http://schemas.microsoft.com/office/drawing/2016/5/11/chartex" xmlns:cx6="http://schemas.microsoft.com/office/drawing/2016/5/12/chartex" xmlns:cx7="http://schemas.microsoft.com/office/drawing/2016/5/13/chartex" xmlns:cx8="http://schemas.microsoft.com/office/drawing/2016/5/14/chartex" xmlns:mc="http://schemas.openxmlformats.org/markup-compatibility/2006" xmlns:aink="http://schemas.microsoft.com/office/drawing/2016/ink" xmlns:am3d="http://schemas.microsoft.com/office/drawing/2017/model3d" xmlns:o="urn:schemas-microsoft-com:office:office" xmlns:oel="http://schemas.microsoft.com/office/2019/extlst" xmlns:r="http://schemas.openxmlformats.org/officeDocument/2006/relationships" xmlns:m="http://schemas.openxmlformats.org/officeDocument/2006/math" xmlns:v="urn:schemas-microsoft-com:vml" xmlns:wp14="http://schemas.microsoft.com/office/word/2010/wordprocessingDrawing" xmlns:wp="http://schemas.openxmlformats.org/drawingml/2006/wordprocessingDrawing" xmlns:w10="urn:schemas-microsoft-com:office:word" xmlns:w="http://schemas.openxmlformats.org/wordprocessingml/2006/main" xmlns:w14="http://schemas.microsoft.com/office/word/2010/wordml" xmlns:w15="http://schemas.microsoft.com/office/word/2012/wordml" xmlns:w16cex="http://schemas.microsoft.com/office/word/2018/wordml/cex" xmlns:w16cid="http://schemas.microsoft.com/office/word/2016/wordml/cid" xmlns:w16="http://schemas.microsoft.com/office/word/2018/wordml" xmlns:w16du="http://schemas.microsoft.com/office/word/2023/wordml/word16du" xmlns:w16sdtdh="http://schemas.microsoft.com/office/word/2020/wordml/sdtdatahash" xmlns:w16sdtfl="http://schemas.microsoft.com/office/word/2024/wordml/sdtformatlock" xmlns:w16se="http://schemas.microsoft.com/office/word/2015/wordml/symex" xmlns:wpg="http://schemas.microsoft.com/office/word/2010/wordprocessingGroup" xmlns:wpi="http://schemas.microsoft.com/office/word/2010/wordprocessingInk" xmlns:wne="http://schemas.microsoft.com/office/word/2006/wordml" xmlns:wps="http://schemas.microsoft.com/office/word/2010/wordprocessingShape" mc:Ignorable="w14 w15 w16se w16cid w16 w16cex w16sdtdh w16sdtfl w16du wp14">
   <w:footnote w:type="separator" w:id="-1">
     <w:p>
       <w:pPr>
@@ -1052,7 +1500,7 @@
 </file>
 
 <file path=word/header1.xml><?xml version="1.0" encoding="utf-8"?>
-<w:hdr xmlns:wpc="http://schemas.microsoft.com/office/word/2010/wordprocessingCanvas" xmlns:cx="http://schemas.microsoft.com/office/drawing/2014/chartex" xmlns:cx1="http://schemas.microsoft.com/office/drawing/2015/9/8/chartex" xmlns:cx2="http://schemas.microsoft.com/office/drawing/2015/10/21/chartex" xmlns:cx3="http://schemas.microsoft.com/office/drawing/2016/5/9/chartex" xmlns:cx4="http://schemas.microsoft.com/office/drawing/2016/5/10/chartex" xmlns:cx5="http://schemas.microsoft.com/office/drawing/2016/5/11/chartex" xmlns:cx6="http://schemas.microsoft.com/office/drawing/2016/5/12/chartex" xmlns:cx7="http://schemas.microsoft.com/office/drawing/2016/5/13/chartex" xmlns:cx8="http://schemas.microsoft.com/office/drawing/2016/5/14/chartex" xmlns:mc="http://schemas.openxmlformats.org/markup-compatibility/2006" xmlns:aink="http://schemas.microsoft.com/office/drawing/2016/ink" xmlns:am3d="http://schemas.microsoft.com/office/drawing/2017/model3d" xmlns:o="urn:schemas-microsoft-com:office:office" xmlns:oel="http://schemas.microsoft.com/office/2019/extlst" xmlns:r="http://schemas.openxmlformats.org/officeDocument/2006/relationships" xmlns:m="http://schemas.openxmlformats.org/officeDocument/2006/math" xmlns:v="urn:schemas-microsoft-com:vml" xmlns:wp14="http://schemas.microsoft.com/office/word/2010/wordprocessingDrawing" xmlns:wp="http://schemas.openxmlformats.org/drawingml/2006/wordprocessingDrawing" xmlns:w10="urn:schemas-microsoft-com:office:word" xmlns:w="http://schemas.openxmlformats.org/wordprocessingml/2006/main" xmlns:w14="http://schemas.microsoft.com/office/word/2010/wordml" xmlns:w15="http://schemas.microsoft.com/office/word/2012/wordml" xmlns:w16cex="http://schemas.microsoft.com/office/word/2018/wordml/cex" xmlns:w16cid="http://schemas.microsoft.com/office/word/2016/wordml/cid" xmlns:w16="http://schemas.microsoft.com/office/word/2018/wordml" xmlns:w16sdtdh="http://schemas.microsoft.com/office/word/2020/wordml/sdtdatahash" xmlns:w16se="http://schemas.microsoft.com/office/word/2015/wordml/symex" xmlns:wpg="http://schemas.microsoft.com/office/word/2010/wordprocessingGroup" xmlns:wpi="http://schemas.microsoft.com/office/word/2010/wordprocessingInk" xmlns:wne="http://schemas.microsoft.com/office/word/2006/wordml" xmlns:wps="http://schemas.microsoft.com/office/word/2010/wordprocessingShape" mc:Ignorable="w14 w15 w16se w16cid w16 w16cex w16sdtdh wp14">
+<w:hdr xmlns:wpc="http://schemas.microsoft.com/office/word/2010/wordprocessingCanvas" xmlns:cx="http://schemas.microsoft.com/office/drawing/2014/chartex" xmlns:cx1="http://schemas.microsoft.com/office/drawing/2015/9/8/chartex" xmlns:cx2="http://schemas.microsoft.com/office/drawing/2015/10/21/chartex" xmlns:cx3="http://schemas.microsoft.com/office/drawing/2016/5/9/chartex" xmlns:cx4="http://schemas.microsoft.com/office/drawing/2016/5/10/chartex" xmlns:cx5="http://schemas.microsoft.com/office/drawing/2016/5/11/chartex" xmlns:cx6="http://schemas.microsoft.com/office/drawing/2016/5/12/chartex" xmlns:cx7="http://schemas.microsoft.com/office/drawing/2016/5/13/chartex" xmlns:cx8="http://schemas.microsoft.com/office/drawing/2016/5/14/chartex" xmlns:mc="http://schemas.openxmlformats.org/markup-compatibility/2006" xmlns:aink="http://schemas.microsoft.com/office/drawing/2016/ink" xmlns:am3d="http://schemas.microsoft.com/office/drawing/2017/model3d" xmlns:o="urn:schemas-microsoft-com:office:office" xmlns:oel="http://schemas.microsoft.com/office/2019/extlst" xmlns:r="http://schemas.openxmlformats.org/officeDocument/2006/relationships" xmlns:m="http://schemas.openxmlformats.org/officeDocument/2006/math" xmlns:v="urn:schemas-microsoft-com:vml" xmlns:wp14="http://schemas.microsoft.com/office/word/2010/wordprocessingDrawing" xmlns:wp="http://schemas.openxmlformats.org/drawingml/2006/wordprocessingDrawing" xmlns:w10="urn:schemas-microsoft-com:office:word" xmlns:w="http://schemas.openxmlformats.org/wordprocessingml/2006/main" xmlns:w14="http://schemas.microsoft.com/office/word/2010/wordml" xmlns:w15="http://schemas.microsoft.com/office/word/2012/wordml" xmlns:w16cex="http://schemas.microsoft.com/office/word/2018/wordml/cex" xmlns:w16cid="http://schemas.microsoft.com/office/word/2016/wordml/cid" xmlns:w16="http://schemas.microsoft.com/office/word/2018/wordml" xmlns:w16du="http://schemas.microsoft.com/office/word/2023/wordml/word16du" xmlns:w16sdtdh="http://schemas.microsoft.com/office/word/2020/wordml/sdtdatahash" xmlns:w16sdtfl="http://schemas.microsoft.com/office/word/2024/wordml/sdtformatlock" xmlns:w16se="http://schemas.microsoft.com/office/word/2015/wordml/symex" xmlns:wpg="http://schemas.microsoft.com/office/word/2010/wordprocessingGroup" xmlns:wpi="http://schemas.microsoft.com/office/word/2010/wordprocessingInk" xmlns:wne="http://schemas.microsoft.com/office/word/2006/wordml" xmlns:wps="http://schemas.microsoft.com/office/word/2010/wordprocessingShape" mc:Ignorable="w14 w15 w16se w16cid w16 w16cex w16sdtdh w16sdtfl w16du wp14">
   <w:p>
     <w:pPr>
       <w:pStyle w:val="Header"/>
@@ -1062,7 +1510,7 @@
 </file>
 
 <file path=word/header2.xml><?xml version="1.0" encoding="utf-8"?>
-<w:hdr xmlns:wpc="http://schemas.microsoft.com/office/word/2010/wordprocessingCanvas" xmlns:cx="http://schemas.microsoft.com/office/drawing/2014/chartex" xmlns:cx1="http://schemas.microsoft.com/office/drawing/2015/9/8/chartex" xmlns:cx2="http://schemas.microsoft.com/office/drawing/2015/10/21/chartex" xmlns:cx3="http://schemas.microsoft.com/office/drawing/2016/5/9/chartex" xmlns:cx4="http://schemas.microsoft.com/office/drawing/2016/5/10/chartex" xmlns:cx5="http://schemas.microsoft.com/office/drawing/2016/5/11/chartex" xmlns:cx6="http://schemas.microsoft.com/office/drawing/2016/5/12/chartex" xmlns:cx7="http://schemas.microsoft.com/office/drawing/2016/5/13/chartex" xmlns:cx8="http://schemas.microsoft.com/office/drawing/2016/5/14/chartex" xmlns:mc="http://schemas.openxmlformats.org/markup-compatibility/2006" xmlns:aink="http://schemas.microsoft.com/office/drawing/2016/ink" xmlns:am3d="http://schemas.microsoft.com/office/drawing/2017/model3d" xmlns:o="urn:schemas-microsoft-com:office:office" xmlns:oel="http://schemas.microsoft.com/office/2019/extlst" xmlns:r="http://schemas.openxmlformats.org/officeDocument/2006/relationships" xmlns:m="http://schemas.openxmlformats.org/officeDocument/2006/math" xmlns:v="urn:schemas-microsoft-com:vml" xmlns:wp14="http://schemas.microsoft.com/office/word/2010/wordprocessingDrawing" xmlns:wp="http://schemas.openxmlformats.org/drawingml/2006/wordprocessingDrawing" xmlns:w10="urn:schemas-microsoft-com:office:word" xmlns:w="http://schemas.openxmlformats.org/wordprocessingml/2006/main" xmlns:w14="http://schemas.microsoft.com/office/word/2010/wordml" xmlns:w15="http://schemas.microsoft.com/office/word/2012/wordml" xmlns:w16cex="http://schemas.microsoft.com/office/word/2018/wordml/cex" xmlns:w16cid="http://schemas.microsoft.com/office/word/2016/wordml/cid" xmlns:w16="http://schemas.microsoft.com/office/word/2018/wordml" xmlns:w16sdtdh="http://schemas.microsoft.com/office/word/2020/wordml/sdtdatahash" xmlns:w16se="http://schemas.microsoft.com/office/word/2015/wordml/symex" xmlns:wpg="http://schemas.microsoft.com/office/word/2010/wordprocessingGroup" xmlns:wpi="http://schemas.microsoft.com/office/word/2010/wordprocessingInk" xmlns:wne="http://schemas.microsoft.com/office/word/2006/wordml" xmlns:wps="http://schemas.microsoft.com/office/word/2010/wordprocessingShape" mc:Ignorable="w14 w15 w16se w16cid w16 w16cex w16sdtdh wp14">
+<w:hdr xmlns:wpc="http://schemas.microsoft.com/office/word/2010/wordprocessingCanvas" xmlns:cx="http://schemas.microsoft.com/office/drawing/2014/chartex" xmlns:cx1="http://schemas.microsoft.com/office/drawing/2015/9/8/chartex" xmlns:cx2="http://schemas.microsoft.com/office/drawing/2015/10/21/chartex" xmlns:cx3="http://schemas.microsoft.com/office/drawing/2016/5/9/chartex" xmlns:cx4="http://schemas.microsoft.com/office/drawing/2016/5/10/chartex" xmlns:cx5="http://schemas.microsoft.com/office/drawing/2016/5/11/chartex" xmlns:cx6="http://schemas.microsoft.com/office/drawing/2016/5/12/chartex" xmlns:cx7="http://schemas.microsoft.com/office/drawing/2016/5/13/chartex" xmlns:cx8="http://schemas.microsoft.com/office/drawing/2016/5/14/chartex" xmlns:mc="http://schemas.openxmlformats.org/markup-compatibility/2006" xmlns:aink="http://schemas.microsoft.com/office/drawing/2016/ink" xmlns:am3d="http://schemas.microsoft.com/office/drawing/2017/model3d" xmlns:o="urn:schemas-microsoft-com:office:office" xmlns:oel="http://schemas.microsoft.com/office/2019/extlst" xmlns:r="http://schemas.openxmlformats.org/officeDocument/2006/relationships" xmlns:m="http://schemas.openxmlformats.org/officeDocument/2006/math" xmlns:v="urn:schemas-microsoft-com:vml" xmlns:wp14="http://schemas.microsoft.com/office/word/2010/wordprocessingDrawing" xmlns:wp="http://schemas.openxmlformats.org/drawingml/2006/wordprocessingDrawing" xmlns:w10="urn:schemas-microsoft-com:office:word" xmlns:w="http://schemas.openxmlformats.org/wordprocessingml/2006/main" xmlns:w14="http://schemas.microsoft.com/office/word/2010/wordml" xmlns:w15="http://schemas.microsoft.com/office/word/2012/wordml" xmlns:w16cex="http://schemas.microsoft.com/office/word/2018/wordml/cex" xmlns:w16cid="http://schemas.microsoft.com/office/word/2016/wordml/cid" xmlns:w16="http://schemas.microsoft.com/office/word/2018/wordml" xmlns:w16du="http://schemas.microsoft.com/office/word/2023/wordml/word16du" xmlns:w16sdtdh="http://schemas.microsoft.com/office/word/2020/wordml/sdtdatahash" xmlns:w16sdtfl="http://schemas.microsoft.com/office/word/2024/wordml/sdtformatlock" xmlns:w16se="http://schemas.microsoft.com/office/word/2015/wordml/symex" xmlns:wpg="http://schemas.microsoft.com/office/word/2010/wordprocessingGroup" xmlns:wpi="http://schemas.microsoft.com/office/word/2010/wordprocessingInk" xmlns:wne="http://schemas.microsoft.com/office/word/2006/wordml" xmlns:wps="http://schemas.microsoft.com/office/word/2010/wordprocessingShape" mc:Ignorable="w14 w15 w16se w16cid w16 w16cex w16sdtdh w16sdtfl w16du wp14">
   <w:p>
     <w:pPr>
       <w:pStyle w:val="Header"/>
@@ -1073,7 +1521,7 @@
 </file>
 
 <file path=word/header3.xml><?xml version="1.0" encoding="utf-8"?>
-<w:hdr xmlns:wpc="http://schemas.microsoft.com/office/word/2010/wordprocessingCanvas" xmlns:cx="http://schemas.microsoft.com/office/drawing/2014/chartex" xmlns:cx1="http://schemas.microsoft.com/office/drawing/2015/9/8/chartex" xmlns:cx2="http://schemas.microsoft.com/office/drawing/2015/10/21/chartex" xmlns:cx3="http://schemas.microsoft.com/office/drawing/2016/5/9/chartex" xmlns:cx4="http://schemas.microsoft.com/office/drawing/2016/5/10/chartex" xmlns:cx5="http://schemas.microsoft.com/office/drawing/2016/5/11/chartex" xmlns:cx6="http://schemas.microsoft.com/office/drawing/2016/5/12/chartex" xmlns:cx7="http://schemas.microsoft.com/office/drawing/2016/5/13/chartex" xmlns:cx8="http://schemas.microsoft.com/office/drawing/2016/5/14/chartex" xmlns:mc="http://schemas.openxmlformats.org/markup-compatibility/2006" xmlns:aink="http://schemas.microsoft.com/office/drawing/2016/ink" xmlns:am3d="http://schemas.microsoft.com/office/drawing/2017/model3d" xmlns:o="urn:schemas-microsoft-com:office:office" xmlns:oel="http://schemas.microsoft.com/office/2019/extlst" xmlns:r="http://schemas.openxmlformats.org/officeDocument/2006/relationships" xmlns:m="http://schemas.openxmlformats.org/officeDocument/2006/math" xmlns:v="urn:schemas-microsoft-com:vml" xmlns:wp14="http://schemas.microsoft.com/office/word/2010/wordprocessingDrawing" xmlns:wp="http://schemas.openxmlformats.org/drawingml/2006/wordprocessingDrawing" xmlns:w10="urn:schemas-microsoft-com:office:word" xmlns:w="http://schemas.openxmlformats.org/wordprocessingml/2006/main" xmlns:w14="http://schemas.microsoft.com/office/word/2010/wordml" xmlns:w15="http://schemas.microsoft.com/office/word/2012/wordml" xmlns:w16cex="http://schemas.microsoft.com/office/word/2018/wordml/cex" xmlns:w16cid="http://schemas.microsoft.com/office/word/2016/wordml/cid" xmlns:w16="http://schemas.microsoft.com/office/word/2018/wordml" xmlns:w16sdtdh="http://schemas.microsoft.com/office/word/2020/wordml/sdtdatahash" xmlns:w16se="http://schemas.microsoft.com/office/word/2015/wordml/symex" xmlns:wpg="http://schemas.microsoft.com/office/word/2010/wordprocessingGroup" xmlns:wpi="http://schemas.microsoft.com/office/word/2010/wordprocessingInk" xmlns:wne="http://schemas.microsoft.com/office/word/2006/wordml" xmlns:wps="http://schemas.microsoft.com/office/word/2010/wordprocessingShape" mc:Ignorable="w14 w15 w16se w16cid w16 w16cex w16sdtdh wp14">
+<w:hdr xmlns:wpc="http://schemas.microsoft.com/office/word/2010/wordprocessingCanvas" xmlns:cx="http://schemas.microsoft.com/office/drawing/2014/chartex" xmlns:cx1="http://schemas.microsoft.com/office/drawing/2015/9/8/chartex" xmlns:cx2="http://schemas.microsoft.com/office/drawing/2015/10/21/chartex" xmlns:cx3="http://schemas.microsoft.com/office/drawing/2016/5/9/chartex" xmlns:cx4="http://schemas.microsoft.com/office/drawing/2016/5/10/chartex" xmlns:cx5="http://schemas.microsoft.com/office/drawing/2016/5/11/chartex" xmlns:cx6="http://schemas.microsoft.com/office/drawing/2016/5/12/chartex" xmlns:cx7="http://schemas.microsoft.com/office/drawing/2016/5/13/chartex" xmlns:cx8="http://schemas.microsoft.com/office/drawing/2016/5/14/chartex" xmlns:mc="http://schemas.openxmlformats.org/markup-compatibility/2006" xmlns:aink="http://schemas.microsoft.com/office/drawing/2016/ink" xmlns:am3d="http://schemas.microsoft.com/office/drawing/2017/model3d" xmlns:o="urn:schemas-microsoft-com:office:office" xmlns:oel="http://schemas.microsoft.com/office/2019/extlst" xmlns:r="http://schemas.openxmlformats.org/officeDocument/2006/relationships" xmlns:m="http://schemas.openxmlformats.org/officeDocument/2006/math" xmlns:v="urn:schemas-microsoft-com:vml" xmlns:wp14="http://schemas.microsoft.com/office/word/2010/wordprocessingDrawing" xmlns:wp="http://schemas.openxmlformats.org/drawingml/2006/wordprocessingDrawing" xmlns:w10="urn:schemas-microsoft-com:office:word" xmlns:w="http://schemas.openxmlformats.org/wordprocessingml/2006/main" xmlns:w14="http://schemas.microsoft.com/office/word/2010/wordml" xmlns:w15="http://schemas.microsoft.com/office/word/2012/wordml" xmlns:w16cex="http://schemas.microsoft.com/office/word/2018/wordml/cex" xmlns:w16cid="http://schemas.microsoft.com/office/word/2016/wordml/cid" xmlns:w16="http://schemas.microsoft.com/office/word/2018/wordml" xmlns:w16du="http://schemas.microsoft.com/office/word/2023/wordml/word16du" xmlns:w16sdtdh="http://schemas.microsoft.com/office/word/2020/wordml/sdtdatahash" xmlns:w16sdtfl="http://schemas.microsoft.com/office/word/2024/wordml/sdtformatlock" xmlns:w16se="http://schemas.microsoft.com/office/word/2015/wordml/symex" xmlns:wpg="http://schemas.microsoft.com/office/word/2010/wordprocessingGroup" xmlns:wpi="http://schemas.microsoft.com/office/word/2010/wordprocessingInk" xmlns:wne="http://schemas.microsoft.com/office/word/2006/wordml" xmlns:wps="http://schemas.microsoft.com/office/word/2010/wordprocessingShape" mc:Ignorable="w14 w15 w16se w16cid w16 w16cex w16sdtdh w16sdtfl w16du wp14">
   <w:p>
     <w:pPr>
       <w:pStyle w:val="Header"/>
@@ -1082,7 +1530,7 @@
     <w:r>
       <w:tab/>
       <w:tab/>
-      <w:t>2026-06-17</w:t>
+      <w:t>2026-06-18</w:t>
       <w:br/>
       <w:br/>
     </w:r>
@@ -1099,7 +1547,7 @@
 </file>
 
 <file path=word/numbering.xml><?xml version="1.0" encoding="utf-8"?>
-<w:numbering xmlns:wpc="http://schemas.microsoft.com/office/word/2010/wordprocessingCanvas" xmlns:cx="http://schemas.microsoft.com/office/drawing/2014/chartex" xmlns:cx1="http://schemas.microsoft.com/office/drawing/2015/9/8/chartex" xmlns:cx2="http://schemas.microsoft.com/office/drawing/2015/10/21/chartex" xmlns:cx3="http://schemas.microsoft.com/office/drawing/2016/5/9/chartex" xmlns:cx4="http://schemas.microsoft.com/office/drawing/2016/5/10/chartex" xmlns:cx5="http://schemas.microsoft.com/office/drawing/2016/5/11/chartex" xmlns:cx6="http://schemas.microsoft.com/office/drawing/2016/5/12/chartex" xmlns:cx7="http://schemas.microsoft.com/office/drawing/2016/5/13/chartex" xmlns:cx8="http://schemas.microsoft.com/office/drawing/2016/5/14/chartex" xmlns:mc="http://schemas.openxmlformats.org/markup-compatibility/2006" xmlns:aink="http://schemas.microsoft.com/office/drawing/2016/ink" xmlns:am3d="http://schemas.microsoft.com/office/drawing/2017/model3d" xmlns:o="urn:schemas-microsoft-com:office:office" xmlns:oel="http://schemas.microsoft.com/office/2019/extlst" xmlns:r="http://schemas.openxmlformats.org/officeDocument/2006/relationships" xmlns:m="http://schemas.openxmlformats.org/officeDocument/2006/math" xmlns:v="urn:schemas-microsoft-com:vml" xmlns:wp14="http://schemas.microsoft.com/office/word/2010/wordprocessingDrawing" xmlns:wp="http://schemas.openxmlformats.org/drawingml/2006/wordprocessingDrawing" xmlns:w10="urn:schemas-microsoft-com:office:word" xmlns:w="http://schemas.openxmlformats.org/wordprocessingml/2006/main" xmlns:w14="http://schemas.microsoft.com/office/word/2010/wordml" xmlns:w15="http://schemas.microsoft.com/office/word/2012/wordml" xmlns:w16cex="http://schemas.microsoft.com/office/word/2018/wordml/cex" xmlns:w16cid="http://schemas.microsoft.com/office/word/2016/wordml/cid" xmlns:w16="http://schemas.microsoft.com/office/word/2018/wordml" xmlns:w16sdtdh="http://schemas.microsoft.com/office/word/2020/wordml/sdtdatahash" xmlns:w16se="http://schemas.microsoft.com/office/word/2015/wordml/symex" xmlns:wpg="http://schemas.microsoft.com/office/word/2010/wordprocessingGroup" xmlns:wpi="http://schemas.microsoft.com/office/word/2010/wordprocessingInk" xmlns:wne="http://schemas.microsoft.com/office/word/2006/wordml" xmlns:wps="http://schemas.microsoft.com/office/word/2010/wordprocessingShape" mc:Ignorable="w14 w15 w16se w16cid w16 w16cex w16sdtdh wp14">
+<w:numbering xmlns:wpc="http://schemas.microsoft.com/office/word/2010/wordprocessingCanvas" xmlns:cx="http://schemas.microsoft.com/office/drawing/2014/chartex" xmlns:cx1="http://schemas.microsoft.com/office/drawing/2015/9/8/chartex" xmlns:cx2="http://schemas.microsoft.com/office/drawing/2015/10/21/chartex" xmlns:cx3="http://schemas.microsoft.com/office/drawing/2016/5/9/chartex" xmlns:cx4="http://schemas.microsoft.com/office/drawing/2016/5/10/chartex" xmlns:cx5="http://schemas.microsoft.com/office/drawing/2016/5/11/chartex" xmlns:cx6="http://schemas.microsoft.com/office/drawing/2016/5/12/chartex" xmlns:cx7="http://schemas.microsoft.com/office/drawing/2016/5/13/chartex" xmlns:cx8="http://schemas.microsoft.com/office/drawing/2016/5/14/chartex" xmlns:mc="http://schemas.openxmlformats.org/markup-compatibility/2006" xmlns:aink="http://schemas.microsoft.com/office/drawing/2016/ink" xmlns:am3d="http://schemas.microsoft.com/office/drawing/2017/model3d" xmlns:o="urn:schemas-microsoft-com:office:office" xmlns:oel="http://schemas.microsoft.com/office/2019/extlst" xmlns:r="http://schemas.openxmlformats.org/officeDocument/2006/relationships" xmlns:m="http://schemas.openxmlformats.org/officeDocument/2006/math" xmlns:v="urn:schemas-microsoft-com:vml" xmlns:wp14="http://schemas.microsoft.com/office/word/2010/wordprocessingDrawing" xmlns:wp="http://schemas.openxmlformats.org/drawingml/2006/wordprocessingDrawing" xmlns:w10="urn:schemas-microsoft-com:office:word" xmlns:w="http://schemas.openxmlformats.org/wordprocessingml/2006/main" xmlns:w14="http://schemas.microsoft.com/office/word/2010/wordml" xmlns:w15="http://schemas.microsoft.com/office/word/2012/wordml" xmlns:w16cex="http://schemas.microsoft.com/office/word/2018/wordml/cex" xmlns:w16cid="http://schemas.microsoft.com/office/word/2016/wordml/cid" xmlns:w16="http://schemas.microsoft.com/office/word/2018/wordml" xmlns:w16du="http://schemas.microsoft.com/office/word/2023/wordml/word16du" xmlns:w16sdtdh="http://schemas.microsoft.com/office/word/2020/wordml/sdtdatahash" xmlns:w16sdtfl="http://schemas.microsoft.com/office/word/2024/wordml/sdtformatlock" xmlns:w16se="http://schemas.microsoft.com/office/word/2015/wordml/symex" xmlns:wpg="http://schemas.microsoft.com/office/word/2010/wordprocessingGroup" xmlns:wpi="http://schemas.microsoft.com/office/word/2010/wordprocessingInk" xmlns:wne="http://schemas.microsoft.com/office/word/2006/wordml" xmlns:wps="http://schemas.microsoft.com/office/word/2010/wordprocessingShape" mc:Ignorable="w14 w15 w16se w16cid w16 w16cex w16sdtdh w16sdtfl w16du wp14">
   <w:abstractNum w:abstractNumId="0" w15:restartNumberingAfterBreak="0">
     <w:nsid w:val="FFFFFF7C"/>
     <w:multiLevelType w:val="singleLevel"/>
@@ -1302,7 +1750,7 @@
 </file>
 
 <file path=word/styles.xml><?xml version="1.0" encoding="utf-8"?>
-<w:styles xmlns:mc="http://schemas.openxmlformats.org/markup-compatibility/2006" xmlns:r="http://schemas.openxmlformats.org/officeDocument/2006/relationships" xmlns:w="http://schemas.openxmlformats.org/wordprocessingml/2006/main" xmlns:w14="http://schemas.microsoft.com/office/word/2010/wordml" xmlns:w15="http://schemas.microsoft.com/office/word/2012/wordml" xmlns:w16cex="http://schemas.microsoft.com/office/word/2018/wordml/cex" xmlns:w16cid="http://schemas.microsoft.com/office/word/2016/wordml/cid" xmlns:w16="http://schemas.microsoft.com/office/word/2018/wordml" xmlns:w16sdtdh="http://schemas.microsoft.com/office/word/2020/wordml/sdtdatahash" xmlns:w16se="http://schemas.microsoft.com/office/word/2015/wordml/symex" mc:Ignorable="w14 w15 w16se w16cid w16 w16cex w16sdtdh">
+<w:styles xmlns:mc="http://schemas.openxmlformats.org/markup-compatibility/2006" xmlns:r="http://schemas.openxmlformats.org/officeDocument/2006/relationships" xmlns:w="http://schemas.openxmlformats.org/wordprocessingml/2006/main" xmlns:w14="http://schemas.microsoft.com/office/word/2010/wordml" xmlns:w15="http://schemas.microsoft.com/office/word/2012/wordml" xmlns:w16cex="http://schemas.microsoft.com/office/word/2018/wordml/cex" xmlns:w16cid="http://schemas.microsoft.com/office/word/2016/wordml/cid" xmlns:w16="http://schemas.microsoft.com/office/word/2018/wordml" xmlns:w16du="http://schemas.microsoft.com/office/word/2023/wordml/word16du" xmlns:w16sdtdh="http://schemas.microsoft.com/office/word/2020/wordml/sdtdatahash" xmlns:w16sdtfl="http://schemas.microsoft.com/office/word/2024/wordml/sdtformatlock" xmlns:w16se="http://schemas.microsoft.com/office/word/2015/wordml/symex" mc:Ignorable="w14 w15 w16se w16cid w16 w16cex w16sdtdh w16sdtfl w16du">
   <w:docDefaults>
     <w:rPrDefault>
       <w:rPr>
@@ -2060,7 +2508,7 @@
     <w:link w:val="TitleChar"/>
     <w:uiPriority w:val="10"/>
     <w:qFormat/>
-    <w:rsid w:val="007106C8"/>
+    <w:rsid w:val="00E854FA"/>
     <w:pPr>
       <w:spacing w:after="300" w:line="240" w:lineRule="auto"/>
       <w:contextualSpacing/>
@@ -2070,7 +2518,7 @@
       <w:rFonts w:eastAsiaTheme="majorEastAsia" w:cstheme="majorBidi"/>
       <w:spacing w:val="5"/>
       <w:kern w:val="28"/>
-      <w:sz w:val="52"/>
+      <w:sz w:val="40"/>
       <w:szCs w:val="52"/>
       <w:lang w:val="sv-SE" w:eastAsia="en-US" w:bidi="ar-SA"/>
     </w:rPr>
@@ -2080,12 +2528,12 @@
     <w:basedOn w:val="DefaultParagraphFont"/>
     <w:link w:val="Title"/>
     <w:uiPriority w:val="10"/>
-    <w:rsid w:val="007106C8"/>
+    <w:rsid w:val="00E854FA"/>
     <w:rPr>
       <w:rFonts w:ascii="Times New Roman" w:eastAsiaTheme="majorEastAsia" w:hAnsi="Times New Roman" w:cstheme="majorBidi"/>
       <w:spacing w:val="5"/>
       <w:kern w:val="28"/>
-      <w:sz w:val="52"/>
+      <w:sz w:val="40"/>
       <w:szCs w:val="52"/>
       <w:lang w:val="sv-SE" w:eastAsia="en-US" w:bidi="ar-SA"/>
     </w:rPr>

--- a/klagomål/A 57473-2024 FSC-klagomål.docx
+++ b/klagomål/A 57473-2024 FSC-klagomål.docx
@@ -1530,7 +1530,7 @@
     <w:r>
       <w:tab/>
       <w:tab/>
-      <w:t>2026-06-18</w:t>
+      <w:t>2026-06-19</w:t>
       <w:br/>
       <w:br/>
     </w:r>

--- a/klagomål/A 57473-2024 FSC-klagomål.docx
+++ b/klagomål/A 57473-2024 FSC-klagomål.docx
@@ -1530,7 +1530,7 @@
     <w:r>
       <w:tab/>
       <w:tab/>
-      <w:t>2026-06-19</w:t>
+      <w:t>2026-06-20</w:t>
       <w:br/>
       <w:br/>
     </w:r>

--- a/klagomål/A 57473-2024 FSC-klagomål.docx
+++ b/klagomål/A 57473-2024 FSC-klagomål.docx
@@ -168,38 +168,7 @@
     </w:p>
     <w:p>
       <w:r>
-        <w:t>Detta dokument behandlar höga naturvärden i avverkningsanmälan A 57473-2024 i Bräcke kommun som inkom 2024-12-04 och omfattar 0,8 ha.</w:t>
-      </w:r>
-    </w:p>
-    <w:p>
-      <w:r>
-        <w:t>Nedan presenteras fynd av naturvårdsarter och fridlysta arter som gjorts i det avverkningsanmälda området, samt relevanta utdrag ur standarderna för FSC, Chain of Custody, Controlled Wood och PEFC. I BILAGA 1 finns artfakta om fridlysta och rödlistade arter.</w:t>
-      </w:r>
-    </w:p>
-    <w:p>
-      <w:r>
-        <w:t>Vi förväntar oss att ni återkommer med ett skriftligt svar på vårt klagomål och även beskriver vilka korrigerande åtgärder ni satt in för att rätta till identifierade brister i er efterlevnad av den svenska FSC standarden.</w:t>
-      </w:r>
-    </w:p>
-    <w:p>
-      <w:pPr>
-        <w:pStyle w:val="Heading1"/>
-      </w:pPr>
-      <w:r>
-        <w:t>Naturvårdsarter</w:t>
-      </w:r>
-    </w:p>
-    <w:p>
-      <w:r>
-        <w:t>I och inom 22 meter från avverkningsanmälan har följande 4 naturvårdsarter hittats: garnlav (VU, T), lunglav (NT, T), tretåig hackspett (NT, T, §4) och ullticka (NT, T). Av dessa är 4 rödlistade. För rödlistade arter har rödlistekategorin angivits inom parentes. Typiska arter inom Natura 2000 som är kopplade till skogsekosystem har markerats med (T). För fridlysta arter anges även paragrafen i Artskyddsförordningen som arten är fridlyst enligt.</w:t>
-      </w:r>
-    </w:p>
-    <w:p>
-      <w:r>
-        <w:t>De påträffade naturvårdsarterna är ett tydligt kvitto på att det rör sig om en skog med höga naturvärden.</w:t>
-      </w:r>
-      <w:r>
-        <w:t xml:space="preserve"> I Figur 1 visas fyndplatser för naturvårdsarter i området, som finns registrerade på Artportalen.</w:t>
+        <w:t>Detta klagomål behandlar höga naturvärden i avverkningsanmälan A 57473-2024 i Bräcke kommun som inkom 2024-12-04 och omfattar 0,8 ha.</w:t>
       </w:r>
     </w:p>
     <w:p>
@@ -209,7 +178,7 @@
       <w:r>
         <w:drawing>
           <wp:inline xmlns:a="http://schemas.openxmlformats.org/drawingml/2006/main" xmlns:pic="http://schemas.openxmlformats.org/drawingml/2006/picture">
-            <wp:extent cx="5179794" cy="5688000"/>
+            <wp:extent cx="5212577" cy="5724000"/>
             <wp:docPr id="1" name="Picture 1"/>
             <wp:cNvGraphicFramePr>
               <a:graphicFrameLocks noChangeAspect="1"/>
@@ -230,7 +199,7 @@
                   <pic:spPr>
                     <a:xfrm>
                       <a:off x="0" y="0"/>
-                      <a:ext cx="5179794" cy="5688000"/>
+                      <a:ext cx="5212577" cy="5724000"/>
                     </a:xfrm>
                     <a:prstGeom prst="rect"/>
                   </pic:spPr>
@@ -247,34 +216,64 @@
         <w:spacing w:after="240"/>
       </w:pPr>
       <w:r>
-        <w:t>Figur 1. Fyndplatser för naturvårdsarter i och inom 22 meter från avverkningsanmälan (röd linje). Markörer utan svart kant är placerade på fyndplatsen. Markörer med svart kant är placerade vid sidan av fyndplatsen och har ett svart streck som visar fyndplatsens exakta position. Kartans mittpunktskoordinat är N 6991214, E 511680 i SWEREF 99 TM.</w:t>
+        <w:t>Figur 1. Fyndplatser för naturvårdsarter i och inom 22 meter från avverkningsanmälan. Markörer utan svart kant är placerade på fyndplatsen. Markörer med svart kant är placerade vid sidan av fyndplatsen har ett svart streck som visar fyndplatsens exakta position. Kartans mittpunktskoordinat är N 6991214, E 511680 i SWEREF 99 TM.</w:t>
+      </w:r>
+    </w:p>
+    <w:p>
+      <w:r>
+        <w:t>I och inom 22 meter från avverkningsanmälan finns fynd av 4 naturvårdsarter, varav 4 är rödlistade, 1 är fridlyst och 4 är typiska (T): garnlav (VU, T), lunglav (NT, T), tretåig hackspett (NT, T, §4) och ullticka (NT, T). Se Figur 1.</w:t>
+      </w:r>
+    </w:p>
+    <w:p>
+      <w:r>
+        <w:t>Nedan presenteras relevanta utdrag ur standarderna för FSC, Chain of Custody, Controlled Wood och PEFC.</w:t>
+      </w:r>
+    </w:p>
+    <w:p>
+      <w:r>
+        <w:t>Vi förväntar oss att ni återkommer med ett skriftligt svar på vårt klagomål och även beskriver vilka korrigerande åtgärder ni satt in för att rätta till identifierade brister i er efterlevnad av den svenska FSC standarden.</w:t>
       </w:r>
     </w:p>
     <w:p>
       <w:pPr>
-        <w:pStyle w:val="Heading2"/>
+        <w:pStyle w:val="Heading1"/>
       </w:pPr>
       <w:r>
-        <w:t>Fridlysta arter</w:t>
+        <w:t>Naturvårdsarter och fridlysta arter</w:t>
       </w:r>
     </w:p>
     <w:p>
       <w:r>
-        <w:t>Följande fridlysta arter har sina livsmiljöer och växtplatser i den avverkningsanmälda skogen: tretåig hackspett (NT, T, §4).</w:t>
+        <w:t>Nedan följer beskrivningar av de naturvårdsarter och fridlysta arter som har sina livsmiljöer och växtplatser i den avverkningsanmälda skogen. Se även ytterligare artfakta i BILAGA 1. De påträffade naturvårdsarterna är ett tydligt kvitto på att det rör sig om en skog med höga naturvärden.</w:t>
       </w:r>
     </w:p>
     <w:p>
-      <w:r>
-        <w:t xml:space="preserve">Observera att medlemsländerna är skyldiga att agera i enlighet med EU:s fågeldirektiv där det uttryckligen står att direktivet gäller för fåglar samt för deras ägg, bon och </w:t>
-      </w:r>
       <w:r>
         <w:rPr>
           <w:b/>
         </w:rPr>
-        <w:t xml:space="preserve">livsmiljöer </w:t>
-      </w:r>
-      <w:r>
-        <w:t>(artikel 1). Vidare att de åtgärder som vidtas inte får leda till en försämring av den nuvarande situationen beträffande bevarandet av de fågelarter som avses i artikel 1 (artikel 13). Fågeldirektivet är styrande för tillsynsansvariga myndigheters ärendehantering, ställningstaganden och beslutsfattande.</w:t>
+        <w:t>Garnlav (VU)</w:t>
+      </w:r>
+      <w:r>
+        <w:t xml:space="preserve"> är en utpräglad barrskogsart som ibland kan drapera träden i norrländska grannaturskogar med hög luftfuktighet. Den förekommer även i talldominerade bestånd där den, förutom i trädens grenverk, påträffas hängande över ojämnheter i tallbarken. Arten har minskat starkt i södra och mellersta Sverige och den minskar även i sitt nordliga utbredningsområde. Minskningstakten uppgår till 30 (20–50) % inom 50 år och överstiger gränsvärdet för Sårbar (VU). Orsaken till tillbakagången beror främst på slutavverkningar av naturskogsartade skogar. Bestånd med riklig förekomst bör regelmässigt sparas, vilket även gynnar flera andra sällsynta och rödlistade arter. Garnlav är värdväxt för den mycket sällsynta och akut hotade fjärilen barrskogslavfly (CR) som hör hemma i boreala barrskogar med riklig förekomst av värdväxten. Tidigare kunde arten konstateras årligen på flera platser vid Dala-Floda i Dalarna innan lokalerna kalavverkades. Senaste fyndet i landet av barrskogslavfly är från år 2000 då den påträffades vid Högberget i Sollefteå kommun. Garnlav är typisk art för </w:t>
+      </w:r>
+      <w:r>
+        <w:rPr>
+          <w:i/>
+        </w:rPr>
+        <w:t xml:space="preserve">9010 Taiga </w:t>
+      </w:r>
+      <w:r>
+        <w:t>och</w:t>
+      </w:r>
+      <w:r>
+        <w:rPr>
+          <w:i/>
+        </w:rPr>
+        <w:t xml:space="preserve"> 9070 Trädklädd betesmark</w:t>
+      </w:r>
+      <w:r>
+        <w:t xml:space="preserve"> (SLU Artdatabanken, 2026).</w:t>
       </w:r>
     </w:p>
     <w:p>
@@ -382,6 +381,62 @@
         <w:rPr>
           <w:b/>
         </w:rPr>
+        <w:t>Lunglav (NT)</w:t>
+      </w:r>
+      <w:r>
+        <w:t xml:space="preserve"> är en av vårt lands främsta signalarter som överallt indikerar gamla lövträd, skogsbestånd med höga naturvärden och ekosystem med långskoglig kontinuitet. Lokalt kan förekomsten vara mycket riklig men den hittas nästan enbart i gamla och ej slutavverkade skogar. Artens samtliga förekomster bör uppmärksammas från naturvårdssynpunkt, då många lokaler även hyser andra ovanliga och rödlistade arter. Rikliga förekomster bör skyddas med biotopskydd, frivilliga avsättningar eller reservat. På lunglav kan de sällsynta lavparasiterna lunglavshårprick (CR), </w:t>
+      </w:r>
+      <w:r>
+        <w:rPr>
+          <w:i/>
+        </w:rPr>
+        <w:t>Abrothallus diederichii</w:t>
+      </w:r>
+      <w:r>
+        <w:t xml:space="preserve"> (VU), </w:t>
+      </w:r>
+      <w:r>
+        <w:rPr>
+          <w:i/>
+        </w:rPr>
+        <w:t>Abrothallus lobariae</w:t>
+      </w:r>
+      <w:r>
+        <w:t xml:space="preserve"> (VU), </w:t>
+      </w:r>
+      <w:r>
+        <w:rPr>
+          <w:i/>
+        </w:rPr>
+        <w:t>Calycina lobariae</w:t>
+      </w:r>
+      <w:r>
+        <w:t xml:space="preserve"> (VU), lunglavsknapp (VU) och skrovelmössing (VU) påträffas. Lunglav är typisk art för </w:t>
+      </w:r>
+      <w:r>
+        <w:rPr>
+          <w:i/>
+        </w:rPr>
+        <w:t>9010 Taiga, 9020 Nordlig ädellövskog, 9110 Näringsfattig bokskog, 9130 Näringsrik bokskog, 9160 Näringsrik ekskog, 9180 Ädellövskog i branter, 9190 Näringsfattig ekskog, 9070 Trädklädd betesmark, 9040 Fjällbjörkskog</w:t>
+      </w:r>
+      <w:r>
+        <w:t xml:space="preserve"> och</w:t>
+      </w:r>
+      <w:r>
+        <w:rPr>
+          <w:i/>
+        </w:rPr>
+        <w:t xml:space="preserve"> 6530 Lövängar</w:t>
+      </w:r>
+      <w:r>
+        <w:t xml:space="preserve"> (SLU Artdatabanken, 2026; Nitare &amp; Skogsstyrelsen, 2019).</w:t>
+      </w:r>
+    </w:p>
+    <w:p>
+      <w:r>
+        <w:rPr>
+          <w:b/>
+        </w:rPr>
         <w:t>Tretåig hackspett (NT, §4)</w:t>
       </w:r>
       <w:r>
@@ -404,104 +459,6 @@
       </w:r>
       <w:r>
         <w:t xml:space="preserve"> (Skogsstyrelsen, 2016; SLU Artdatabanken, 2024).</w:t>
-      </w:r>
-    </w:p>
-    <w:p>
-      <w:r>
-        <w:t>I BILAGA 1 finns mer detaljerad information om ekologi samt krav på livsmiljö hos fridlysta arter.</w:t>
-      </w:r>
-    </w:p>
-    <w:p>
-      <w:pPr>
-        <w:pStyle w:val="Heading2"/>
-      </w:pPr>
-      <w:r>
-        <w:t>Övriga naturvårdsarter</w:t>
-      </w:r>
-    </w:p>
-    <w:p>
-      <w:r>
-        <w:rPr>
-          <w:b/>
-        </w:rPr>
-        <w:t>Garnlav (VU)</w:t>
-      </w:r>
-      <w:r>
-        <w:t xml:space="preserve"> är en utpräglad barrskogsart som ibland kan drapera träden i norrländska grannaturskogar med hög luftfuktighet. Den förekommer även i talldominerade bestånd där den, förutom i trädens grenverk, påträffas hängande över ojämnheter i tallbarken. Arten har minskat starkt i södra och mellersta Sverige och den minskar även i sitt nordliga utbredningsområde. Minskningstakten uppgår till 30 (20–50) % inom 50 år och överstiger gränsvärdet för Sårbar (VU). Orsaken till tillbakagången beror främst på slutavverkningar av naturskogsartade skogar. Bestånd med riklig förekomst bör regelmässigt sparas, vilket även gynnar flera andra sällsynta och rödlistade arter. Garnlav är värdväxt för den mycket sällsynta och akut hotade fjärilen barrskogslavfly (CR) som hör hemma i boreala barrskogar med riklig förekomst av värdväxten. Tidigare kunde arten konstateras årligen på flera platser vid Dala-Floda i Dalarna innan lokalerna kalavverkades. Senaste fyndet i landet av barrskogslavfly är från år 2000 då den påträffades vid Högberget i Sollefteå kommun. Garnlav är typisk art för </w:t>
-      </w:r>
-      <w:r>
-        <w:rPr>
-          <w:i/>
-        </w:rPr>
-        <w:t xml:space="preserve">9010 Taiga </w:t>
-      </w:r>
-      <w:r>
-        <w:t>och</w:t>
-      </w:r>
-      <w:r>
-        <w:rPr>
-          <w:i/>
-        </w:rPr>
-        <w:t xml:space="preserve"> 9070 Trädklädd betesmark</w:t>
-      </w:r>
-      <w:r>
-        <w:t xml:space="preserve"> (SLU Artdatabanken, 2026).</w:t>
-      </w:r>
-    </w:p>
-    <w:p>
-      <w:r>
-        <w:rPr>
-          <w:b/>
-        </w:rPr>
-        <w:t>Lunglav (NT)</w:t>
-      </w:r>
-      <w:r>
-        <w:t xml:space="preserve"> är en av vårt lands främsta signalarter som överallt indikerar gamla lövträd, skogsbestånd med höga naturvärden och ekosystem med långskoglig kontinuitet. Lokalt kan förekomsten vara mycket riklig men den hittas nästan enbart i gamla och ej slutavverkade skogar. Artens samtliga förekomster bör uppmärksammas från naturvårdssynpunkt, då många lokaler även hyser andra ovanliga och rödlistade arter. Rikliga förekomster bör skyddas med biotopskydd, frivilliga avsättningar eller reservat. På lunglav kan de sällsynta lavparasiterna lunglavshårprick (CR), </w:t>
-      </w:r>
-      <w:r>
-        <w:rPr>
-          <w:i/>
-        </w:rPr>
-        <w:t>Abrothallus diederichii</w:t>
-      </w:r>
-      <w:r>
-        <w:t xml:space="preserve"> (VU), </w:t>
-      </w:r>
-      <w:r>
-        <w:rPr>
-          <w:i/>
-        </w:rPr>
-        <w:t>Abrothallus lobariae</w:t>
-      </w:r>
-      <w:r>
-        <w:t xml:space="preserve"> (VU), </w:t>
-      </w:r>
-      <w:r>
-        <w:rPr>
-          <w:i/>
-        </w:rPr>
-        <w:t>Calycina lobariae</w:t>
-      </w:r>
-      <w:r>
-        <w:t xml:space="preserve"> (VU), lunglavsknapp (VU) och skrovelmössing (VU) påträffas. Lunglav är typisk art för </w:t>
-      </w:r>
-      <w:r>
-        <w:rPr>
-          <w:i/>
-        </w:rPr>
-        <w:t>9010 Taiga, 9020 Nordlig ädellövskog, 9110 Näringsfattig bokskog, 9130 Näringsrik bokskog, 9160 Näringsrik ekskog, 9180 Ädellövskog i branter, 9190 Näringsfattig ekskog, 9070 Trädklädd betesmark, 9040 Fjällbjörkskog</w:t>
-      </w:r>
-      <w:r>
-        <w:t xml:space="preserve"> och</w:t>
-      </w:r>
-      <w:r>
-        <w:rPr>
-          <w:i/>
-        </w:rPr>
-        <w:t xml:space="preserve"> 6530 Lövängar</w:t>
-      </w:r>
-      <w:r>
-        <w:t xml:space="preserve"> (SLU Artdatabanken, 2026; Nitare &amp; Skogsstyrelsen, 2019).</w:t>
       </w:r>
     </w:p>
     <w:p>
@@ -1530,7 +1487,7 @@
     <w:r>
       <w:tab/>
       <w:tab/>
-      <w:t>2026-06-20</w:t>
+      <w:t>2026-06-21</w:t>
       <w:br/>
       <w:br/>
     </w:r>

--- a/klagomål/A 57473-2024 FSC-klagomål.docx
+++ b/klagomål/A 57473-2024 FSC-klagomål.docx
@@ -1487,7 +1487,7 @@
     <w:r>
       <w:tab/>
       <w:tab/>
-      <w:t>2026-06-21</w:t>
+      <w:t>2026-06-22</w:t>
       <w:br/>
       <w:br/>
     </w:r>

--- a/klagomål/A 57473-2024 FSC-klagomål.docx
+++ b/klagomål/A 57473-2024 FSC-klagomål.docx
@@ -1487,7 +1487,7 @@
     <w:r>
       <w:tab/>
       <w:tab/>
-      <w:t>2026-06-22</w:t>
+      <w:t>2026-06-23</w:t>
       <w:br/>
       <w:br/>
     </w:r>

--- a/klagomål/A 57473-2024 FSC-klagomål.docx
+++ b/klagomål/A 57473-2024 FSC-klagomål.docx
@@ -1487,7 +1487,7 @@
     <w:r>
       <w:tab/>
       <w:tab/>
-      <w:t>2026-06-23</w:t>
+      <w:t>2026-06-24</w:t>
       <w:br/>
       <w:br/>
     </w:r>

--- a/klagomål/A 57473-2024 FSC-klagomål.docx
+++ b/klagomål/A 57473-2024 FSC-klagomål.docx
@@ -1487,7 +1487,7 @@
     <w:r>
       <w:tab/>
       <w:tab/>
-      <w:t>2026-06-24</w:t>
+      <w:t>2026-06-25</w:t>
       <w:br/>
       <w:br/>
     </w:r>

--- a/klagomål/A 57473-2024 FSC-klagomål.docx
+++ b/klagomål/A 57473-2024 FSC-klagomål.docx
@@ -1487,7 +1487,7 @@
     <w:r>
       <w:tab/>
       <w:tab/>
-      <w:t>2026-06-25</w:t>
+      <w:t>2026-06-26</w:t>
       <w:br/>
       <w:br/>
     </w:r>

--- a/klagomål/A 57473-2024 FSC-klagomål.docx
+++ b/klagomål/A 57473-2024 FSC-klagomål.docx
@@ -1487,7 +1487,7 @@
     <w:r>
       <w:tab/>
       <w:tab/>
-      <w:t>2026-06-26</w:t>
+      <w:t>2026-06-27</w:t>
       <w:br/>
       <w:br/>
     </w:r>

--- a/klagomål/A 57473-2024 FSC-klagomål.docx
+++ b/klagomål/A 57473-2024 FSC-klagomål.docx
@@ -1487,7 +1487,7 @@
     <w:r>
       <w:tab/>
       <w:tab/>
-      <w:t>2026-06-27</w:t>
+      <w:t>2026-06-28</w:t>
       <w:br/>
       <w:br/>
     </w:r>

--- a/klagomål/A 57473-2024 FSC-klagomål.docx
+++ b/klagomål/A 57473-2024 FSC-klagomål.docx
@@ -1487,7 +1487,7 @@
     <w:r>
       <w:tab/>
       <w:tab/>
-      <w:t>2026-06-28</w:t>
+      <w:t>2026-06-29</w:t>
       <w:br/>
       <w:br/>
     </w:r>

--- a/klagomål/A 57473-2024 FSC-klagomål.docx
+++ b/klagomål/A 57473-2024 FSC-klagomål.docx
@@ -1487,7 +1487,7 @@
     <w:r>
       <w:tab/>
       <w:tab/>
-      <w:t>2026-06-29</w:t>
+      <w:t>2026-06-30</w:t>
       <w:br/>
       <w:br/>
     </w:r>

--- a/klagomål/A 57473-2024 FSC-klagomål.docx
+++ b/klagomål/A 57473-2024 FSC-klagomål.docx
@@ -1487,7 +1487,7 @@
     <w:r>
       <w:tab/>
       <w:tab/>
-      <w:t>2026-06-30</w:t>
+      <w:t>2026-07-01</w:t>
       <w:br/>
       <w:br/>
     </w:r>

--- a/klagomål/A 57473-2024 FSC-klagomål.docx
+++ b/klagomål/A 57473-2024 FSC-klagomål.docx
@@ -1487,7 +1487,7 @@
     <w:r>
       <w:tab/>
       <w:tab/>
-      <w:t>2026-07-01</w:t>
+      <w:t>2026-07-02</w:t>
       <w:br/>
       <w:br/>
     </w:r>

--- a/klagomål/A 57473-2024 FSC-klagomål.docx
+++ b/klagomål/A 57473-2024 FSC-klagomål.docx
@@ -1592,7 +1592,7 @@
     <w:r>
       <w:tab/>
       <w:tab/>
-      <w:t>2026-07-13</w:t>
+      <w:t>2026-07-14</w:t>
       <w:br/>
       <w:br/>
     </w:r>

--- a/klagomål/A 57473-2024 FSC-klagomål.docx
+++ b/klagomål/A 57473-2024 FSC-klagomål.docx
@@ -1592,7 +1592,7 @@
     <w:r>
       <w:tab/>
       <w:tab/>
-      <w:t>2026-07-14</w:t>
+      <w:t>2026-07-15</w:t>
       <w:br/>
       <w:br/>
     </w:r>

--- a/klagomål/A 57473-2024 FSC-klagomål.docx
+++ b/klagomål/A 57473-2024 FSC-klagomål.docx
@@ -1592,7 +1592,7 @@
     <w:r>
       <w:tab/>
       <w:tab/>
-      <w:t>2026-07-15</w:t>
+      <w:t>2026-07-16</w:t>
       <w:br/>
       <w:br/>
     </w:r>

--- a/klagomål/A 57473-2024 FSC-klagomål.docx
+++ b/klagomål/A 57473-2024 FSC-klagomål.docx
@@ -1592,7 +1592,7 @@
     <w:r>
       <w:tab/>
       <w:tab/>
-      <w:t>2026-07-16</w:t>
+      <w:t>2026-07-17</w:t>
       <w:br/>
       <w:br/>
     </w:r>

--- a/klagomål/A 57473-2024 FSC-klagomål.docx
+++ b/klagomål/A 57473-2024 FSC-klagomål.docx
@@ -1592,7 +1592,7 @@
     <w:r>
       <w:tab/>
       <w:tab/>
-      <w:t>2026-07-17</w:t>
+      <w:t>2026-07-18</w:t>
       <w:br/>
       <w:br/>
     </w:r>

--- a/klagomål/A 57473-2024 FSC-klagomål.docx
+++ b/klagomål/A 57473-2024 FSC-klagomål.docx
@@ -1592,7 +1592,7 @@
     <w:r>
       <w:tab/>
       <w:tab/>
-      <w:t>2026-07-18</w:t>
+      <w:t>2026-07-19</w:t>
       <w:br/>
       <w:br/>
     </w:r>

--- a/klagomål/A 57473-2024 FSC-klagomål.docx
+++ b/klagomål/A 57473-2024 FSC-klagomål.docx
@@ -1592,7 +1592,7 @@
     <w:r>
       <w:tab/>
       <w:tab/>
-      <w:t>2026-07-19</w:t>
+      <w:t>2026-07-20</w:t>
       <w:br/>
       <w:br/>
     </w:r>

--- a/klagomål/A 57473-2024 FSC-klagomål.docx
+++ b/klagomål/A 57473-2024 FSC-klagomål.docx
@@ -1592,7 +1592,7 @@
     <w:r>
       <w:tab/>
       <w:tab/>
-      <w:t>2026-07-20</w:t>
+      <w:t>2026-07-21</w:t>
       <w:br/>
       <w:br/>
     </w:r>

--- a/klagomål/A 57473-2024 FSC-klagomål.docx
+++ b/klagomål/A 57473-2024 FSC-klagomål.docx
@@ -1592,7 +1592,7 @@
     <w:r>
       <w:tab/>
       <w:tab/>
-      <w:t>2026-07-21</w:t>
+      <w:t>2026-07-22</w:t>
       <w:br/>
       <w:br/>
     </w:r>

--- a/klagomål/A 57473-2024 FSC-klagomål.docx
+++ b/klagomål/A 57473-2024 FSC-klagomål.docx
@@ -1592,7 +1592,7 @@
     <w:r>
       <w:tab/>
       <w:tab/>
-      <w:t>2026-07-22</w:t>
+      <w:t>2026-07-23</w:t>
       <w:br/>
       <w:br/>
     </w:r>

--- a/klagomål/A 57473-2024 FSC-klagomål.docx
+++ b/klagomål/A 57473-2024 FSC-klagomål.docx
@@ -1592,7 +1592,7 @@
     <w:r>
       <w:tab/>
       <w:tab/>
-      <w:t>2026-07-23</w:t>
+      <w:t>2026-07-24</w:t>
       <w:br/>
       <w:br/>
     </w:r>

--- a/klagomål/A 57473-2024 FSC-klagomål.docx
+++ b/klagomål/A 57473-2024 FSC-klagomål.docx
@@ -1592,7 +1592,7 @@
     <w:r>
       <w:tab/>
       <w:tab/>
-      <w:t>2026-07-24</w:t>
+      <w:t>2026-07-25</w:t>
       <w:br/>
       <w:br/>
     </w:r>

--- a/klagomål/A 57473-2024 FSC-klagomål.docx
+++ b/klagomål/A 57473-2024 FSC-klagomål.docx
@@ -1592,7 +1592,7 @@
     <w:r>
       <w:tab/>
       <w:tab/>
-      <w:t>2026-07-25</w:t>
+      <w:t>2026-07-26</w:t>
       <w:br/>
       <w:br/>
     </w:r>

--- a/klagomål/A 57473-2024 FSC-klagomål.docx
+++ b/klagomål/A 57473-2024 FSC-klagomål.docx
@@ -178,7 +178,7 @@
       <w:r>
         <w:drawing>
           <wp:inline xmlns:a="http://schemas.openxmlformats.org/drawingml/2006/main" xmlns:pic="http://schemas.openxmlformats.org/drawingml/2006/picture">
-            <wp:extent cx="5212577" cy="5724000"/>
+            <wp:extent cx="4834911" cy="5724000"/>
             <wp:docPr id="1" name="Picture 1"/>
             <wp:cNvGraphicFramePr>
               <a:graphicFrameLocks noChangeAspect="1"/>
@@ -199,7 +199,7 @@
                   <pic:spPr>
                     <a:xfrm>
                       <a:off x="0" y="0"/>
-                      <a:ext cx="5212577" cy="5724000"/>
+                      <a:ext cx="4834911" cy="5724000"/>
                     </a:xfrm>
                     <a:prstGeom prst="rect"/>
                   </pic:spPr>
@@ -221,7 +221,7 @@
     </w:p>
     <w:p>
       <w:r>
-        <w:t>I och inom 23 meter från avverkningsanmälan finns fynd av 7 naturvårdsarter, varav 6 är rödlistade, 1 är fridlyst, 7 är typiska (T) och 1 är signalart (S): garnlav (VU, T), lunglav (NT, T), rosenticka (NT, T), skrovellav (NT, T), tretåig hackspett (NT, T, §4), ullticka (NT, T) och stor aspticka (S, T). Se Figur 1.</w:t>
+        <w:t>I och inom 23 meter från avverkningsanmälan finns fynd av 6 naturvårdsarter, varav 5 är rödlistade, 6 är typiska (T) och 1 är signalart (S): garnlav (VU, T), lunglav (NT, T), rosenticka (NT, T), skrovellav (NT, T), ullticka (NT, T) och stor aspticka (S, T). Se Figur 1.</w:t>
       </w:r>
     </w:p>
     <w:p>
@@ -513,35 +513,6 @@
         <w:rPr>
           <w:b/>
         </w:rPr>
-        <w:t>Tretåig hackspett (NT, §4)</w:t>
-      </w:r>
-      <w:r>
-        <w:t xml:space="preserve"> är rödlistad som nära hotad och ingår i bilaga 1 i EU:s fågeldirektiv. Tretåig hackspett är för sin överlevnad beroende av kontinuerlig tillförsel av äldre döende och död ved, som sker genom naturliga självgallringsprocesser i äldre grannaturskogar och barrblandade naturskogar. Om en skog genom skogsbruk gallras eller glesas ur så upphör och uteblir i stort sett den naturliga självgallringsprocessen för mycket lång tid framöver vilket omöjliggör upprätthållandet av den kontinuerliga ekologiska funktionen i ett område. Det finns studier som visar att naturskogens självgallringsprocess som den tretåiga hackspetten är beroende av, inte kan ersättas med efterlämnad hänsyn i skogsbruket (Imbeau &amp; Desrochers, 2002). Storleken på häckningsreviret varierar med skogstypen, förekomsten av död ved och graden av fragmentering, men är i allmänhet i storleksordningen 25–100 hektar. Vintertid krävs ofta betydligt större områden och det finns studier som antyder att arten behöver minst 100 hektar äldre skog. I områden med låg bonitet kan det behövas över 200 hektar lämpligt habitat för att ett par ska kunna reproducera sig. Områden med dokumenterad permanent förekomst i naturskogsmiljöer har vanligen så stora naturvärden att skogsbruk är olämpligt. Tretåig hackspett är typisk art för </w:t>
-      </w:r>
-      <w:r>
-        <w:rPr>
-          <w:i/>
-        </w:rPr>
-        <w:t xml:space="preserve">9010 Taiga, 9740 Skogsbevuxen myr, 9030 Landhöjningsskog </w:t>
-      </w:r>
-      <w:r>
-        <w:t xml:space="preserve">och </w:t>
-      </w:r>
-      <w:r>
-        <w:rPr>
-          <w:i/>
-        </w:rPr>
-        <w:t>9040 Fjällbjörkskog</w:t>
-      </w:r>
-      <w:r>
-        <w:t xml:space="preserve"> (Skogsstyrelsen, 2016; SLU Artdatabanken, 2024).</w:t>
-      </w:r>
-    </w:p>
-    <w:p>
-      <w:r>
-        <w:rPr>
-          <w:b/>
-        </w:rPr>
         <w:t>Ullticka (NT)</w:t>
       </w:r>
       <w:r>
@@ -674,22 +645,6 @@
       <w:r>
         <w:t>I den avverkningsanmälda skogen har fridlysta arter sina livsmiljöer och växtplatser. Att skada de fridlysta arternas livsmiljöer, växtplatser eller ekologiska funktion är inte tillåtet enligt artskyddsförordningen.</w:t>
       </w:r>
-      <w:r>
-        <w:rPr>
-          <w:i/>
-        </w:rPr>
-        <w:t xml:space="preserve"> EU:s medlemsländer och skogsbolag är skyldiga att agera i enlighet med EU:s fågeldirektiv där det uttryckligen står att direktivet gäller för fåglar samt för deras ägg, bon och </w:t>
-      </w:r>
-      <w:r>
-        <w:rPr>
-          <w:b/>
-          <w:i/>
-        </w:rPr>
-        <w:t xml:space="preserve">livsmiljöer </w:t>
-      </w:r>
-      <w:r>
-        <w:t>(artikel 1). Vidare att de åtgärder som vidtas inte får leda till en försämring av den nuvarande situationen beträffande bevarandet av de fågelarter som avses i artikel 1 (artikel 13).</w:t>
-      </w:r>
     </w:p>
     <w:p>
       <w:r>
@@ -728,7 +683,7 @@
         <w:rPr>
           <w:i/>
         </w:rPr>
-        <w:t>I det avverkningsanmälda skogsområdet har 7 naturvårdsarter varav 6 rödlistade arter sina livsmiljöer och växtplatser.</w:t>
+        <w:t>I det avverkningsanmälda skogsområdet har 6 naturvårdsarter varav 5 rödlistade arter sina livsmiljöer och växtplatser.</w:t>
       </w:r>
     </w:p>
     <w:p>
@@ -1261,207 +1216,6 @@
       </w:r>
       <w:r>
         <w:t>SLU Artdatabanken, Uppsala.</w:t>
-      </w:r>
-    </w:p>
-    <w:p>
-      <w:pPr>
-        <w:pStyle w:val="Heading1"/>
-      </w:pPr>
-      <w:r>
-        <w:t>Tretåig hackspett – ekologi samt krav på livsmiljön</w:t>
-      </w:r>
-    </w:p>
-    <w:p>
-      <w:r>
-        <w:t xml:space="preserve">Tretåig hackspett (NT) är fridlyst enligt §4 Artskyddsförordningen och finns med som prioriterad art i Skogsstyrelsen vägledning för skogsbruket (bilaga 4 till SVL). I vägledningen står bland annat att: </w:t>
-      </w:r>
-      <w:r>
-        <w:rPr>
-          <w:i/>
-        </w:rPr>
-        <w:t xml:space="preserve">“Tretåig hackspett har stora arealkrav och höga krav på sin livsmiljö. Omdaningen av naturskogar till kulturskogar medför en förlust av viktiga miljöer, något som förstärks av ökad fragmentering till följd av avverkningar.” </w:t>
-      </w:r>
-      <w:r>
-        <w:t xml:space="preserve">Vidare att: </w:t>
-      </w:r>
-      <w:r>
-        <w:rPr>
-          <w:i/>
-        </w:rPr>
-        <w:t>“Områden med dokumenterad permanent förekomst i naturskogsmiljöer har vanligen så stora naturvärden att skogsbruk är olämpligt”</w:t>
-      </w:r>
-      <w:r>
-        <w:t xml:space="preserve"> (SLU Artdatabanken, 2024; Skogsstyrelsen, 2016)</w:t>
-      </w:r>
-      <w:r>
-        <w:rPr>
-          <w:i/>
-        </w:rPr>
-        <w:t>.</w:t>
-      </w:r>
-    </w:p>
-    <w:p>
-      <w:r>
-        <w:t>Tretåig hackspett är beroende av större sammanhängande naturskogar med kontinuerlig tillgång och nybildning av död ved och fragmentering av livsmiljöerna utgör ett stort hot mot arten (se exempelvis Stachura-Skierczynska et al., 2009; Wesolowski et al., 2005; Butler et al., 2004; Pakkala et al., 2002; Amcoff et al., 1996; Virkkala, 1991). Det finns studier som visar att naturskogens självgallringsprocess som den tretåiga hackspetten är beroende av, inte kan ersättas med efterlämnad hänsyn i skogsbruket (Imbeau &amp; Desrochers, 2002).</w:t>
-      </w:r>
-    </w:p>
-    <w:p>
-      <w:r>
-        <w:t>Permanenta revir av tretåig hackspett karaktäriseras ofta av artens typiska ringformigt ordnade hackmärken på framför allt gamla granar. För att säkerställa att inte revir av tretåig hackspett drabbas av avverkningsplanerna bör en inventering göras i området både under häckningstid och under vintern, då arten utnyttjar betydligt större områden än under sommarens häckningsrevir. Storleken på häckningsreviret varierar med skogstypen, förekomsten av död ved och graden av fragmentering, men är i allmänhet i storleksordningen 25–100 hektar (SLU Artdatabanken, 2024; Skogsstyrelsen, 2016).</w:t>
-      </w:r>
-    </w:p>
-    <w:p>
-      <w:r>
-        <w:t xml:space="preserve">Förutom fridlysning enligt §4 Artskyddsförordningen är tretåig hackspett även förtecknad i EU:s fågeldirektiv bilaga 1. Den är typisk art för </w:t>
-      </w:r>
-      <w:r>
-        <w:rPr>
-          <w:i/>
-        </w:rPr>
-        <w:t xml:space="preserve">9010 Taiga, 9740 Skogsbevuxen myr, 9030 Landhöjningsskog </w:t>
-      </w:r>
-      <w:r>
-        <w:t xml:space="preserve">och </w:t>
-      </w:r>
-      <w:r>
-        <w:rPr>
-          <w:i/>
-        </w:rPr>
-        <w:t>9040 Fjällbjörkskog</w:t>
-      </w:r>
-      <w:r>
-        <w:t xml:space="preserve"> samt ingår i Natura 2000 och är förtecknad i Bernkonventionen bilaga II (strikt skyddade djurarter) (SLU Artdatabanken, 2024; Skogsstyrelsen, 2016).</w:t>
-      </w:r>
-    </w:p>
-    <w:p>
-      <w:pPr>
-        <w:pStyle w:val="Heading2"/>
-      </w:pPr>
-      <w:r>
-        <w:t>Referenser – tretåig hackspett</w:t>
-      </w:r>
-    </w:p>
-    <w:p>
-      <w:r>
-        <w:t xml:space="preserve">Amcoff, M. &amp; Eriksson, P. 1996. </w:t>
-      </w:r>
-      <w:r>
-        <w:rPr>
-          <w:i/>
-        </w:rPr>
-        <w:t xml:space="preserve">Förekomst av tretåig hackspett Picoides tridactylus på bestånds- och landskapsnivå. </w:t>
-      </w:r>
-      <w:r>
-        <w:t>Ornis Svecica 6: 107–119.</w:t>
-      </w:r>
-    </w:p>
-    <w:p>
-      <w:r>
-        <w:t xml:space="preserve">Butler, R., Angelstam, P., Ekelund, P. &amp; Schlaeffer, R. 2004. </w:t>
-      </w:r>
-      <w:r>
-        <w:rPr>
-          <w:i/>
-        </w:rPr>
-        <w:t xml:space="preserve">Dead wood threshold values for the three-toed woodpecker presence in boreal and sub-Alpine forest. </w:t>
-      </w:r>
-      <w:r>
-        <w:t>Biological conservation 119(3): 305–318.</w:t>
-      </w:r>
-    </w:p>
-    <w:p>
-      <w:r>
-        <w:t xml:space="preserve">Imbeau, L. &amp; Desrochers, A. 2002. </w:t>
-      </w:r>
-      <w:r>
-        <w:rPr>
-          <w:i/>
-        </w:rPr>
-        <w:t xml:space="preserve">Foraging Ecology and Use of Drumming Trees by Three-Toed Woodpeckers. </w:t>
-      </w:r>
-      <w:r>
-        <w:t>The Journal of Wildlife Management. Vol. 66, No. 1 (Jan., 2002), pp. 222–231.</w:t>
-      </w:r>
-    </w:p>
-    <w:p>
-      <w:r>
-        <w:t xml:space="preserve">Pakkala, T., Hanski, I. &amp; Tomppo, E. 2002. </w:t>
-      </w:r>
-      <w:r>
-        <w:rPr>
-          <w:i/>
-        </w:rPr>
-        <w:t xml:space="preserve">Spatial ecology of the three-toed woodpecker in managed forest landscapes. </w:t>
-      </w:r>
-      <w:r>
-        <w:t>Silva Fennica 36(1): 279–288.</w:t>
-      </w:r>
-    </w:p>
-    <w:p>
-      <w:r>
-        <w:t xml:space="preserve">Skogsstyrelsen, 2016. </w:t>
-      </w:r>
-      <w:r>
-        <w:rPr>
-          <w:i/>
-        </w:rPr>
-        <w:t>Vägledning för hänsyn till fåglar – Tretåig hackspett.</w:t>
-      </w:r>
-    </w:p>
-    <w:p>
-      <w:r>
-        <w:t xml:space="preserve">SLU Artdatabanken, 2024. </w:t>
-      </w:r>
-      <w:r>
-        <w:rPr>
-          <w:i/>
-        </w:rPr>
-        <w:t xml:space="preserve">Artfaktablad. Naturvård – artfakta. </w:t>
-      </w:r>
-      <w:r>
-        <w:t>SLU Artdatabanken, Uppsala.</w:t>
-      </w:r>
-    </w:p>
-    <w:p>
-      <w:r>
-        <w:t xml:space="preserve">Stachura-Skierczynska, K., Tumiel, T. &amp; Skierczynski, M. 2009. </w:t>
-      </w:r>
-      <w:r>
-        <w:rPr>
-          <w:i/>
-        </w:rPr>
-        <w:t xml:space="preserve">Habitat prediction model for three-toed woodpecker and its implications for the conservation of biologically valuable forests. </w:t>
-      </w:r>
-      <w:r>
-        <w:t>Forest Ecology and Management 258(5): 697–703.</w:t>
-      </w:r>
-    </w:p>
-    <w:p>
-      <w:r>
-        <w:t xml:space="preserve">Virkkala, R. 1991. </w:t>
-      </w:r>
-      <w:r>
-        <w:rPr>
-          <w:i/>
-        </w:rPr>
-        <w:t xml:space="preserve">Population trends of forest birds in a Finnish Lapland landscape of large habitat blocks – Consequences of stochastic environmental variation or regional habitat alteration. </w:t>
-      </w:r>
-      <w:r>
-        <w:t>Biological conservation 56(2): 223–240.</w:t>
-      </w:r>
-    </w:p>
-    <w:p>
-      <w:r>
-        <w:t xml:space="preserve">Wesolowski, T., Czeszczewik, D. &amp; Rowinski, P. 2005. </w:t>
-      </w:r>
-      <w:r>
-        <w:rPr>
-          <w:i/>
-        </w:rPr>
-        <w:t xml:space="preserve">Effects of forest management on Three-toed Woodpecker Picoides tridactylus distribution in the Bialowieza Forest (NE Poland): conservation implications. </w:t>
-      </w:r>
-      <w:r>
-        <w:t>Acta Ornithologica 40(1): 53–60.</w:t>
       </w:r>
     </w:p>
     <w:sectPr>
@@ -1592,7 +1346,7 @@
     <w:r>
       <w:tab/>
       <w:tab/>
-      <w:t>2026-07-26</w:t>
+      <w:t>2026-07-27</w:t>
       <w:br/>
       <w:br/>
     </w:r>

--- a/klagomål/A 57473-2024 FSC-klagomål.docx
+++ b/klagomål/A 57473-2024 FSC-klagomål.docx
@@ -1346,7 +1346,7 @@
     <w:r>
       <w:tab/>
       <w:tab/>
-      <w:t>2026-07-27</w:t>
+      <w:t>2026-07-28</w:t>
       <w:br/>
       <w:br/>
     </w:r>

--- a/klagomål/A 57473-2024 FSC-klagomål.docx
+++ b/klagomål/A 57473-2024 FSC-klagomål.docx
@@ -1346,7 +1346,7 @@
     <w:r>
       <w:tab/>
       <w:tab/>
-      <w:t>2026-07-28</w:t>
+      <w:t>2026-07-29</w:t>
       <w:br/>
       <w:br/>
     </w:r>

--- a/klagomål/A 57473-2024 FSC-klagomål.docx
+++ b/klagomål/A 57473-2024 FSC-klagomål.docx
@@ -178,7 +178,7 @@
       <w:r>
         <w:drawing>
           <wp:inline xmlns:a="http://schemas.openxmlformats.org/drawingml/2006/main" xmlns:pic="http://schemas.openxmlformats.org/drawingml/2006/picture">
-            <wp:extent cx="4834911" cy="5724000"/>
+            <wp:extent cx="5212577" cy="5724000"/>
             <wp:docPr id="1" name="Picture 1"/>
             <wp:cNvGraphicFramePr>
               <a:graphicFrameLocks noChangeAspect="1"/>
@@ -199,7 +199,7 @@
                   <pic:spPr>
                     <a:xfrm>
                       <a:off x="0" y="0"/>
-                      <a:ext cx="4834911" cy="5724000"/>
+                      <a:ext cx="5212577" cy="5724000"/>
                     </a:xfrm>
                     <a:prstGeom prst="rect"/>
                   </pic:spPr>
@@ -221,7 +221,7 @@
     </w:p>
     <w:p>
       <w:r>
-        <w:t>I och inom 23 meter från avverkningsanmälan finns fynd av 6 naturvårdsarter, varav 5 är rödlistade, 6 är typiska (T) och 1 är signalart (S): garnlav (VU, T), lunglav (NT, T), rosenticka (NT, T), skrovellav (NT, T), ullticka (NT, T) och stor aspticka (S, T). Se Figur 1.</w:t>
+        <w:t>I och inom 23 meter från avverkningsanmälan finns fynd av 7 naturvårdsarter, varav 6 är rödlistade, 1 är fridlyst, 7 är typiska (T) och 1 är signalart (S): garnlav (VU, T), lunglav (NT, T), rosenticka (NT, T), skrovellav (NT, T), tretåig hackspett (NT, T, §4), ullticka (NT, T) och stor aspticka (S, T). Se Figur 1.</w:t>
       </w:r>
     </w:p>
     <w:p>
@@ -513,6 +513,35 @@
         <w:rPr>
           <w:b/>
         </w:rPr>
+        <w:t>Tretåig hackspett (NT, §4)</w:t>
+      </w:r>
+      <w:r>
+        <w:t xml:space="preserve"> är rödlistad som nära hotad och ingår i bilaga 1 i EU:s fågeldirektiv. Tretåig hackspett är för sin överlevnad beroende av kontinuerlig tillförsel av äldre döende och död ved, som sker genom naturliga självgallringsprocesser i äldre grannaturskogar och barrblandade naturskogar. Om en skog genom skogsbruk gallras eller glesas ur så upphör och uteblir i stort sett den naturliga självgallringsprocessen för mycket lång tid framöver vilket omöjliggör upprätthållandet av den kontinuerliga ekologiska funktionen i ett område. Det finns studier som visar att naturskogens självgallringsprocess som den tretåiga hackspetten är beroende av, inte kan ersättas med efterlämnad hänsyn i skogsbruket (Imbeau &amp; Desrochers, 2002). Storleken på häckningsreviret varierar med skogstypen, förekomsten av död ved och graden av fragmentering, men är i allmänhet i storleksordningen 25–100 hektar. Vintertid krävs ofta betydligt större områden och det finns studier som antyder att arten behöver minst 100 hektar äldre skog. I områden med låg bonitet kan det behövas över 200 hektar lämpligt habitat för att ett par ska kunna reproducera sig. Områden med dokumenterad permanent förekomst i naturskogsmiljöer har vanligen så stora naturvärden att skogsbruk är olämpligt. Tretåig hackspett är typisk art för </w:t>
+      </w:r>
+      <w:r>
+        <w:rPr>
+          <w:i/>
+        </w:rPr>
+        <w:t xml:space="preserve">9010 Taiga, 9740 Skogsbevuxen myr, 9030 Landhöjningsskog </w:t>
+      </w:r>
+      <w:r>
+        <w:t xml:space="preserve">och </w:t>
+      </w:r>
+      <w:r>
+        <w:rPr>
+          <w:i/>
+        </w:rPr>
+        <w:t>9040 Fjällbjörkskog</w:t>
+      </w:r>
+      <w:r>
+        <w:t xml:space="preserve"> (Skogsstyrelsen, 2016; SLU Artdatabanken, 2024).</w:t>
+      </w:r>
+    </w:p>
+    <w:p>
+      <w:r>
+        <w:rPr>
+          <w:b/>
+        </w:rPr>
         <w:t>Ullticka (NT)</w:t>
       </w:r>
       <w:r>
@@ -645,6 +674,22 @@
       <w:r>
         <w:t>I den avverkningsanmälda skogen har fridlysta arter sina livsmiljöer och växtplatser. Att skada de fridlysta arternas livsmiljöer, växtplatser eller ekologiska funktion är inte tillåtet enligt artskyddsförordningen.</w:t>
       </w:r>
+      <w:r>
+        <w:rPr>
+          <w:i/>
+        </w:rPr>
+        <w:t xml:space="preserve"> EU:s medlemsländer och skogsbolag är skyldiga att agera i enlighet med EU:s fågeldirektiv där det uttryckligen står att direktivet gäller för fåglar samt för deras ägg, bon och </w:t>
+      </w:r>
+      <w:r>
+        <w:rPr>
+          <w:b/>
+          <w:i/>
+        </w:rPr>
+        <w:t xml:space="preserve">livsmiljöer </w:t>
+      </w:r>
+      <w:r>
+        <w:t>(artikel 1). Vidare att de åtgärder som vidtas inte får leda till en försämring av den nuvarande situationen beträffande bevarandet av de fågelarter som avses i artikel 1 (artikel 13).</w:t>
+      </w:r>
     </w:p>
     <w:p>
       <w:r>
@@ -683,7 +728,7 @@
         <w:rPr>
           <w:i/>
         </w:rPr>
-        <w:t>I det avverkningsanmälda skogsområdet har 6 naturvårdsarter varav 5 rödlistade arter sina livsmiljöer och växtplatser.</w:t>
+        <w:t>I det avverkningsanmälda skogsområdet har 7 naturvårdsarter varav 6 rödlistade arter sina livsmiljöer och växtplatser.</w:t>
       </w:r>
     </w:p>
     <w:p>
@@ -1216,6 +1261,207 @@
       </w:r>
       <w:r>
         <w:t>SLU Artdatabanken, Uppsala.</w:t>
+      </w:r>
+    </w:p>
+    <w:p>
+      <w:pPr>
+        <w:pStyle w:val="Heading1"/>
+      </w:pPr>
+      <w:r>
+        <w:t>Tretåig hackspett – ekologi samt krav på livsmiljön</w:t>
+      </w:r>
+    </w:p>
+    <w:p>
+      <w:r>
+        <w:t xml:space="preserve">Tretåig hackspett (NT) är fridlyst enligt §4 Artskyddsförordningen och finns med som prioriterad art i Skogsstyrelsen vägledning för skogsbruket (bilaga 4 till SVL). I vägledningen står bland annat att: </w:t>
+      </w:r>
+      <w:r>
+        <w:rPr>
+          <w:i/>
+        </w:rPr>
+        <w:t xml:space="preserve">“Tretåig hackspett har stora arealkrav och höga krav på sin livsmiljö. Omdaningen av naturskogar till kulturskogar medför en förlust av viktiga miljöer, något som förstärks av ökad fragmentering till följd av avverkningar.” </w:t>
+      </w:r>
+      <w:r>
+        <w:t xml:space="preserve">Vidare att: </w:t>
+      </w:r>
+      <w:r>
+        <w:rPr>
+          <w:i/>
+        </w:rPr>
+        <w:t>“Områden med dokumenterad permanent förekomst i naturskogsmiljöer har vanligen så stora naturvärden att skogsbruk är olämpligt”</w:t>
+      </w:r>
+      <w:r>
+        <w:t xml:space="preserve"> (SLU Artdatabanken, 2024; Skogsstyrelsen, 2016)</w:t>
+      </w:r>
+      <w:r>
+        <w:rPr>
+          <w:i/>
+        </w:rPr>
+        <w:t>.</w:t>
+      </w:r>
+    </w:p>
+    <w:p>
+      <w:r>
+        <w:t>Tretåig hackspett är beroende av större sammanhängande naturskogar med kontinuerlig tillgång och nybildning av död ved och fragmentering av livsmiljöerna utgör ett stort hot mot arten (se exempelvis Stachura-Skierczynska et al., 2009; Wesolowski et al., 2005; Butler et al., 2004; Pakkala et al., 2002; Amcoff et al., 1996; Virkkala, 1991). Det finns studier som visar att naturskogens självgallringsprocess som den tretåiga hackspetten är beroende av, inte kan ersättas med efterlämnad hänsyn i skogsbruket (Imbeau &amp; Desrochers, 2002).</w:t>
+      </w:r>
+    </w:p>
+    <w:p>
+      <w:r>
+        <w:t>Permanenta revir av tretåig hackspett karaktäriseras ofta av artens typiska ringformigt ordnade hackmärken på framför allt gamla granar. För att säkerställa att inte revir av tretåig hackspett drabbas av avverkningsplanerna bör en inventering göras i området både under häckningstid och under vintern, då arten utnyttjar betydligt större områden än under sommarens häckningsrevir. Storleken på häckningsreviret varierar med skogstypen, förekomsten av död ved och graden av fragmentering, men är i allmänhet i storleksordningen 25–100 hektar (SLU Artdatabanken, 2024; Skogsstyrelsen, 2016).</w:t>
+      </w:r>
+    </w:p>
+    <w:p>
+      <w:r>
+        <w:t xml:space="preserve">Förutom fridlysning enligt §4 Artskyddsförordningen är tretåig hackspett även förtecknad i EU:s fågeldirektiv bilaga 1. Den är typisk art för </w:t>
+      </w:r>
+      <w:r>
+        <w:rPr>
+          <w:i/>
+        </w:rPr>
+        <w:t xml:space="preserve">9010 Taiga, 9740 Skogsbevuxen myr, 9030 Landhöjningsskog </w:t>
+      </w:r>
+      <w:r>
+        <w:t xml:space="preserve">och </w:t>
+      </w:r>
+      <w:r>
+        <w:rPr>
+          <w:i/>
+        </w:rPr>
+        <w:t>9040 Fjällbjörkskog</w:t>
+      </w:r>
+      <w:r>
+        <w:t xml:space="preserve"> samt ingår i Natura 2000 och är förtecknad i Bernkonventionen bilaga II (strikt skyddade djurarter) (SLU Artdatabanken, 2024; Skogsstyrelsen, 2016).</w:t>
+      </w:r>
+    </w:p>
+    <w:p>
+      <w:pPr>
+        <w:pStyle w:val="Heading2"/>
+      </w:pPr>
+      <w:r>
+        <w:t>Referenser – tretåig hackspett</w:t>
+      </w:r>
+    </w:p>
+    <w:p>
+      <w:r>
+        <w:t xml:space="preserve">Amcoff, M. &amp; Eriksson, P. 1996. </w:t>
+      </w:r>
+      <w:r>
+        <w:rPr>
+          <w:i/>
+        </w:rPr>
+        <w:t xml:space="preserve">Förekomst av tretåig hackspett Picoides tridactylus på bestånds- och landskapsnivå. </w:t>
+      </w:r>
+      <w:r>
+        <w:t>Ornis Svecica 6: 107–119.</w:t>
+      </w:r>
+    </w:p>
+    <w:p>
+      <w:r>
+        <w:t xml:space="preserve">Butler, R., Angelstam, P., Ekelund, P. &amp; Schlaeffer, R. 2004. </w:t>
+      </w:r>
+      <w:r>
+        <w:rPr>
+          <w:i/>
+        </w:rPr>
+        <w:t xml:space="preserve">Dead wood threshold values for the three-toed woodpecker presence in boreal and sub-Alpine forest. </w:t>
+      </w:r>
+      <w:r>
+        <w:t>Biological conservation 119(3): 305–318.</w:t>
+      </w:r>
+    </w:p>
+    <w:p>
+      <w:r>
+        <w:t xml:space="preserve">Imbeau, L. &amp; Desrochers, A. 2002. </w:t>
+      </w:r>
+      <w:r>
+        <w:rPr>
+          <w:i/>
+        </w:rPr>
+        <w:t xml:space="preserve">Foraging Ecology and Use of Drumming Trees by Three-Toed Woodpeckers. </w:t>
+      </w:r>
+      <w:r>
+        <w:t>The Journal of Wildlife Management. Vol. 66, No. 1 (Jan., 2002), pp. 222–231.</w:t>
+      </w:r>
+    </w:p>
+    <w:p>
+      <w:r>
+        <w:t xml:space="preserve">Pakkala, T., Hanski, I. &amp; Tomppo, E. 2002. </w:t>
+      </w:r>
+      <w:r>
+        <w:rPr>
+          <w:i/>
+        </w:rPr>
+        <w:t xml:space="preserve">Spatial ecology of the three-toed woodpecker in managed forest landscapes. </w:t>
+      </w:r>
+      <w:r>
+        <w:t>Silva Fennica 36(1): 279–288.</w:t>
+      </w:r>
+    </w:p>
+    <w:p>
+      <w:r>
+        <w:t xml:space="preserve">Skogsstyrelsen, 2016. </w:t>
+      </w:r>
+      <w:r>
+        <w:rPr>
+          <w:i/>
+        </w:rPr>
+        <w:t>Vägledning för hänsyn till fåglar – Tretåig hackspett.</w:t>
+      </w:r>
+    </w:p>
+    <w:p>
+      <w:r>
+        <w:t xml:space="preserve">SLU Artdatabanken, 2024. </w:t>
+      </w:r>
+      <w:r>
+        <w:rPr>
+          <w:i/>
+        </w:rPr>
+        <w:t xml:space="preserve">Artfaktablad. Naturvård – artfakta. </w:t>
+      </w:r>
+      <w:r>
+        <w:t>SLU Artdatabanken, Uppsala.</w:t>
+      </w:r>
+    </w:p>
+    <w:p>
+      <w:r>
+        <w:t xml:space="preserve">Stachura-Skierczynska, K., Tumiel, T. &amp; Skierczynski, M. 2009. </w:t>
+      </w:r>
+      <w:r>
+        <w:rPr>
+          <w:i/>
+        </w:rPr>
+        <w:t xml:space="preserve">Habitat prediction model for three-toed woodpecker and its implications for the conservation of biologically valuable forests. </w:t>
+      </w:r>
+      <w:r>
+        <w:t>Forest Ecology and Management 258(5): 697–703.</w:t>
+      </w:r>
+    </w:p>
+    <w:p>
+      <w:r>
+        <w:t xml:space="preserve">Virkkala, R. 1991. </w:t>
+      </w:r>
+      <w:r>
+        <w:rPr>
+          <w:i/>
+        </w:rPr>
+        <w:t xml:space="preserve">Population trends of forest birds in a Finnish Lapland landscape of large habitat blocks – Consequences of stochastic environmental variation or regional habitat alteration. </w:t>
+      </w:r>
+      <w:r>
+        <w:t>Biological conservation 56(2): 223–240.</w:t>
+      </w:r>
+    </w:p>
+    <w:p>
+      <w:r>
+        <w:t xml:space="preserve">Wesolowski, T., Czeszczewik, D. &amp; Rowinski, P. 2005. </w:t>
+      </w:r>
+      <w:r>
+        <w:rPr>
+          <w:i/>
+        </w:rPr>
+        <w:t xml:space="preserve">Effects of forest management on Three-toed Woodpecker Picoides tridactylus distribution in the Bialowieza Forest (NE Poland): conservation implications. </w:t>
+      </w:r>
+      <w:r>
+        <w:t>Acta Ornithologica 40(1): 53–60.</w:t>
       </w:r>
     </w:p>
     <w:sectPr>
@@ -1346,7 +1592,7 @@
     <w:r>
       <w:tab/>
       <w:tab/>
-      <w:t>2026-07-29</w:t>
+      <w:t>2026-07-30</w:t>
       <w:br/>
       <w:br/>
     </w:r>

--- a/klagomål/A 57473-2024 FSC-klagomål.docx
+++ b/klagomål/A 57473-2024 FSC-klagomål.docx
@@ -1592,7 +1592,7 @@
     <w:r>
       <w:tab/>
       <w:tab/>
-      <w:t>2026-07-30</w:t>
+      <w:t>2026-07-31</w:t>
       <w:br/>
       <w:br/>
     </w:r>

--- a/klagomål/A 57473-2024 FSC-klagomål.docx
+++ b/klagomål/A 57473-2024 FSC-klagomål.docx
@@ -1592,7 +1592,7 @@
     <w:r>
       <w:tab/>
       <w:tab/>
-      <w:t>2026-07-31</w:t>
+      <w:t>2026-08-01</w:t>
       <w:br/>
       <w:br/>
     </w:r>

--- a/klagomål/A 57473-2024 FSC-klagomål.docx
+++ b/klagomål/A 57473-2024 FSC-klagomål.docx
@@ -1592,7 +1592,7 @@
     <w:r>
       <w:tab/>
       <w:tab/>
-      <w:t>2026-08-01</w:t>
+      <w:t>2026-08-02</w:t>
       <w:br/>
       <w:br/>
     </w:r>

--- a/klagomål/A 57473-2024 FSC-klagomål.docx
+++ b/klagomål/A 57473-2024 FSC-klagomål.docx
@@ -1592,7 +1592,7 @@
     <w:r>
       <w:tab/>
       <w:tab/>
-      <w:t>2026-08-02</w:t>
+      <w:t>2026-08-03</w:t>
       <w:br/>
       <w:br/>
     </w:r>

--- a/klagomål/A 57473-2024 FSC-klagomål.docx
+++ b/klagomål/A 57473-2024 FSC-klagomål.docx
@@ -178,7 +178,7 @@
       <w:r>
         <w:drawing>
           <wp:inline xmlns:a="http://schemas.openxmlformats.org/drawingml/2006/main" xmlns:pic="http://schemas.openxmlformats.org/drawingml/2006/picture">
-            <wp:extent cx="5212577" cy="5724000"/>
+            <wp:extent cx="4834911" cy="5724000"/>
             <wp:docPr id="1" name="Picture 1"/>
             <wp:cNvGraphicFramePr>
               <a:graphicFrameLocks noChangeAspect="1"/>
@@ -199,7 +199,7 @@
                   <pic:spPr>
                     <a:xfrm>
                       <a:off x="0" y="0"/>
-                      <a:ext cx="5212577" cy="5724000"/>
+                      <a:ext cx="4834911" cy="5724000"/>
                     </a:xfrm>
                     <a:prstGeom prst="rect"/>
                   </pic:spPr>
@@ -221,7 +221,7 @@
     </w:p>
     <w:p>
       <w:r>
-        <w:t>I och inom 23 meter från avverkningsanmälan finns fynd av 7 naturvårdsarter, varav 6 är rödlistade, 1 är fridlyst, 7 är typiska (T) och 1 är signalart (S): garnlav (VU, T), lunglav (NT, T), rosenticka (NT, T), skrovellav (NT, T), tretåig hackspett (NT, T, §4), ullticka (NT, T) och stor aspticka (S, T). Se Figur 1.</w:t>
+        <w:t>I och inom 23 meter från avverkningsanmälan finns fynd av 6 naturvårdsarter, varav 5 är rödlistade, 6 är typiska (T) och 1 är signalart (S): garnlav (VU, T), lunglav (NT, T), rosenticka (NT, T), skrovellav (NT, T), ullticka (NT, T) och stor aspticka (S, T). Se Figur 1.</w:t>
       </w:r>
     </w:p>
     <w:p>
@@ -513,35 +513,6 @@
         <w:rPr>
           <w:b/>
         </w:rPr>
-        <w:t>Tretåig hackspett (NT, §4)</w:t>
-      </w:r>
-      <w:r>
-        <w:t xml:space="preserve"> är rödlistad som nära hotad och ingår i bilaga 1 i EU:s fågeldirektiv. Tretåig hackspett är för sin överlevnad beroende av kontinuerlig tillförsel av äldre döende och död ved, som sker genom naturliga självgallringsprocesser i äldre grannaturskogar och barrblandade naturskogar. Om en skog genom skogsbruk gallras eller glesas ur så upphör och uteblir i stort sett den naturliga självgallringsprocessen för mycket lång tid framöver vilket omöjliggör upprätthållandet av den kontinuerliga ekologiska funktionen i ett område. Det finns studier som visar att naturskogens självgallringsprocess som den tretåiga hackspetten är beroende av, inte kan ersättas med efterlämnad hänsyn i skogsbruket (Imbeau &amp; Desrochers, 2002). Storleken på häckningsreviret varierar med skogstypen, förekomsten av död ved och graden av fragmentering, men är i allmänhet i storleksordningen 25–100 hektar. Vintertid krävs ofta betydligt större områden och det finns studier som antyder att arten behöver minst 100 hektar äldre skog. I områden med låg bonitet kan det behövas över 200 hektar lämpligt habitat för att ett par ska kunna reproducera sig. Områden med dokumenterad permanent förekomst i naturskogsmiljöer har vanligen så stora naturvärden att skogsbruk är olämpligt. Tretåig hackspett är typisk art för </w:t>
-      </w:r>
-      <w:r>
-        <w:rPr>
-          <w:i/>
-        </w:rPr>
-        <w:t xml:space="preserve">9010 Taiga, 9740 Skogsbevuxen myr, 9030 Landhöjningsskog </w:t>
-      </w:r>
-      <w:r>
-        <w:t xml:space="preserve">och </w:t>
-      </w:r>
-      <w:r>
-        <w:rPr>
-          <w:i/>
-        </w:rPr>
-        <w:t>9040 Fjällbjörkskog</w:t>
-      </w:r>
-      <w:r>
-        <w:t xml:space="preserve"> (Skogsstyrelsen, 2016; SLU Artdatabanken, 2024).</w:t>
-      </w:r>
-    </w:p>
-    <w:p>
-      <w:r>
-        <w:rPr>
-          <w:b/>
-        </w:rPr>
         <w:t>Ullticka (NT)</w:t>
       </w:r>
       <w:r>
@@ -674,22 +645,6 @@
       <w:r>
         <w:t>I den avverkningsanmälda skogen har fridlysta arter sina livsmiljöer och växtplatser. Att skada de fridlysta arternas livsmiljöer, växtplatser eller ekologiska funktion är inte tillåtet enligt artskyddsförordningen.</w:t>
       </w:r>
-      <w:r>
-        <w:rPr>
-          <w:i/>
-        </w:rPr>
-        <w:t xml:space="preserve"> EU:s medlemsländer och skogsbolag är skyldiga att agera i enlighet med EU:s fågeldirektiv där det uttryckligen står att direktivet gäller för fåglar samt för deras ägg, bon och </w:t>
-      </w:r>
-      <w:r>
-        <w:rPr>
-          <w:b/>
-          <w:i/>
-        </w:rPr>
-        <w:t xml:space="preserve">livsmiljöer </w:t>
-      </w:r>
-      <w:r>
-        <w:t>(artikel 1). Vidare att de åtgärder som vidtas inte får leda till en försämring av den nuvarande situationen beträffande bevarandet av de fågelarter som avses i artikel 1 (artikel 13).</w:t>
-      </w:r>
     </w:p>
     <w:p>
       <w:r>
@@ -728,7 +683,7 @@
         <w:rPr>
           <w:i/>
         </w:rPr>
-        <w:t>I det avverkningsanmälda skogsområdet har 7 naturvårdsarter varav 6 rödlistade arter sina livsmiljöer och växtplatser.</w:t>
+        <w:t>I det avverkningsanmälda skogsområdet har 6 naturvårdsarter varav 5 rödlistade arter sina livsmiljöer och växtplatser.</w:t>
       </w:r>
     </w:p>
     <w:p>
@@ -1261,207 +1216,6 @@
       </w:r>
       <w:r>
         <w:t>SLU Artdatabanken, Uppsala.</w:t>
-      </w:r>
-    </w:p>
-    <w:p>
-      <w:pPr>
-        <w:pStyle w:val="Heading1"/>
-      </w:pPr>
-      <w:r>
-        <w:t>Tretåig hackspett – ekologi samt krav på livsmiljön</w:t>
-      </w:r>
-    </w:p>
-    <w:p>
-      <w:r>
-        <w:t xml:space="preserve">Tretåig hackspett (NT) är fridlyst enligt §4 Artskyddsförordningen och finns med som prioriterad art i Skogsstyrelsen vägledning för skogsbruket (bilaga 4 till SVL). I vägledningen står bland annat att: </w:t>
-      </w:r>
-      <w:r>
-        <w:rPr>
-          <w:i/>
-        </w:rPr>
-        <w:t xml:space="preserve">“Tretåig hackspett har stora arealkrav och höga krav på sin livsmiljö. Omdaningen av naturskogar till kulturskogar medför en förlust av viktiga miljöer, något som förstärks av ökad fragmentering till följd av avverkningar.” </w:t>
-      </w:r>
-      <w:r>
-        <w:t xml:space="preserve">Vidare att: </w:t>
-      </w:r>
-      <w:r>
-        <w:rPr>
-          <w:i/>
-        </w:rPr>
-        <w:t>“Områden med dokumenterad permanent förekomst i naturskogsmiljöer har vanligen så stora naturvärden att skogsbruk är olämpligt”</w:t>
-      </w:r>
-      <w:r>
-        <w:t xml:space="preserve"> (SLU Artdatabanken, 2024; Skogsstyrelsen, 2016)</w:t>
-      </w:r>
-      <w:r>
-        <w:rPr>
-          <w:i/>
-        </w:rPr>
-        <w:t>.</w:t>
-      </w:r>
-    </w:p>
-    <w:p>
-      <w:r>
-        <w:t>Tretåig hackspett är beroende av större sammanhängande naturskogar med kontinuerlig tillgång och nybildning av död ved och fragmentering av livsmiljöerna utgör ett stort hot mot arten (se exempelvis Stachura-Skierczynska et al., 2009; Wesolowski et al., 2005; Butler et al., 2004; Pakkala et al., 2002; Amcoff et al., 1996; Virkkala, 1991). Det finns studier som visar att naturskogens självgallringsprocess som den tretåiga hackspetten är beroende av, inte kan ersättas med efterlämnad hänsyn i skogsbruket (Imbeau &amp; Desrochers, 2002).</w:t>
-      </w:r>
-    </w:p>
-    <w:p>
-      <w:r>
-        <w:t>Permanenta revir av tretåig hackspett karaktäriseras ofta av artens typiska ringformigt ordnade hackmärken på framför allt gamla granar. För att säkerställa att inte revir av tretåig hackspett drabbas av avverkningsplanerna bör en inventering göras i området både under häckningstid och under vintern, då arten utnyttjar betydligt större områden än under sommarens häckningsrevir. Storleken på häckningsreviret varierar med skogstypen, förekomsten av död ved och graden av fragmentering, men är i allmänhet i storleksordningen 25–100 hektar (SLU Artdatabanken, 2024; Skogsstyrelsen, 2016).</w:t>
-      </w:r>
-    </w:p>
-    <w:p>
-      <w:r>
-        <w:t xml:space="preserve">Förutom fridlysning enligt §4 Artskyddsförordningen är tretåig hackspett även förtecknad i EU:s fågeldirektiv bilaga 1. Den är typisk art för </w:t>
-      </w:r>
-      <w:r>
-        <w:rPr>
-          <w:i/>
-        </w:rPr>
-        <w:t xml:space="preserve">9010 Taiga, 9740 Skogsbevuxen myr, 9030 Landhöjningsskog </w:t>
-      </w:r>
-      <w:r>
-        <w:t xml:space="preserve">och </w:t>
-      </w:r>
-      <w:r>
-        <w:rPr>
-          <w:i/>
-        </w:rPr>
-        <w:t>9040 Fjällbjörkskog</w:t>
-      </w:r>
-      <w:r>
-        <w:t xml:space="preserve"> samt ingår i Natura 2000 och är förtecknad i Bernkonventionen bilaga II (strikt skyddade djurarter) (SLU Artdatabanken, 2024; Skogsstyrelsen, 2016).</w:t>
-      </w:r>
-    </w:p>
-    <w:p>
-      <w:pPr>
-        <w:pStyle w:val="Heading2"/>
-      </w:pPr>
-      <w:r>
-        <w:t>Referenser – tretåig hackspett</w:t>
-      </w:r>
-    </w:p>
-    <w:p>
-      <w:r>
-        <w:t xml:space="preserve">Amcoff, M. &amp; Eriksson, P. 1996. </w:t>
-      </w:r>
-      <w:r>
-        <w:rPr>
-          <w:i/>
-        </w:rPr>
-        <w:t xml:space="preserve">Förekomst av tretåig hackspett Picoides tridactylus på bestånds- och landskapsnivå. </w:t>
-      </w:r>
-      <w:r>
-        <w:t>Ornis Svecica 6: 107–119.</w:t>
-      </w:r>
-    </w:p>
-    <w:p>
-      <w:r>
-        <w:t xml:space="preserve">Butler, R., Angelstam, P., Ekelund, P. &amp; Schlaeffer, R. 2004. </w:t>
-      </w:r>
-      <w:r>
-        <w:rPr>
-          <w:i/>
-        </w:rPr>
-        <w:t xml:space="preserve">Dead wood threshold values for the three-toed woodpecker presence in boreal and sub-Alpine forest. </w:t>
-      </w:r>
-      <w:r>
-        <w:t>Biological conservation 119(3): 305–318.</w:t>
-      </w:r>
-    </w:p>
-    <w:p>
-      <w:r>
-        <w:t xml:space="preserve">Imbeau, L. &amp; Desrochers, A. 2002. </w:t>
-      </w:r>
-      <w:r>
-        <w:rPr>
-          <w:i/>
-        </w:rPr>
-        <w:t xml:space="preserve">Foraging Ecology and Use of Drumming Trees by Three-Toed Woodpeckers. </w:t>
-      </w:r>
-      <w:r>
-        <w:t>The Journal of Wildlife Management. Vol. 66, No. 1 (Jan., 2002), pp. 222–231.</w:t>
-      </w:r>
-    </w:p>
-    <w:p>
-      <w:r>
-        <w:t xml:space="preserve">Pakkala, T., Hanski, I. &amp; Tomppo, E. 2002. </w:t>
-      </w:r>
-      <w:r>
-        <w:rPr>
-          <w:i/>
-        </w:rPr>
-        <w:t xml:space="preserve">Spatial ecology of the three-toed woodpecker in managed forest landscapes. </w:t>
-      </w:r>
-      <w:r>
-        <w:t>Silva Fennica 36(1): 279–288.</w:t>
-      </w:r>
-    </w:p>
-    <w:p>
-      <w:r>
-        <w:t xml:space="preserve">Skogsstyrelsen, 2016. </w:t>
-      </w:r>
-      <w:r>
-        <w:rPr>
-          <w:i/>
-        </w:rPr>
-        <w:t>Vägledning för hänsyn till fåglar – Tretåig hackspett.</w:t>
-      </w:r>
-    </w:p>
-    <w:p>
-      <w:r>
-        <w:t xml:space="preserve">SLU Artdatabanken, 2024. </w:t>
-      </w:r>
-      <w:r>
-        <w:rPr>
-          <w:i/>
-        </w:rPr>
-        <w:t xml:space="preserve">Artfaktablad. Naturvård – artfakta. </w:t>
-      </w:r>
-      <w:r>
-        <w:t>SLU Artdatabanken, Uppsala.</w:t>
-      </w:r>
-    </w:p>
-    <w:p>
-      <w:r>
-        <w:t xml:space="preserve">Stachura-Skierczynska, K., Tumiel, T. &amp; Skierczynski, M. 2009. </w:t>
-      </w:r>
-      <w:r>
-        <w:rPr>
-          <w:i/>
-        </w:rPr>
-        <w:t xml:space="preserve">Habitat prediction model for three-toed woodpecker and its implications for the conservation of biologically valuable forests. </w:t>
-      </w:r>
-      <w:r>
-        <w:t>Forest Ecology and Management 258(5): 697–703.</w:t>
-      </w:r>
-    </w:p>
-    <w:p>
-      <w:r>
-        <w:t xml:space="preserve">Virkkala, R. 1991. </w:t>
-      </w:r>
-      <w:r>
-        <w:rPr>
-          <w:i/>
-        </w:rPr>
-        <w:t xml:space="preserve">Population trends of forest birds in a Finnish Lapland landscape of large habitat blocks – Consequences of stochastic environmental variation or regional habitat alteration. </w:t>
-      </w:r>
-      <w:r>
-        <w:t>Biological conservation 56(2): 223–240.</w:t>
-      </w:r>
-    </w:p>
-    <w:p>
-      <w:r>
-        <w:t xml:space="preserve">Wesolowski, T., Czeszczewik, D. &amp; Rowinski, P. 2005. </w:t>
-      </w:r>
-      <w:r>
-        <w:rPr>
-          <w:i/>
-        </w:rPr>
-        <w:t xml:space="preserve">Effects of forest management on Three-toed Woodpecker Picoides tridactylus distribution in the Bialowieza Forest (NE Poland): conservation implications. </w:t>
-      </w:r>
-      <w:r>
-        <w:t>Acta Ornithologica 40(1): 53–60.</w:t>
       </w:r>
     </w:p>
     <w:sectPr>
@@ -1592,7 +1346,7 @@
     <w:r>
       <w:tab/>
       <w:tab/>
-      <w:t>2026-08-03</w:t>
+      <w:t>2026-08-04</w:t>
       <w:br/>
       <w:br/>
     </w:r>

--- a/klagomål/A 57473-2024 FSC-klagomål.docx
+++ b/klagomål/A 57473-2024 FSC-klagomål.docx
@@ -178,7 +178,7 @@
       <w:r>
         <w:drawing>
           <wp:inline xmlns:a="http://schemas.openxmlformats.org/drawingml/2006/main" xmlns:pic="http://schemas.openxmlformats.org/drawingml/2006/picture">
-            <wp:extent cx="4834911" cy="5724000"/>
+            <wp:extent cx="5212577" cy="5724000"/>
             <wp:docPr id="1" name="Picture 1"/>
             <wp:cNvGraphicFramePr>
               <a:graphicFrameLocks noChangeAspect="1"/>
@@ -199,7 +199,7 @@
                   <pic:spPr>
                     <a:xfrm>
                       <a:off x="0" y="0"/>
-                      <a:ext cx="4834911" cy="5724000"/>
+                      <a:ext cx="5212577" cy="5724000"/>
                     </a:xfrm>
                     <a:prstGeom prst="rect"/>
                   </pic:spPr>
@@ -221,7 +221,7 @@
     </w:p>
     <w:p>
       <w:r>
-        <w:t>I och inom 23 meter från avverkningsanmälan finns fynd av 6 naturvårdsarter, varav 5 är rödlistade, 6 är typiska (T) och 1 är signalart (S): garnlav (VU, T), lunglav (NT, T), rosenticka (NT, T), skrovellav (NT, T), ullticka (NT, T) och stor aspticka (S, T). Se Figur 1.</w:t>
+        <w:t>I och inom 23 meter från avverkningsanmälan finns fynd av 7 naturvårdsarter, varav 6 är rödlistade, 1 är fridlyst, 7 är typiska (T) och 1 är signalart (S): garnlav (VU, T), lunglav (NT, T), rosenticka (NT, T), skrovellav (NT, T), tretåig hackspett (NT, T, §4), ullticka (NT, T) och stor aspticka (S, T). Se Figur 1.</w:t>
       </w:r>
     </w:p>
     <w:p>
@@ -513,6 +513,35 @@
         <w:rPr>
           <w:b/>
         </w:rPr>
+        <w:t>Tretåig hackspett (NT, §4)</w:t>
+      </w:r>
+      <w:r>
+        <w:t xml:space="preserve"> är rödlistad som nära hotad och ingår i bilaga 1 i EU:s fågeldirektiv. Tretåig hackspett är för sin överlevnad beroende av kontinuerlig tillförsel av äldre döende och död ved, som sker genom naturliga självgallringsprocesser i äldre grannaturskogar och barrblandade naturskogar. Om en skog genom skogsbruk gallras eller glesas ur så upphör och uteblir i stort sett den naturliga självgallringsprocessen för mycket lång tid framöver vilket omöjliggör upprätthållandet av den kontinuerliga ekologiska funktionen i ett område. Det finns studier som visar att naturskogens självgallringsprocess som den tretåiga hackspetten är beroende av, inte kan ersättas med efterlämnad hänsyn i skogsbruket (Imbeau &amp; Desrochers, 2002). Storleken på häckningsreviret varierar med skogstypen, förekomsten av död ved och graden av fragmentering, men är i allmänhet i storleksordningen 25–100 hektar. Vintertid krävs ofta betydligt större områden och det finns studier som antyder att arten behöver minst 100 hektar äldre skog. I områden med låg bonitet kan det behövas över 200 hektar lämpligt habitat för att ett par ska kunna reproducera sig. Områden med dokumenterad permanent förekomst i naturskogsmiljöer har vanligen så stora naturvärden att skogsbruk är olämpligt. Tretåig hackspett är typisk art för </w:t>
+      </w:r>
+      <w:r>
+        <w:rPr>
+          <w:i/>
+        </w:rPr>
+        <w:t xml:space="preserve">9010 Taiga, 9740 Skogsbevuxen myr, 9030 Landhöjningsskog </w:t>
+      </w:r>
+      <w:r>
+        <w:t xml:space="preserve">och </w:t>
+      </w:r>
+      <w:r>
+        <w:rPr>
+          <w:i/>
+        </w:rPr>
+        <w:t>9040 Fjällbjörkskog</w:t>
+      </w:r>
+      <w:r>
+        <w:t xml:space="preserve"> (Skogsstyrelsen, 2016; SLU Artdatabanken, 2024).</w:t>
+      </w:r>
+    </w:p>
+    <w:p>
+      <w:r>
+        <w:rPr>
+          <w:b/>
+        </w:rPr>
         <w:t>Ullticka (NT)</w:t>
       </w:r>
       <w:r>
@@ -645,6 +674,22 @@
       <w:r>
         <w:t>I den avverkningsanmälda skogen har fridlysta arter sina livsmiljöer och växtplatser. Att skada de fridlysta arternas livsmiljöer, växtplatser eller ekologiska funktion är inte tillåtet enligt artskyddsförordningen.</w:t>
       </w:r>
+      <w:r>
+        <w:rPr>
+          <w:i/>
+        </w:rPr>
+        <w:t xml:space="preserve"> EU:s medlemsländer och skogsbolag är skyldiga att agera i enlighet med EU:s fågeldirektiv där det uttryckligen står att direktivet gäller för fåglar samt för deras ägg, bon och </w:t>
+      </w:r>
+      <w:r>
+        <w:rPr>
+          <w:b/>
+          <w:i/>
+        </w:rPr>
+        <w:t xml:space="preserve">livsmiljöer </w:t>
+      </w:r>
+      <w:r>
+        <w:t>(artikel 1). Vidare att de åtgärder som vidtas inte får leda till en försämring av den nuvarande situationen beträffande bevarandet av de fågelarter som avses i artikel 1 (artikel 13).</w:t>
+      </w:r>
     </w:p>
     <w:p>
       <w:r>
@@ -683,7 +728,7 @@
         <w:rPr>
           <w:i/>
         </w:rPr>
-        <w:t>I det avverkningsanmälda skogsområdet har 6 naturvårdsarter varav 5 rödlistade arter sina livsmiljöer och växtplatser.</w:t>
+        <w:t>I det avverkningsanmälda skogsområdet har 7 naturvårdsarter varav 6 rödlistade arter sina livsmiljöer och växtplatser.</w:t>
       </w:r>
     </w:p>
     <w:p>
@@ -1216,6 +1261,207 @@
       </w:r>
       <w:r>
         <w:t>SLU Artdatabanken, Uppsala.</w:t>
+      </w:r>
+    </w:p>
+    <w:p>
+      <w:pPr>
+        <w:pStyle w:val="Heading1"/>
+      </w:pPr>
+      <w:r>
+        <w:t>Tretåig hackspett – ekologi samt krav på livsmiljön</w:t>
+      </w:r>
+    </w:p>
+    <w:p>
+      <w:r>
+        <w:t xml:space="preserve">Tretåig hackspett (NT) är fridlyst enligt §4 Artskyddsförordningen och finns med som prioriterad art i Skogsstyrelsen vägledning för skogsbruket (bilaga 4 till SVL). I vägledningen står bland annat att: </w:t>
+      </w:r>
+      <w:r>
+        <w:rPr>
+          <w:i/>
+        </w:rPr>
+        <w:t xml:space="preserve">“Tretåig hackspett har stora arealkrav och höga krav på sin livsmiljö. Omdaningen av naturskogar till kulturskogar medför en förlust av viktiga miljöer, något som förstärks av ökad fragmentering till följd av avverkningar.” </w:t>
+      </w:r>
+      <w:r>
+        <w:t xml:space="preserve">Vidare att: </w:t>
+      </w:r>
+      <w:r>
+        <w:rPr>
+          <w:i/>
+        </w:rPr>
+        <w:t>“Områden med dokumenterad permanent förekomst i naturskogsmiljöer har vanligen så stora naturvärden att skogsbruk är olämpligt”</w:t>
+      </w:r>
+      <w:r>
+        <w:t xml:space="preserve"> (SLU Artdatabanken, 2024; Skogsstyrelsen, 2016)</w:t>
+      </w:r>
+      <w:r>
+        <w:rPr>
+          <w:i/>
+        </w:rPr>
+        <w:t>.</w:t>
+      </w:r>
+    </w:p>
+    <w:p>
+      <w:r>
+        <w:t>Tretåig hackspett är beroende av större sammanhängande naturskogar med kontinuerlig tillgång och nybildning av död ved och fragmentering av livsmiljöerna utgör ett stort hot mot arten (se exempelvis Stachura-Skierczynska et al., 2009; Wesolowski et al., 2005; Butler et al., 2004; Pakkala et al., 2002; Amcoff et al., 1996; Virkkala, 1991). Det finns studier som visar att naturskogens självgallringsprocess som den tretåiga hackspetten är beroende av, inte kan ersättas med efterlämnad hänsyn i skogsbruket (Imbeau &amp; Desrochers, 2002).</w:t>
+      </w:r>
+    </w:p>
+    <w:p>
+      <w:r>
+        <w:t>Permanenta revir av tretåig hackspett karaktäriseras ofta av artens typiska ringformigt ordnade hackmärken på framför allt gamla granar. För att säkerställa att inte revir av tretåig hackspett drabbas av avverkningsplanerna bör en inventering göras i området både under häckningstid och under vintern, då arten utnyttjar betydligt större områden än under sommarens häckningsrevir. Storleken på häckningsreviret varierar med skogstypen, förekomsten av död ved och graden av fragmentering, men är i allmänhet i storleksordningen 25–100 hektar (SLU Artdatabanken, 2024; Skogsstyrelsen, 2016).</w:t>
+      </w:r>
+    </w:p>
+    <w:p>
+      <w:r>
+        <w:t xml:space="preserve">Förutom fridlysning enligt §4 Artskyddsförordningen är tretåig hackspett även förtecknad i EU:s fågeldirektiv bilaga 1. Den är typisk art för </w:t>
+      </w:r>
+      <w:r>
+        <w:rPr>
+          <w:i/>
+        </w:rPr>
+        <w:t xml:space="preserve">9010 Taiga, 9740 Skogsbevuxen myr, 9030 Landhöjningsskog </w:t>
+      </w:r>
+      <w:r>
+        <w:t xml:space="preserve">och </w:t>
+      </w:r>
+      <w:r>
+        <w:rPr>
+          <w:i/>
+        </w:rPr>
+        <w:t>9040 Fjällbjörkskog</w:t>
+      </w:r>
+      <w:r>
+        <w:t xml:space="preserve"> samt ingår i Natura 2000 och är förtecknad i Bernkonventionen bilaga II (strikt skyddade djurarter) (SLU Artdatabanken, 2024; Skogsstyrelsen, 2016).</w:t>
+      </w:r>
+    </w:p>
+    <w:p>
+      <w:pPr>
+        <w:pStyle w:val="Heading2"/>
+      </w:pPr>
+      <w:r>
+        <w:t>Referenser – tretåig hackspett</w:t>
+      </w:r>
+    </w:p>
+    <w:p>
+      <w:r>
+        <w:t xml:space="preserve">Amcoff, M. &amp; Eriksson, P. 1996. </w:t>
+      </w:r>
+      <w:r>
+        <w:rPr>
+          <w:i/>
+        </w:rPr>
+        <w:t xml:space="preserve">Förekomst av tretåig hackspett Picoides tridactylus på bestånds- och landskapsnivå. </w:t>
+      </w:r>
+      <w:r>
+        <w:t>Ornis Svecica 6: 107–119.</w:t>
+      </w:r>
+    </w:p>
+    <w:p>
+      <w:r>
+        <w:t xml:space="preserve">Butler, R., Angelstam, P., Ekelund, P. &amp; Schlaeffer, R. 2004. </w:t>
+      </w:r>
+      <w:r>
+        <w:rPr>
+          <w:i/>
+        </w:rPr>
+        <w:t xml:space="preserve">Dead wood threshold values for the three-toed woodpecker presence in boreal and sub-Alpine forest. </w:t>
+      </w:r>
+      <w:r>
+        <w:t>Biological conservation 119(3): 305–318.</w:t>
+      </w:r>
+    </w:p>
+    <w:p>
+      <w:r>
+        <w:t xml:space="preserve">Imbeau, L. &amp; Desrochers, A. 2002. </w:t>
+      </w:r>
+      <w:r>
+        <w:rPr>
+          <w:i/>
+        </w:rPr>
+        <w:t xml:space="preserve">Foraging Ecology and Use of Drumming Trees by Three-Toed Woodpeckers. </w:t>
+      </w:r>
+      <w:r>
+        <w:t>The Journal of Wildlife Management. Vol. 66, No. 1 (Jan., 2002), pp. 222–231.</w:t>
+      </w:r>
+    </w:p>
+    <w:p>
+      <w:r>
+        <w:t xml:space="preserve">Pakkala, T., Hanski, I. &amp; Tomppo, E. 2002. </w:t>
+      </w:r>
+      <w:r>
+        <w:rPr>
+          <w:i/>
+        </w:rPr>
+        <w:t xml:space="preserve">Spatial ecology of the three-toed woodpecker in managed forest landscapes. </w:t>
+      </w:r>
+      <w:r>
+        <w:t>Silva Fennica 36(1): 279–288.</w:t>
+      </w:r>
+    </w:p>
+    <w:p>
+      <w:r>
+        <w:t xml:space="preserve">Skogsstyrelsen, 2016. </w:t>
+      </w:r>
+      <w:r>
+        <w:rPr>
+          <w:i/>
+        </w:rPr>
+        <w:t>Vägledning för hänsyn till fåglar – Tretåig hackspett.</w:t>
+      </w:r>
+    </w:p>
+    <w:p>
+      <w:r>
+        <w:t xml:space="preserve">SLU Artdatabanken, 2024. </w:t>
+      </w:r>
+      <w:r>
+        <w:rPr>
+          <w:i/>
+        </w:rPr>
+        <w:t xml:space="preserve">Artfaktablad. Naturvård – artfakta. </w:t>
+      </w:r>
+      <w:r>
+        <w:t>SLU Artdatabanken, Uppsala.</w:t>
+      </w:r>
+    </w:p>
+    <w:p>
+      <w:r>
+        <w:t xml:space="preserve">Stachura-Skierczynska, K., Tumiel, T. &amp; Skierczynski, M. 2009. </w:t>
+      </w:r>
+      <w:r>
+        <w:rPr>
+          <w:i/>
+        </w:rPr>
+        <w:t xml:space="preserve">Habitat prediction model for three-toed woodpecker and its implications for the conservation of biologically valuable forests. </w:t>
+      </w:r>
+      <w:r>
+        <w:t>Forest Ecology and Management 258(5): 697–703.</w:t>
+      </w:r>
+    </w:p>
+    <w:p>
+      <w:r>
+        <w:t xml:space="preserve">Virkkala, R. 1991. </w:t>
+      </w:r>
+      <w:r>
+        <w:rPr>
+          <w:i/>
+        </w:rPr>
+        <w:t xml:space="preserve">Population trends of forest birds in a Finnish Lapland landscape of large habitat blocks – Consequences of stochastic environmental variation or regional habitat alteration. </w:t>
+      </w:r>
+      <w:r>
+        <w:t>Biological conservation 56(2): 223–240.</w:t>
+      </w:r>
+    </w:p>
+    <w:p>
+      <w:r>
+        <w:t xml:space="preserve">Wesolowski, T., Czeszczewik, D. &amp; Rowinski, P. 2005. </w:t>
+      </w:r>
+      <w:r>
+        <w:rPr>
+          <w:i/>
+        </w:rPr>
+        <w:t xml:space="preserve">Effects of forest management on Three-toed Woodpecker Picoides tridactylus distribution in the Bialowieza Forest (NE Poland): conservation implications. </w:t>
+      </w:r>
+      <w:r>
+        <w:t>Acta Ornithologica 40(1): 53–60.</w:t>
       </w:r>
     </w:p>
     <w:sectPr>
@@ -1346,7 +1592,7 @@
     <w:r>
       <w:tab/>
       <w:tab/>
-      <w:t>2026-08-04</w:t>
+      <w:t>2026-08-05</w:t>
       <w:br/>
       <w:br/>
     </w:r>

--- a/klagomål/A 57473-2024 FSC-klagomål.docx
+++ b/klagomål/A 57473-2024 FSC-klagomål.docx
@@ -1592,7 +1592,7 @@
     <w:r>
       <w:tab/>
       <w:tab/>
-      <w:t>2026-08-05</w:t>
+      <w:t>2026-08-07</w:t>
       <w:br/>
       <w:br/>
     </w:r>

--- a/klagomål/A 57473-2024 FSC-klagomål.docx
+++ b/klagomål/A 57473-2024 FSC-klagomål.docx
@@ -1592,7 +1592,7 @@
     <w:r>
       <w:tab/>
       <w:tab/>
-      <w:t>2026-08-07</w:t>
+      <w:t>2026-08-08</w:t>
       <w:br/>
       <w:br/>
     </w:r>

--- a/klagomål/A 57473-2024 FSC-klagomål.docx
+++ b/klagomål/A 57473-2024 FSC-klagomål.docx
@@ -216,7 +216,7 @@
         <w:spacing w:after="240"/>
       </w:pPr>
       <w:r>
-        <w:t>Figur 1. Fyndplatser för naturvårdsarter i och inom 23 meter från avverkningsanmälan. Markörer utan svart kant är placerade på fyndplatsen. Markörer med svart kant är placerade vid sidan av fyndplatsen har ett svart streck som visar fyndplatsens exakta position. Kartans mittpunktskoordinat är N 6991214, E 511680 i SWEREF 99 TM.</w:t>
+        <w:t>Figur 1. Fyndplatser för naturvårdsarter i och inom 23 meter från avverkningsanmälan. Markörer utan svart kant är placerade på fyndplatsen. Markörer med svart kant är placerade vid sidan av fyndplatsen och har ett svart streck som visar fyndplatsens exakta position. Kartans mittpunktskoordinat är N 6991214, E 511680 i SWEREF 99 TM.</w:t>
       </w:r>
     </w:p>
     <w:p>
@@ -1592,7 +1592,7 @@
     <w:r>
       <w:tab/>
       <w:tab/>
-      <w:t>2026-08-14</w:t>
+      <w:t>2026-08-15</w:t>
       <w:br/>
       <w:br/>
     </w:r>

--- a/klagomål/A 57473-2024 FSC-klagomål.docx
+++ b/klagomål/A 57473-2024 FSC-klagomål.docx
@@ -1592,7 +1592,7 @@
     <w:r>
       <w:tab/>
       <w:tab/>
-      <w:t>2026-08-15</w:t>
+      <w:t>2026-08-16</w:t>
       <w:br/>
       <w:br/>
     </w:r>

--- a/klagomål/A 57473-2024 FSC-klagomål.docx
+++ b/klagomål/A 57473-2024 FSC-klagomål.docx
@@ -1592,7 +1592,7 @@
     <w:r>
       <w:tab/>
       <w:tab/>
-      <w:t>2026-08-16</w:t>
+      <w:t>2026-08-17</w:t>
       <w:br/>
       <w:br/>
     </w:r>

--- a/klagomål/A 57473-2024 FSC-klagomål.docx
+++ b/klagomål/A 57473-2024 FSC-klagomål.docx
@@ -1592,7 +1592,7 @@
     <w:r>
       <w:tab/>
       <w:tab/>
-      <w:t>2026-08-17</w:t>
+      <w:t>2026-08-18</w:t>
       <w:br/>
       <w:br/>
     </w:r>

--- a/klagomål/A 57473-2024 FSC-klagomål.docx
+++ b/klagomål/A 57473-2024 FSC-klagomål.docx
@@ -1592,7 +1592,7 @@
     <w:r>
       <w:tab/>
       <w:tab/>
-      <w:t>2026-08-18</w:t>
+      <w:t>2026-08-19</w:t>
       <w:br/>
       <w:br/>
     </w:r>

--- a/klagomål/A 57473-2024 FSC-klagomål.docx
+++ b/klagomål/A 57473-2024 FSC-klagomål.docx
@@ -1592,7 +1592,7 @@
     <w:r>
       <w:tab/>
       <w:tab/>
-      <w:t>2026-08-19</w:t>
+      <w:t>2026-08-20</w:t>
       <w:br/>
       <w:br/>
     </w:r>

--- a/klagomål/A 57473-2024 FSC-klagomål.docx
+++ b/klagomål/A 57473-2024 FSC-klagomål.docx
@@ -1592,7 +1592,7 @@
     <w:r>
       <w:tab/>
       <w:tab/>
-      <w:t>2026-08-20</w:t>
+      <w:t>2026-08-21</w:t>
       <w:br/>
       <w:br/>
     </w:r>

--- a/klagomål/A 57473-2024 FSC-klagomål.docx
+++ b/klagomål/A 57473-2024 FSC-klagomål.docx
@@ -1592,7 +1592,7 @@
     <w:r>
       <w:tab/>
       <w:tab/>
-      <w:t>2026-08-21</w:t>
+      <w:t>2026-08-22</w:t>
       <w:br/>
       <w:br/>
     </w:r>

--- a/klagomål/A 57473-2024 FSC-klagomål.docx
+++ b/klagomål/A 57473-2024 FSC-klagomål.docx
@@ -1592,7 +1592,7 @@
     <w:r>
       <w:tab/>
       <w:tab/>
-      <w:t>2026-08-22</w:t>
+      <w:t>2026-08-23</w:t>
       <w:br/>
       <w:br/>
     </w:r>

--- a/klagomål/A 57473-2024 FSC-klagomål.docx
+++ b/klagomål/A 57473-2024 FSC-klagomål.docx
@@ -1592,7 +1592,7 @@
     <w:r>
       <w:tab/>
       <w:tab/>
-      <w:t>2026-08-23</w:t>
+      <w:t>2026-08-24</w:t>
       <w:br/>
       <w:br/>
     </w:r>

--- a/klagomål/A 57473-2024 FSC-klagomål.docx
+++ b/klagomål/A 57473-2024 FSC-klagomål.docx
@@ -1592,7 +1592,7 @@
     <w:r>
       <w:tab/>
       <w:tab/>
-      <w:t>2026-08-24</w:t>
+      <w:t>2026-08-25</w:t>
       <w:br/>
       <w:br/>
     </w:r>

--- a/klagomål/A 57473-2024 FSC-klagomål.docx
+++ b/klagomål/A 57473-2024 FSC-klagomål.docx
@@ -1592,7 +1592,7 @@
     <w:r>
       <w:tab/>
       <w:tab/>
-      <w:t>2026-08-25</w:t>
+      <w:t>2026-08-26</w:t>
       <w:br/>
       <w:br/>
     </w:r>

--- a/klagomål/A 57473-2024 FSC-klagomål.docx
+++ b/klagomål/A 57473-2024 FSC-klagomål.docx
@@ -1592,7 +1592,7 @@
     <w:r>
       <w:tab/>
       <w:tab/>
-      <w:t>2026-08-26</w:t>
+      <w:t>2026-08-27</w:t>
       <w:br/>
       <w:br/>
     </w:r>

--- a/klagomål/A 57473-2024 FSC-klagomål.docx
+++ b/klagomål/A 57473-2024 FSC-klagomål.docx
@@ -1592,7 +1592,7 @@
     <w:r>
       <w:tab/>
       <w:tab/>
-      <w:t>2026-08-27</w:t>
+      <w:t>2026-08-28</w:t>
       <w:br/>
       <w:br/>
     </w:r>

--- a/klagomål/A 57473-2024 FSC-klagomål.docx
+++ b/klagomål/A 57473-2024 FSC-klagomål.docx
@@ -1592,7 +1592,7 @@
     <w:r>
       <w:tab/>
       <w:tab/>
-      <w:t>2026-08-28</w:t>
+      <w:t>2026-08-29</w:t>
       <w:br/>
       <w:br/>
     </w:r>

--- a/klagomål/A 57473-2024 FSC-klagomål.docx
+++ b/klagomål/A 57473-2024 FSC-klagomål.docx
@@ -1592,7 +1592,7 @@
     <w:r>
       <w:tab/>
       <w:tab/>
-      <w:t>2026-08-29</w:t>
+      <w:t>2026-08-31</w:t>
       <w:br/>
       <w:br/>
     </w:r>

--- a/klagomål/A 57473-2024 FSC-klagomål.docx
+++ b/klagomål/A 57473-2024 FSC-klagomål.docx
@@ -1592,7 +1592,7 @@
     <w:r>
       <w:tab/>
       <w:tab/>
-      <w:t>2026-08-31</w:t>
+      <w:t>2026-09-01</w:t>
       <w:br/>
       <w:br/>
     </w:r>

--- a/klagomål/A 57473-2024 FSC-klagomål.docx
+++ b/klagomål/A 57473-2024 FSC-klagomål.docx
@@ -1592,7 +1592,7 @@
     <w:r>
       <w:tab/>
       <w:tab/>
-      <w:t>2026-09-01</w:t>
+      <w:t>2026-09-02</w:t>
       <w:br/>
       <w:br/>
     </w:r>

--- a/klagomål/A 57473-2024 FSC-klagomål.docx
+++ b/klagomål/A 57473-2024 FSC-klagomål.docx
@@ -1592,7 +1592,7 @@
     <w:r>
       <w:tab/>
       <w:tab/>
-      <w:t>2026-09-02</w:t>
+      <w:t>2026-09-03</w:t>
       <w:br/>
       <w:br/>
     </w:r>

--- a/klagomål/A 57473-2024 FSC-klagomål.docx
+++ b/klagomål/A 57473-2024 FSC-klagomål.docx
@@ -1592,7 +1592,7 @@
     <w:r>
       <w:tab/>
       <w:tab/>
-      <w:t>2026-09-03</w:t>
+      <w:t>2026-09-04</w:t>
       <w:br/>
       <w:br/>
     </w:r>

--- a/klagomål/A 57473-2024 FSC-klagomål.docx
+++ b/klagomål/A 57473-2024 FSC-klagomål.docx
@@ -1592,7 +1592,7 @@
     <w:r>
       <w:tab/>
       <w:tab/>
-      <w:t>2026-09-04</w:t>
+      <w:t>2026-09-05</w:t>
       <w:br/>
       <w:br/>
     </w:r>
